--- a/document-merge-service/kt_bern/templatefiles/fr-programme-de-procedure-normal.docx
+++ b/document-merge-service/kt_bern/templatefiles/fr-programme-de-procedure-normal.docx
@@ -1,17 +1,15 @@
 
 <file path=word/document.xml><?xml version="1.0" encoding="utf-8"?>
-<w:document xmlns:o="urn:schemas-microsoft-com:office:office" xmlns:r="http://schemas.openxmlformats.org/officeDocument/2006/relationships" xmlns:v="urn:schemas-microsoft-com:vml" xmlns:w="http://schemas.openxmlformats.org/wordprocessingml/2006/main" xmlns:w10="urn:schemas-microsoft-com:office:word" xmlns:wp="http://schemas.openxmlformats.org/drawingml/2006/wordprocessingDrawing" xmlns:wps="http://schemas.microsoft.com/office/word/2010/wordprocessingShape" xmlns:wpg="http://schemas.microsoft.com/office/word/2010/wordprocessingGroup" xmlns:mc="http://schemas.openxmlformats.org/markup-compatibility/2006" xmlns:wp14="http://schemas.microsoft.com/office/word/2010/wordprocessingDrawing" xmlns:w14="http://schemas.microsoft.com/office/word/2010/wordml" mc:Ignorable="w14 wp14">
+<w:document xmlns:wpc="http://schemas.microsoft.com/office/word/2010/wordprocessingCanvas" xmlns:cx="http://schemas.microsoft.com/office/drawing/2014/chartex" xmlns:cx1="http://schemas.microsoft.com/office/drawing/2015/9/8/chartex" xmlns:cx2="http://schemas.microsoft.com/office/drawing/2015/10/21/chartex" xmlns:cx3="http://schemas.microsoft.com/office/drawing/2016/5/9/chartex" xmlns:cx4="http://schemas.microsoft.com/office/drawing/2016/5/10/chartex" xmlns:cx5="http://schemas.microsoft.com/office/drawing/2016/5/11/chartex" xmlns:cx6="http://schemas.microsoft.com/office/drawing/2016/5/12/chartex" xmlns:cx7="http://schemas.microsoft.com/office/drawing/2016/5/13/chartex" xmlns:cx8="http://schemas.microsoft.com/office/drawing/2016/5/14/chartex" xmlns:mc="http://schemas.openxmlformats.org/markup-compatibility/2006" xmlns:aink="http://schemas.microsoft.com/office/drawing/2016/ink" xmlns:am3d="http://schemas.microsoft.com/office/drawing/2017/model3d" xmlns:o="urn:schemas-microsoft-com:office:office" xmlns:oel="http://schemas.microsoft.com/office/2019/extlst" xmlns:r="http://schemas.openxmlformats.org/officeDocument/2006/relationships" xmlns:m="http://schemas.openxmlformats.org/officeDocument/2006/math" xmlns:v="urn:schemas-microsoft-com:vml" xmlns:wp14="http://schemas.microsoft.com/office/word/2010/wordprocessingDrawing" xmlns:wp="http://schemas.openxmlformats.org/drawingml/2006/wordprocessingDrawing" xmlns:w10="urn:schemas-microsoft-com:office:word" xmlns:w="http://schemas.openxmlformats.org/wordprocessingml/2006/main" xmlns:w14="http://schemas.microsoft.com/office/word/2010/wordml" xmlns:w15="http://schemas.microsoft.com/office/word/2012/wordml" xmlns:w16cex="http://schemas.microsoft.com/office/word/2018/wordml/cex" xmlns:w16cid="http://schemas.microsoft.com/office/word/2016/wordml/cid" xmlns:w16="http://schemas.microsoft.com/office/word/2018/wordml" xmlns:w16sdtdh="http://schemas.microsoft.com/office/word/2020/wordml/sdtdatahash" xmlns:w16se="http://schemas.microsoft.com/office/word/2015/wordml/symex" xmlns:wpg="http://schemas.microsoft.com/office/word/2010/wordprocessingGroup" xmlns:wpi="http://schemas.microsoft.com/office/word/2010/wordprocessingInk" xmlns:wne="http://schemas.microsoft.com/office/word/2006/wordml" xmlns:wps="http://schemas.microsoft.com/office/word/2010/wordprocessingShape" mc:Ignorable="w14 w15 w16se w16cid w16 w16cex w16sdtdh wp14">
   <w:body>
     <w:p>
       <w:pPr>
         <w:pStyle w:val="Text"/>
         <w:tabs>
-          <w:tab w:val="left" w:pos="5670" w:leader="none"/>
+          <w:tab w:val="left" w:pos="5670"/>
         </w:tabs>
-        <w:rPr/>
-      </w:pPr>
-      <w:r>
-        <w:rPr/>
+      </w:pPr>
+      <w:r>
         <w:tab/>
       </w:r>
     </w:p>
@@ -19,18 +17,15 @@
       <w:pPr>
         <w:pStyle w:val="Text"/>
         <w:tabs>
-          <w:tab w:val="left" w:pos="5670" w:leader="none"/>
+          <w:tab w:val="left" w:pos="5670"/>
         </w:tabs>
-        <w:rPr/>
-      </w:pPr>
-      <w:r>
-        <w:rPr/>
+      </w:pPr>
+      <w:r>
         <w:tab/>
         <w:t>{{NOM_LEGAL}</w:t>
       </w:r>
       <w:bookmarkStart w:id="0" w:name="__DdeLink__140_1395563850"/>
       <w:r>
-        <w:rPr/>
         <w:t>}</w:t>
       </w:r>
       <w:bookmarkEnd w:id="0"/>
@@ -39,12 +34,10 @@
       <w:pPr>
         <w:pStyle w:val="Text"/>
         <w:tabs>
-          <w:tab w:val="left" w:pos="5670" w:leader="none"/>
+          <w:tab w:val="left" w:pos="5670"/>
         </w:tabs>
-        <w:rPr/>
-      </w:pPr>
-      <w:r>
-        <w:rPr/>
+      </w:pPr>
+      <w:r>
         <w:tab/>
         <w:t>{{REQUERANT}}</w:t>
       </w:r>
@@ -53,12 +46,10 @@
       <w:pPr>
         <w:pStyle w:val="Text"/>
         <w:tabs>
-          <w:tab w:val="left" w:pos="5670" w:leader="none"/>
+          <w:tab w:val="left" w:pos="5670"/>
         </w:tabs>
-        <w:rPr/>
-      </w:pPr>
-      <w:r>
-        <w:rPr/>
+      </w:pPr>
+      <w:r>
         <w:tab/>
         <w:t>{{REQUERANT_ADRESSE_1}}</w:t>
       </w:r>
@@ -67,12 +58,10 @@
       <w:pPr>
         <w:pStyle w:val="Text"/>
         <w:tabs>
-          <w:tab w:val="left" w:pos="5670" w:leader="none"/>
+          <w:tab w:val="left" w:pos="5670"/>
         </w:tabs>
-        <w:rPr/>
-      </w:pPr>
-      <w:r>
-        <w:rPr/>
+      </w:pPr>
+      <w:r>
         <w:tab/>
         <w:t>{{REQUERANT_ADRESSE_2}}</w:t>
       </w:r>
@@ -82,38 +71,24 @@
         <w:pStyle w:val="Text"/>
         <w:rPr>
           <w:b/>
+        </w:rPr>
+      </w:pPr>
+    </w:p>
+    <w:p>
+      <w:pPr>
+        <w:pStyle w:val="Text"/>
+        <w:rPr>
           <w:b/>
         </w:rPr>
       </w:pPr>
-      <w:r>
-        <w:rPr>
-          <w:b/>
-        </w:rPr>
-      </w:r>
-    </w:p>
-    <w:p>
-      <w:pPr>
-        <w:pStyle w:val="Text"/>
-        <w:rPr>
-          <w:b/>
-          <w:b/>
-        </w:rPr>
-      </w:pPr>
-      <w:r>
-        <w:rPr>
-          <w:b/>
-        </w:rPr>
-      </w:r>
-    </w:p>
-    <w:p>
-      <w:pPr>
-        <w:pStyle w:val="Normal"/>
+    </w:p>
+    <w:p>
+      <w:pPr>
         <w:tabs>
-          <w:tab w:val="right" w:pos="9072" w:leader="none"/>
+          <w:tab w:val="right" w:pos="9072"/>
         </w:tabs>
-        <w:spacing w:lineRule="atLeast" w:line="280"/>
-        <w:rPr>
-          <w:b/>
+        <w:spacing w:line="280" w:lineRule="atLeast"/>
+        <w:rPr>
           <w:b/>
           <w:lang w:val="fr-CH"/>
         </w:rPr>
@@ -122,9 +97,16 @@
         <w:rPr>
           <w:b/>
           <w:sz w:val="24"/>
-          <w:lang w:val="fr-CH"/>
-        </w:rPr>
-        <w:t>Programme de procédure</w:t>
+        </w:rPr>
+        <w:t>P</w:t>
+      </w:r>
+      <w:r>
+        <w:rPr>
+          <w:b/>
+          <w:sz w:val="24"/>
+          <w:lang w:val="fr-CH"/>
+        </w:rPr>
+        <w:t>rogramme de procédure</w:t>
       </w:r>
     </w:p>
     <w:p>
@@ -134,44 +116,27 @@
           <w:lang w:val="fr-CH"/>
         </w:rPr>
       </w:pPr>
-      <w:r>
-        <w:rPr>
-          <w:lang w:val="fr-CH"/>
-        </w:rPr>
-      </w:r>
     </w:p>
     <w:tbl>
       <w:tblPr>
         <w:tblW w:w="9322" w:type="dxa"/>
-        <w:jc w:val="left"/>
-        <w:tblInd w:w="0" w:type="dxa"/>
-        <w:tblBorders/>
-        <w:tblCellMar>
-          <w:top w:w="0" w:type="dxa"/>
-          <w:left w:w="108" w:type="dxa"/>
-          <w:bottom w:w="0" w:type="dxa"/>
-          <w:right w:w="108" w:type="dxa"/>
-        </w:tblCellMar>
-        <w:tblLook w:noVBand="0" w:val="01e0" w:noHBand="0" w:lastColumn="1" w:firstColumn="1" w:lastRow="1" w:firstRow="1"/>
+        <w:tblLook w:val="01E0" w:firstRow="1" w:lastRow="1" w:firstColumn="1" w:lastColumn="1" w:noHBand="0" w:noVBand="0"/>
       </w:tblPr>
       <w:tblGrid>
-        <w:gridCol w:w="1386"/>
-        <w:gridCol w:w="4444"/>
-        <w:gridCol w:w="676"/>
-        <w:gridCol w:w="2815"/>
+        <w:gridCol w:w="1469"/>
+        <w:gridCol w:w="4709"/>
+        <w:gridCol w:w="716"/>
+        <w:gridCol w:w="2982"/>
       </w:tblGrid>
       <w:tr>
-        <w:trPr/>
         <w:tc>
           <w:tcPr>
             <w:tcW w:w="1386" w:type="dxa"/>
-            <w:tcBorders/>
-            <w:shd w:fill="auto" w:val="clear"/>
+            <w:shd w:val="clear" w:color="auto" w:fill="auto"/>
           </w:tcPr>
           <w:p>
             <w:pPr>
-              <w:pStyle w:val="Normal"/>
-              <w:spacing w:lineRule="exact" w:line="280" w:before="120" w:after="0"/>
+              <w:spacing w:before="120" w:line="280" w:lineRule="exact"/>
               <w:rPr>
                 <w:lang w:val="fr-CH"/>
               </w:rPr>
@@ -187,17 +152,13 @@
         <w:tc>
           <w:tcPr>
             <w:tcW w:w="4444" w:type="dxa"/>
-            <w:tcBorders/>
-            <w:shd w:fill="auto" w:val="clear"/>
+            <w:shd w:val="clear" w:color="auto" w:fill="auto"/>
           </w:tcPr>
           <w:p>
             <w:pPr>
-              <w:pStyle w:val="Normal"/>
-              <w:spacing w:lineRule="exact" w:line="280" w:before="120" w:after="0"/>
-              <w:rPr/>
+              <w:spacing w:before="120" w:line="280" w:lineRule="exact"/>
             </w:pPr>
             <w:r>
-              <w:rPr/>
               <w:t>{{ADRESSE}}</w:t>
             </w:r>
           </w:p>
@@ -205,17 +166,13 @@
         <w:tc>
           <w:tcPr>
             <w:tcW w:w="676" w:type="dxa"/>
-            <w:tcBorders/>
-            <w:shd w:fill="auto" w:val="clear"/>
+            <w:shd w:val="clear" w:color="auto" w:fill="auto"/>
           </w:tcPr>
           <w:p>
             <w:pPr>
-              <w:pStyle w:val="Normal"/>
-              <w:spacing w:lineRule="exact" w:line="280" w:before="120" w:after="0"/>
-              <w:rPr/>
+              <w:spacing w:before="120" w:line="280" w:lineRule="exact"/>
             </w:pPr>
             <w:r>
-              <w:rPr/>
               <w:t>N° eBau</w:t>
             </w:r>
           </w:p>
@@ -223,14 +180,11 @@
         <w:tc>
           <w:tcPr>
             <w:tcW w:w="2815" w:type="dxa"/>
-            <w:tcBorders/>
-            <w:shd w:fill="auto" w:val="clear"/>
+            <w:shd w:val="clear" w:color="auto" w:fill="auto"/>
           </w:tcPr>
           <w:p>
             <w:pPr>
-              <w:pStyle w:val="Normal"/>
-              <w:spacing w:lineRule="exact" w:line="280" w:before="120" w:after="0"/>
-              <w:rPr/>
+              <w:spacing w:before="120" w:line="280" w:lineRule="exact"/>
             </w:pPr>
             <w:r>
               <w:rPr>
@@ -242,17 +196,14 @@
         </w:tc>
       </w:tr>
       <w:tr>
-        <w:trPr/>
         <w:tc>
           <w:tcPr>
             <w:tcW w:w="1386" w:type="dxa"/>
-            <w:tcBorders/>
-            <w:shd w:fill="auto" w:val="clear"/>
+            <w:shd w:val="clear" w:color="auto" w:fill="auto"/>
           </w:tcPr>
           <w:p>
             <w:pPr>
-              <w:pStyle w:val="Normal"/>
-              <w:spacing w:lineRule="exact" w:line="280" w:before="120" w:after="0"/>
+              <w:spacing w:before="120" w:line="280" w:lineRule="exact"/>
               <w:rPr>
                 <w:lang w:val="fr-CH"/>
               </w:rPr>
@@ -271,17 +222,13 @@
           <w:tcPr>
             <w:tcW w:w="7935" w:type="dxa"/>
             <w:gridSpan w:val="3"/>
-            <w:tcBorders/>
-            <w:shd w:fill="auto" w:val="clear"/>
+            <w:shd w:val="clear" w:color="auto" w:fill="auto"/>
           </w:tcPr>
           <w:p>
             <w:pPr>
-              <w:pStyle w:val="Normal"/>
-              <w:spacing w:lineRule="exact" w:line="280" w:before="120" w:after="0"/>
-              <w:rPr/>
+              <w:spacing w:before="120" w:line="280" w:lineRule="exact"/>
             </w:pPr>
             <w:r>
-              <w:rPr/>
               <w:t>{{</w:t>
             </w:r>
             <w:r>
@@ -291,24 +238,20 @@
               <w:t>PARCELLE</w:t>
             </w:r>
             <w:r>
-              <w:rPr/>
               <w:t>}}</w:t>
             </w:r>
           </w:p>
         </w:tc>
       </w:tr>
       <w:tr>
-        <w:trPr/>
         <w:tc>
           <w:tcPr>
             <w:tcW w:w="1386" w:type="dxa"/>
-            <w:tcBorders/>
-            <w:shd w:fill="auto" w:val="clear"/>
+            <w:shd w:val="clear" w:color="auto" w:fill="auto"/>
           </w:tcPr>
           <w:p>
             <w:pPr>
-              <w:pStyle w:val="Normal"/>
-              <w:spacing w:lineRule="exact" w:line="280" w:before="120" w:after="0"/>
+              <w:spacing w:before="120" w:line="280" w:lineRule="exact"/>
               <w:rPr>
                 <w:lang w:val="fr-CH"/>
               </w:rPr>
@@ -325,14 +268,11 @@
           <w:tcPr>
             <w:tcW w:w="7935" w:type="dxa"/>
             <w:gridSpan w:val="3"/>
-            <w:tcBorders/>
-            <w:shd w:fill="auto" w:val="clear"/>
+            <w:shd w:val="clear" w:color="auto" w:fill="auto"/>
           </w:tcPr>
           <w:p>
             <w:pPr>
-              <w:pStyle w:val="Normal"/>
-              <w:spacing w:lineRule="exact" w:line="280" w:before="120" w:after="0"/>
-              <w:rPr/>
+              <w:spacing w:before="120" w:line="280" w:lineRule="exact"/>
             </w:pPr>
             <w:r>
               <w:rPr>
@@ -344,17 +284,14 @@
         </w:tc>
       </w:tr>
       <w:tr>
-        <w:trPr/>
         <w:tc>
           <w:tcPr>
             <w:tcW w:w="1386" w:type="dxa"/>
-            <w:tcBorders/>
-            <w:shd w:fill="auto" w:val="clear"/>
+            <w:shd w:val="clear" w:color="auto" w:fill="auto"/>
           </w:tcPr>
           <w:p>
             <w:pPr>
-              <w:pStyle w:val="Normal"/>
-              <w:spacing w:lineRule="exact" w:line="280" w:before="120" w:after="0"/>
+              <w:spacing w:before="120" w:line="280" w:lineRule="exact"/>
               <w:rPr>
                 <w:lang w:val="fr-CH"/>
               </w:rPr>
@@ -371,13 +308,11 @@
           <w:tcPr>
             <w:tcW w:w="7935" w:type="dxa"/>
             <w:gridSpan w:val="3"/>
-            <w:tcBorders/>
-            <w:shd w:fill="auto" w:val="clear"/>
+            <w:shd w:val="clear" w:color="auto" w:fill="auto"/>
           </w:tcPr>
           <w:p>
             <w:pPr>
-              <w:pStyle w:val="Normal"/>
-              <w:spacing w:lineRule="exact" w:line="280" w:before="120" w:after="0"/>
+              <w:spacing w:before="120" w:line="280" w:lineRule="exact"/>
               <w:rPr>
                 <w:color w:val="000000"/>
                 <w:highlight w:val="red"/>
@@ -393,17 +328,14 @@
         </w:tc>
       </w:tr>
       <w:tr>
-        <w:trPr/>
         <w:tc>
           <w:tcPr>
             <w:tcW w:w="1386" w:type="dxa"/>
-            <w:tcBorders/>
-            <w:shd w:fill="auto" w:val="clear"/>
+            <w:shd w:val="clear" w:color="auto" w:fill="auto"/>
           </w:tcPr>
           <w:p>
             <w:pPr>
-              <w:pStyle w:val="Normal"/>
-              <w:spacing w:lineRule="exact" w:line="280" w:before="120" w:after="0"/>
+              <w:spacing w:before="120" w:line="280" w:lineRule="exact"/>
               <w:rPr>
                 <w:lang w:val="fr-CH"/>
               </w:rPr>
@@ -420,13 +352,11 @@
           <w:tcPr>
             <w:tcW w:w="7935" w:type="dxa"/>
             <w:gridSpan w:val="3"/>
-            <w:tcBorders/>
-            <w:shd w:fill="auto" w:val="clear"/>
+            <w:shd w:val="clear" w:color="auto" w:fill="auto"/>
           </w:tcPr>
           <w:p>
             <w:pPr>
-              <w:pStyle w:val="Normal"/>
-              <w:spacing w:lineRule="exact" w:line="280" w:before="120" w:after="0"/>
+              <w:spacing w:before="120" w:line="280" w:lineRule="exact"/>
               <w:rPr>
                 <w:color w:val="000000"/>
                 <w:highlight w:val="red"/>
@@ -442,17 +372,14 @@
         </w:tc>
       </w:tr>
       <w:tr>
-        <w:trPr/>
         <w:tc>
           <w:tcPr>
             <w:tcW w:w="1386" w:type="dxa"/>
-            <w:tcBorders/>
-            <w:shd w:fill="auto" w:val="clear"/>
+            <w:shd w:val="clear" w:color="auto" w:fill="auto"/>
           </w:tcPr>
           <w:p>
             <w:pPr>
-              <w:pStyle w:val="Normal"/>
-              <w:spacing w:lineRule="exact" w:line="280" w:before="120" w:after="0"/>
+              <w:spacing w:before="120" w:line="280" w:lineRule="exact"/>
               <w:rPr>
                 <w:lang w:val="fr-CH"/>
               </w:rPr>
@@ -469,14 +396,11 @@
           <w:tcPr>
             <w:tcW w:w="7935" w:type="dxa"/>
             <w:gridSpan w:val="3"/>
-            <w:tcBorders/>
-            <w:shd w:fill="auto" w:val="clear"/>
+            <w:shd w:val="clear" w:color="auto" w:fill="auto"/>
           </w:tcPr>
           <w:p>
             <w:pPr>
-              <w:pStyle w:val="Normal"/>
-              <w:spacing w:lineRule="exact" w:line="280" w:before="120" w:after="0"/>
-              <w:rPr/>
+              <w:spacing w:before="120" w:line="280" w:lineRule="exact"/>
             </w:pPr>
             <w:r>
               <w:rPr>
@@ -488,17 +412,14 @@
         </w:tc>
       </w:tr>
       <w:tr>
-        <w:trPr/>
         <w:tc>
           <w:tcPr>
             <w:tcW w:w="1386" w:type="dxa"/>
-            <w:tcBorders/>
-            <w:shd w:fill="auto" w:val="clear"/>
+            <w:shd w:val="clear" w:color="auto" w:fill="auto"/>
           </w:tcPr>
           <w:p>
             <w:pPr>
-              <w:pStyle w:val="Normal"/>
-              <w:spacing w:lineRule="exact" w:line="280" w:before="120" w:after="0"/>
+              <w:spacing w:before="120" w:line="280" w:lineRule="exact"/>
               <w:rPr>
                 <w:lang w:val="fr-CH"/>
               </w:rPr>
@@ -514,17 +435,13 @@
         <w:tc>
           <w:tcPr>
             <w:tcW w:w="4444" w:type="dxa"/>
-            <w:tcBorders/>
-            <w:shd w:fill="auto" w:val="clear"/>
+            <w:shd w:val="clear" w:color="auto" w:fill="auto"/>
           </w:tcPr>
           <w:p>
             <w:pPr>
-              <w:pStyle w:val="Normal"/>
-              <w:spacing w:lineRule="exact" w:line="280" w:before="120" w:after="0"/>
-              <w:rPr/>
+              <w:spacing w:before="120" w:line="280" w:lineRule="exact"/>
             </w:pPr>
             <w:r>
-              <w:rPr/>
               <w:t>{{RESPONSABLE_AUTORITE_DIRECTRICE}}</w:t>
             </w:r>
           </w:p>
@@ -532,17 +449,13 @@
         <w:tc>
           <w:tcPr>
             <w:tcW w:w="676" w:type="dxa"/>
-            <w:tcBorders/>
-            <w:shd w:fill="auto" w:val="clear"/>
+            <w:shd w:val="clear" w:color="auto" w:fill="auto"/>
           </w:tcPr>
           <w:p>
             <w:pPr>
-              <w:pStyle w:val="Normal"/>
-              <w:spacing w:lineRule="exact" w:line="280" w:before="120" w:after="0"/>
-              <w:rPr/>
+              <w:spacing w:before="120" w:line="280" w:lineRule="exact"/>
             </w:pPr>
             <w:r>
-              <w:rPr/>
               <w:t>N° de tél.</w:t>
             </w:r>
           </w:p>
@@ -550,13 +463,11 @@
         <w:tc>
           <w:tcPr>
             <w:tcW w:w="2815" w:type="dxa"/>
-            <w:tcBorders/>
-            <w:shd w:fill="auto" w:val="clear"/>
+            <w:shd w:val="clear" w:color="auto" w:fill="auto"/>
           </w:tcPr>
           <w:p>
             <w:pPr>
-              <w:pStyle w:val="Normal"/>
-              <w:spacing w:lineRule="exact" w:line="280" w:before="120" w:after="0"/>
+              <w:spacing w:before="120" w:line="280" w:lineRule="exact"/>
               <w:rPr>
                 <w:color w:val="000000"/>
                 <w:lang w:val="fr-CH"/>
@@ -572,8 +483,7 @@
           </w:p>
           <w:p>
             <w:pPr>
-              <w:pStyle w:val="Normal"/>
-              <w:spacing w:lineRule="exact" w:line="280" w:before="120" w:after="0"/>
+              <w:spacing w:before="120" w:line="280" w:lineRule="exact"/>
               <w:rPr>
                 <w:color w:val="008000"/>
                 <w:highlight w:val="yellow"/>
@@ -592,119 +502,137 @@
               </w:rPr>
               <w:t>}}</w:t>
             </w:r>
-            <w:bookmarkStart w:id="2" w:name="_GoBack"/>
-            <w:bookmarkEnd w:id="2"/>
           </w:p>
         </w:tc>
       </w:tr>
     </w:tbl>
     <w:p>
       <w:pPr>
-        <w:pStyle w:val="Normal"/>
         <w:rPr>
           <w:b/>
+        </w:rPr>
+      </w:pPr>
+    </w:p>
+    <w:p>
+      <w:pPr>
+        <w:pStyle w:val="Text"/>
+      </w:pPr>
+    </w:p>
+    <w:p>
+      <w:pPr>
+        <w:spacing w:line="280" w:lineRule="exact"/>
+        <w:rPr>
           <w:b/>
+          <w:lang w:val="fr-CH"/>
         </w:rPr>
       </w:pPr>
       <w:r>
         <w:rPr>
           <w:b/>
-        </w:rPr>
-      </w:r>
-    </w:p>
-    <w:p>
-      <w:pPr>
-        <w:pStyle w:val="Text"/>
-        <w:rPr/>
-      </w:pPr>
-      <w:r>
-        <w:rPr/>
-      </w:r>
-    </w:p>
-    <w:p>
-      <w:pPr>
-        <w:pStyle w:val="Normal"/>
-        <w:spacing w:lineRule="exact" w:line="280"/>
+          <w:lang w:val="fr-CH"/>
+        </w:rPr>
+        <w:t>Procédure directrice</w:t>
+      </w:r>
+    </w:p>
+    <w:p>
+      <w:pPr>
+        <w:spacing w:line="280" w:lineRule="exact"/>
+        <w:rPr>
+          <w:lang w:val="fr-CH"/>
+        </w:rPr>
+      </w:pPr>
+    </w:p>
+    <w:p>
+      <w:pPr>
+        <w:spacing w:line="280" w:lineRule="exact"/>
         <w:rPr>
           <w:b/>
+          <w:lang w:val="fr-CH"/>
+        </w:rPr>
+      </w:pPr>
+      <w:r>
+        <w:rPr>
           <w:b/>
           <w:lang w:val="fr-CH"/>
         </w:rPr>
-      </w:pPr>
+        <w:t>Procédure à intégrer</w:t>
+      </w:r>
       <w:r>
         <w:rPr>
           <w:b/>
           <w:lang w:val="fr-CH"/>
         </w:rPr>
-        <w:t>Procédure directrice</w:t>
-      </w:r>
-    </w:p>
-    <w:p>
-      <w:pPr>
-        <w:pStyle w:val="Normal"/>
-        <w:spacing w:lineRule="exact" w:line="280"/>
-        <w:rPr>
-          <w:lang w:val="fr-CH"/>
-        </w:rPr>
-      </w:pPr>
-      <w:r>
-        <w:rPr>
-          <w:lang w:val="fr-CH"/>
-        </w:rPr>
-      </w:r>
-    </w:p>
-    <w:p>
-      <w:pPr>
-        <w:pStyle w:val="Normal"/>
-        <w:spacing w:lineRule="exact" w:line="280"/>
+        <w:tab/>
+      </w:r>
+      <w:r>
         <w:rPr>
           <w:b/>
+          <w:lang w:val="fr-CH"/>
+        </w:rPr>
+        <w:tab/>
+      </w:r>
+      <w:r>
+        <w:rPr>
           <w:b/>
           <w:lang w:val="fr-CH"/>
         </w:rPr>
-      </w:pPr>
+        <w:tab/>
+      </w:r>
       <w:r>
         <w:rPr>
           <w:b/>
           <w:lang w:val="fr-CH"/>
         </w:rPr>
-        <w:t>Procédure à intégrer</w:t>
         <w:tab/>
+      </w:r>
+      <w:r>
+        <w:rPr>
+          <w:b/>
+          <w:lang w:val="fr-CH"/>
+        </w:rPr>
         <w:tab/>
+      </w:r>
+      <w:r>
+        <w:rPr>
+          <w:b/>
+          <w:lang w:val="fr-CH"/>
+        </w:rPr>
         <w:tab/>
+      </w:r>
+      <w:r>
+        <w:rPr>
+          <w:b/>
+          <w:lang w:val="fr-CH"/>
+        </w:rPr>
         <w:tab/>
-        <w:tab/>
-        <w:tab/>
-        <w:tab/>
+      </w:r>
+      <w:r>
+        <w:rPr>
+          <w:b/>
+          <w:lang w:val="fr-CH"/>
+        </w:rPr>
         <w:tab/>
         <w:t>A liquider d’ici au:</w:t>
       </w:r>
     </w:p>
     <w:p>
       <w:pPr>
-        <w:pStyle w:val="Normal"/>
         <w:tabs>
-          <w:tab w:val="left" w:pos="284" w:leader="none"/>
-          <w:tab w:val="right" w:pos="9070" w:leader="none"/>
+          <w:tab w:val="left" w:pos="284"/>
+          <w:tab w:val="right" w:pos="9070"/>
         </w:tabs>
-        <w:spacing w:lineRule="exact" w:line="280"/>
-        <w:rPr>
-          <w:lang w:val="fr-CH"/>
-        </w:rPr>
-      </w:pPr>
-      <w:r>
-        <w:rPr>
-          <w:lang w:val="fr-CH"/>
-        </w:rPr>
-      </w:r>
-    </w:p>
-    <w:p>
-      <w:pPr>
-        <w:pStyle w:val="Normal"/>
+        <w:spacing w:line="280" w:lineRule="exact"/>
+        <w:rPr>
+          <w:lang w:val="fr-CH"/>
+        </w:rPr>
+      </w:pPr>
+    </w:p>
+    <w:p>
+      <w:pPr>
         <w:tabs>
-          <w:tab w:val="right" w:pos="9070" w:leader="none"/>
+          <w:tab w:val="right" w:pos="9070"/>
         </w:tabs>
-        <w:spacing w:lineRule="exact" w:line="280"/>
+        <w:spacing w:line="280" w:lineRule="exact"/>
         <w:rPr>
           <w:lang w:val="fr-CH"/>
         </w:rPr>
@@ -715,6 +643,12 @@
           <w:lang w:val="fr-CH"/>
         </w:rPr>
         <w:t>Services spécialisés de la commune</w:t>
+      </w:r>
+      <w:r>
+        <w:rPr>
+          <w:b/>
+          <w:lang w:val="fr-CH"/>
+        </w:rPr>
         <w:tab/>
         <w:t>Rapport à déposer d’ici au:</w:t>
       </w:r>
@@ -722,30 +656,124 @@
     <w:tbl>
       <w:tblPr>
         <w:tblW w:w="9075" w:type="dxa"/>
-        <w:jc w:val="left"/>
-        <w:tblInd w:w="0" w:type="dxa"/>
-        <w:tblBorders/>
         <w:tblCellMar>
-          <w:top w:w="0" w:type="dxa"/>
           <w:left w:w="0" w:type="dxa"/>
-          <w:bottom w:w="0" w:type="dxa"/>
           <w:right w:w="0" w:type="dxa"/>
         </w:tblCellMar>
-        <w:tblLook w:noVBand="1" w:val="04a0" w:noHBand="0" w:lastColumn="0" w:firstColumn="1" w:lastRow="0" w:firstRow="1"/>
+        <w:tblLook w:val="04A0" w:firstRow="1" w:lastRow="0" w:firstColumn="1" w:lastColumn="0" w:noHBand="0" w:noVBand="1"/>
       </w:tblPr>
       <w:tblGrid>
-        <w:gridCol w:w="6839"/>
+        <w:gridCol w:w="6840"/>
         <w:gridCol w:w="2235"/>
       </w:tblGrid>
       <w:tr>
         <w:trPr>
-          <w:tblHeader w:val="true"/>
+          <w:tblHeader/>
         </w:trPr>
         <w:tc>
           <w:tcPr>
             <w:tcW w:w="6839" w:type="dxa"/>
-            <w:tcBorders/>
-            <w:shd w:fill="auto" w:val="clear"/>
+            <w:shd w:val="clear" w:color="auto" w:fill="auto"/>
+          </w:tcPr>
+          <w:p>
+            <w:pPr>
+              <w:pStyle w:val="TableContents"/>
+              <w:rPr>
+                <w:lang w:val="fr-CH"/>
+              </w:rPr>
+            </w:pPr>
+          </w:p>
+        </w:tc>
+        <w:tc>
+          <w:tcPr>
+            <w:tcW w:w="2235" w:type="dxa"/>
+            <w:shd w:val="clear" w:color="auto" w:fill="auto"/>
+          </w:tcPr>
+          <w:p>
+            <w:pPr>
+              <w:pStyle w:val="TableContents"/>
+              <w:jc w:val="right"/>
+              <w:rPr>
+                <w:lang w:val="fr-CH"/>
+              </w:rPr>
+            </w:pPr>
+          </w:p>
+        </w:tc>
+      </w:tr>
+    </w:tbl>
+    <w:p>
+      <w:pPr>
+        <w:tabs>
+          <w:tab w:val="left" w:pos="284"/>
+          <w:tab w:val="left" w:pos="5387"/>
+          <w:tab w:val="right" w:pos="9070"/>
+        </w:tabs>
+        <w:spacing w:line="280" w:lineRule="exact"/>
+        <w:rPr>
+          <w:highlight w:val="yellow"/>
+          <w:lang w:val="fr-CH"/>
+        </w:rPr>
+      </w:pPr>
+    </w:p>
+    <w:p>
+      <w:pPr>
+        <w:tabs>
+          <w:tab w:val="left" w:pos="284"/>
+          <w:tab w:val="left" w:pos="5387"/>
+          <w:tab w:val="right" w:pos="9070"/>
+        </w:tabs>
+        <w:spacing w:line="280" w:lineRule="exact"/>
+        <w:rPr>
+          <w:lang w:val="fr-CH"/>
+        </w:rPr>
+      </w:pPr>
+    </w:p>
+    <w:p>
+      <w:pPr>
+        <w:tabs>
+          <w:tab w:val="right" w:pos="9070"/>
+        </w:tabs>
+        <w:spacing w:line="280" w:lineRule="exact"/>
+        <w:rPr>
+          <w:lang w:val="fr-CH"/>
+        </w:rPr>
+      </w:pPr>
+      <w:r>
+        <w:rPr>
+          <w:b/>
+          <w:lang w:val="fr-CH"/>
+        </w:rPr>
+        <w:t>Services cantonaux / autorités</w:t>
+      </w:r>
+      <w:r>
+        <w:rPr>
+          <w:b/>
+          <w:lang w:val="fr-CH"/>
+        </w:rPr>
+        <w:tab/>
+        <w:t>Rapport officiel à déposer d’ici au:</w:t>
+      </w:r>
+    </w:p>
+    <w:tbl>
+      <w:tblPr>
+        <w:tblW w:w="9075" w:type="dxa"/>
+        <w:tblCellMar>
+          <w:left w:w="0" w:type="dxa"/>
+          <w:right w:w="0" w:type="dxa"/>
+        </w:tblCellMar>
+        <w:tblLook w:val="04A0" w:firstRow="1" w:lastRow="0" w:firstColumn="1" w:lastColumn="0" w:noHBand="0" w:noVBand="1"/>
+      </w:tblPr>
+      <w:tblGrid>
+        <w:gridCol w:w="9075"/>
+      </w:tblGrid>
+      <w:tr>
+        <w:trPr>
+          <w:tblHeader/>
+        </w:trPr>
+        <w:tc>
+          <w:tcPr>
+            <w:tcW w:w="9075" w:type="dxa"/>
+            <w:shd w:val="clear" w:color="auto" w:fill="auto"/>
           </w:tcPr>
           <w:p>
             <w:pPr>
@@ -755,132 +783,6 @@
               </w:rPr>
             </w:pPr>
             <w:r>
-              <w:rPr>
-                <w:lang w:val="fr-CH"/>
-              </w:rPr>
-            </w:r>
-          </w:p>
-        </w:tc>
-        <w:tc>
-          <w:tcPr>
-            <w:tcW w:w="2235" w:type="dxa"/>
-            <w:tcBorders/>
-            <w:shd w:fill="auto" w:val="clear"/>
-          </w:tcPr>
-          <w:p>
-            <w:pPr>
-              <w:pStyle w:val="TableContents"/>
-              <w:jc w:val="right"/>
-              <w:rPr>
-                <w:lang w:val="fr-CH"/>
-              </w:rPr>
-            </w:pPr>
-            <w:r>
-              <w:rPr>
-                <w:lang w:val="fr-CH"/>
-              </w:rPr>
-            </w:r>
-          </w:p>
-        </w:tc>
-      </w:tr>
-    </w:tbl>
-    <w:p>
-      <w:pPr>
-        <w:pStyle w:val="Normal"/>
-        <w:tabs>
-          <w:tab w:val="left" w:pos="284" w:leader="none"/>
-          <w:tab w:val="left" w:pos="5387" w:leader="none"/>
-          <w:tab w:val="right" w:pos="9070" w:leader="none"/>
-        </w:tabs>
-        <w:spacing w:lineRule="exact" w:line="280"/>
-        <w:rPr>
-          <w:highlight w:val="yellow"/>
-          <w:lang w:val="fr-CH"/>
-        </w:rPr>
-      </w:pPr>
-      <w:r>
-        <w:rPr>
-          <w:highlight w:val="yellow"/>
-          <w:lang w:val="fr-CH"/>
-        </w:rPr>
-      </w:r>
-    </w:p>
-    <w:p>
-      <w:pPr>
-        <w:pStyle w:val="Normal"/>
-        <w:tabs>
-          <w:tab w:val="left" w:pos="284" w:leader="none"/>
-          <w:tab w:val="left" w:pos="5387" w:leader="none"/>
-          <w:tab w:val="right" w:pos="9070" w:leader="none"/>
-        </w:tabs>
-        <w:spacing w:lineRule="exact" w:line="280"/>
-        <w:rPr>
-          <w:lang w:val="fr-CH"/>
-        </w:rPr>
-      </w:pPr>
-      <w:r>
-        <w:rPr>
-          <w:lang w:val="fr-CH"/>
-        </w:rPr>
-      </w:r>
-    </w:p>
-    <w:p>
-      <w:pPr>
-        <w:pStyle w:val="Normal"/>
-        <w:tabs>
-          <w:tab w:val="right" w:pos="9070" w:leader="none"/>
-        </w:tabs>
-        <w:spacing w:lineRule="exact" w:line="280"/>
-        <w:rPr>
-          <w:lang w:val="fr-CH"/>
-        </w:rPr>
-      </w:pPr>
-      <w:r>
-        <w:rPr>
-          <w:b/>
-          <w:lang w:val="fr-CH"/>
-        </w:rPr>
-        <w:t>Services cantonaux / autorités</w:t>
-        <w:tab/>
-        <w:t>Rapport officiel à déposer d’ici au:</w:t>
-      </w:r>
-    </w:p>
-    <w:tbl>
-      <w:tblPr>
-        <w:tblW w:w="9075" w:type="dxa"/>
-        <w:jc w:val="left"/>
-        <w:tblInd w:w="0" w:type="dxa"/>
-        <w:tblBorders/>
-        <w:tblCellMar>
-          <w:top w:w="0" w:type="dxa"/>
-          <w:left w:w="0" w:type="dxa"/>
-          <w:bottom w:w="0" w:type="dxa"/>
-          <w:right w:w="0" w:type="dxa"/>
-        </w:tblCellMar>
-        <w:tblLook w:noVBand="1" w:val="04a0" w:noHBand="0" w:lastColumn="0" w:firstColumn="1" w:lastRow="0" w:firstRow="1"/>
-      </w:tblPr>
-      <w:tblGrid>
-        <w:gridCol w:w="9075"/>
-      </w:tblGrid>
-      <w:tr>
-        <w:trPr>
-          <w:tblHeader w:val="true"/>
-        </w:trPr>
-        <w:tc>
-          <w:tcPr>
-            <w:tcW w:w="9075" w:type="dxa"/>
-            <w:tcBorders/>
-            <w:shd w:fill="auto" w:val="clear"/>
-          </w:tcPr>
-          <w:p>
-            <w:pPr>
-              <w:pStyle w:val="TableContents"/>
-              <w:rPr>
-                <w:lang w:val="fr-CH"/>
-              </w:rPr>
-            </w:pPr>
-            <w:r>
-              <w:rPr/>
               <w:t>{{</w:t>
             </w:r>
             <w:r>
@@ -899,7 +801,6 @@
               <w:t>}</w:t>
             </w:r>
             <w:r>
-              <w:rPr/>
               <w:t>}</w:t>
             </w:r>
           </w:p>
@@ -908,51 +809,34 @@
     </w:tbl>
     <w:p>
       <w:pPr>
-        <w:pStyle w:val="Normal"/>
         <w:tabs>
-          <w:tab w:val="right" w:pos="9070" w:leader="none"/>
+          <w:tab w:val="right" w:pos="9070"/>
         </w:tabs>
-        <w:spacing w:lineRule="exact" w:line="280"/>
+        <w:spacing w:line="280" w:lineRule="exact"/>
         <w:rPr>
           <w:highlight w:val="yellow"/>
         </w:rPr>
       </w:pPr>
-      <w:r>
-        <w:rPr>
-          <w:highlight w:val="yellow"/>
-        </w:rPr>
-      </w:r>
     </w:p>
     <w:p>
       <w:pPr>
         <w:pStyle w:val="Default"/>
-        <w:rPr/>
-      </w:pPr>
-      <w:r>
-        <w:rPr/>
-      </w:r>
-    </w:p>
-    <w:p>
-      <w:pPr>
-        <w:pStyle w:val="Normal"/>
+      </w:pPr>
+    </w:p>
+    <w:p>
+      <w:pPr>
         <w:tabs>
-          <w:tab w:val="right" w:pos="9070" w:leader="none"/>
+          <w:tab w:val="right" w:pos="9070"/>
         </w:tabs>
-        <w:spacing w:lineRule="exact" w:line="280"/>
-        <w:rPr/>
-      </w:pPr>
-      <w:r>
-        <w:rPr/>
-      </w:r>
-    </w:p>
-    <w:p>
-      <w:pPr>
-        <w:pStyle w:val="Normal"/>
+        <w:spacing w:line="280" w:lineRule="exact"/>
+      </w:pPr>
+    </w:p>
+    <w:p>
+      <w:pPr>
         <w:tabs>
-          <w:tab w:val="right" w:pos="9070" w:leader="none"/>
+          <w:tab w:val="right" w:pos="9070"/>
         </w:tabs>
-        <w:spacing w:lineRule="exact" w:line="280"/>
-        <w:rPr/>
+        <w:spacing w:line="280" w:lineRule="exact"/>
       </w:pPr>
       <w:r>
         <w:rPr>
@@ -971,16 +855,7 @@
     <w:tbl>
       <w:tblPr>
         <w:tblW w:w="9782" w:type="dxa"/>
-        <w:jc w:val="left"/>
-        <w:tblInd w:w="0" w:type="dxa"/>
-        <w:tblBorders/>
-        <w:tblCellMar>
-          <w:top w:w="0" w:type="dxa"/>
-          <w:left w:w="108" w:type="dxa"/>
-          <w:bottom w:w="0" w:type="dxa"/>
-          <w:right w:w="108" w:type="dxa"/>
-        </w:tblCellMar>
-        <w:tblLook w:noVBand="0" w:val="01e0" w:noHBand="0" w:lastColumn="1" w:firstColumn="1" w:lastRow="1" w:firstRow="1"/>
+        <w:tblLook w:val="01E0" w:firstRow="1" w:lastRow="1" w:firstColumn="1" w:lastColumn="1" w:noHBand="0" w:noVBand="0"/>
       </w:tblPr>
       <w:tblGrid>
         <w:gridCol w:w="4111"/>
@@ -988,23 +863,20 @@
         <w:gridCol w:w="1985"/>
       </w:tblGrid>
       <w:tr>
-        <w:trPr/>
         <w:tc>
           <w:tcPr>
             <w:tcW w:w="4111" w:type="dxa"/>
-            <w:tcBorders/>
-            <w:shd w:fill="auto" w:val="clear"/>
+            <w:shd w:val="clear" w:color="auto" w:fill="auto"/>
           </w:tcPr>
           <w:p>
             <w:pPr>
-              <w:pStyle w:val="Normal"/>
               <w:tabs>
-                <w:tab w:val="left" w:pos="284" w:leader="none"/>
-                <w:tab w:val="left" w:pos="5387" w:leader="none"/>
-                <w:tab w:val="right" w:pos="9070" w:leader="none"/>
+                <w:tab w:val="left" w:pos="284"/>
+                <w:tab w:val="left" w:pos="5387"/>
+                <w:tab w:val="right" w:pos="9070"/>
               </w:tabs>
-              <w:spacing w:lineRule="exact" w:line="280" w:before="120" w:after="0"/>
-              <w:ind w:left="-111" w:hanging="0"/>
+              <w:spacing w:before="120" w:line="280" w:lineRule="exact"/>
+              <w:ind w:left="-111"/>
               <w:rPr>
                 <w:lang w:val="fr-CH"/>
               </w:rPr>
@@ -1020,17 +892,15 @@
         <w:tc>
           <w:tcPr>
             <w:tcW w:w="3686" w:type="dxa"/>
-            <w:tcBorders/>
-            <w:shd w:fill="auto" w:val="clear"/>
+            <w:shd w:val="clear" w:color="auto" w:fill="auto"/>
           </w:tcPr>
           <w:p>
             <w:pPr>
-              <w:pStyle w:val="Normal"/>
               <w:tabs>
-                <w:tab w:val="right" w:pos="9070" w:leader="none"/>
+                <w:tab w:val="right" w:pos="9070"/>
               </w:tabs>
-              <w:spacing w:lineRule="exact" w:line="280" w:before="120" w:after="0"/>
-              <w:ind w:right="34" w:hanging="0"/>
+              <w:spacing w:before="120" w:line="280" w:lineRule="exact"/>
+              <w:ind w:right="34"/>
               <w:rPr>
                 <w:lang w:val="fr-CH"/>
               </w:rPr>
@@ -1046,25 +916,22 @@
         <w:tc>
           <w:tcPr>
             <w:tcW w:w="1985" w:type="dxa"/>
-            <w:tcBorders/>
-            <w:shd w:fill="auto" w:val="clear"/>
+            <w:shd w:val="clear" w:color="auto" w:fill="auto"/>
           </w:tcPr>
           <w:p>
             <w:pPr>
-              <w:pStyle w:val="Normal"/>
               <w:tabs>
-                <w:tab w:val="left" w:pos="1737" w:leader="none"/>
-                <w:tab w:val="right" w:pos="9070" w:leader="none"/>
+                <w:tab w:val="left" w:pos="1737"/>
+                <w:tab w:val="right" w:pos="9070"/>
               </w:tabs>
-              <w:spacing w:lineRule="exact" w:line="280" w:before="120" w:after="0"/>
-              <w:ind w:right="34" w:hanging="0"/>
+              <w:spacing w:before="120" w:line="280" w:lineRule="exact"/>
+              <w:ind w:right="34"/>
               <w:jc w:val="center"/>
               <w:rPr>
                 <w:highlight w:val="red"/>
               </w:rPr>
             </w:pPr>
             <w:r>
-              <w:rPr/>
               <w:t>Date</w:t>
             </w:r>
           </w:p>
@@ -1073,11 +940,10 @@
     </w:tbl>
     <w:p>
       <w:pPr>
-        <w:pStyle w:val="Normal"/>
         <w:tabs>
-          <w:tab w:val="right" w:pos="9070" w:leader="none"/>
+          <w:tab w:val="right" w:pos="9070"/>
         </w:tabs>
-        <w:spacing w:lineRule="exact" w:line="280" w:before="120" w:after="0"/>
+        <w:spacing w:before="120" w:line="280" w:lineRule="exact"/>
         <w:rPr>
           <w:lang w:val="fr-CH"/>
         </w:rPr>
@@ -1087,17 +953,21 @@
           <w:lang w:val="fr-CH"/>
         </w:rPr>
         <w:t>Séance de conciliation / pourparlers de conciliation / observations finales</w:t>
+      </w:r>
+      <w:r>
+        <w:rPr>
+          <w:lang w:val="fr-CH"/>
+        </w:rPr>
         <w:tab/>
         <w:t>Date</w:t>
       </w:r>
     </w:p>
     <w:p>
       <w:pPr>
-        <w:pStyle w:val="Normal"/>
         <w:tabs>
-          <w:tab w:val="right" w:pos="9072" w:leader="none"/>
+          <w:tab w:val="right" w:pos="9072"/>
         </w:tabs>
-        <w:spacing w:lineRule="exact" w:line="280" w:before="120" w:after="0"/>
+        <w:spacing w:before="120" w:line="280" w:lineRule="exact"/>
         <w:rPr>
           <w:lang w:val="fr-CH"/>
         </w:rPr>
@@ -1107,17 +977,21 @@
           <w:lang w:val="fr-CH"/>
         </w:rPr>
         <w:t>Rapports officiels / rapports techniques</w:t>
+      </w:r>
+      <w:r>
+        <w:rPr>
+          <w:lang w:val="fr-CH"/>
+        </w:rPr>
         <w:tab/>
         <w:t>Date</w:t>
       </w:r>
     </w:p>
     <w:p>
       <w:pPr>
-        <w:pStyle w:val="Normal"/>
         <w:tabs>
-          <w:tab w:val="right" w:pos="9072" w:leader="none"/>
+          <w:tab w:val="right" w:pos="9072"/>
         </w:tabs>
-        <w:spacing w:lineRule="exact" w:line="280" w:before="120" w:after="0"/>
+        <w:spacing w:before="120" w:line="280" w:lineRule="exact"/>
         <w:rPr>
           <w:lang w:val="fr-CH"/>
         </w:rPr>
@@ -1127,88 +1001,106 @@
           <w:lang w:val="fr-CH"/>
         </w:rPr>
         <w:t>Décision par l’autorité d’octroi du permis de construire</w:t>
+      </w:r>
+      <w:r>
+        <w:rPr>
+          <w:lang w:val="fr-CH"/>
+        </w:rPr>
         <w:tab/>
         <w:t>Date</w:t>
       </w:r>
     </w:p>
     <w:p>
       <w:pPr>
-        <w:pStyle w:val="Normal"/>
         <w:tabs>
-          <w:tab w:val="left" w:pos="284" w:leader="none"/>
-          <w:tab w:val="left" w:pos="567" w:leader="none"/>
-          <w:tab w:val="left" w:pos="1701" w:leader="none"/>
-          <w:tab w:val="left" w:pos="3261" w:leader="none"/>
-          <w:tab w:val="left" w:pos="4962" w:leader="none"/>
-          <w:tab w:val="left" w:pos="6663" w:leader="none"/>
-          <w:tab w:val="left" w:pos="7939" w:leader="none"/>
-          <w:tab w:val="right" w:pos="9072" w:leader="none"/>
+          <w:tab w:val="left" w:pos="284"/>
+          <w:tab w:val="left" w:pos="567"/>
+          <w:tab w:val="left" w:pos="1701"/>
+          <w:tab w:val="left" w:pos="3261"/>
+          <w:tab w:val="left" w:pos="4962"/>
+          <w:tab w:val="left" w:pos="6663"/>
+          <w:tab w:val="left" w:pos="7939"/>
+          <w:tab w:val="right" w:pos="9072"/>
         </w:tabs>
-        <w:spacing w:lineRule="exact" w:line="280"/>
-        <w:rPr>
-          <w:lang w:val="fr-CH"/>
-        </w:rPr>
-      </w:pPr>
-      <w:r>
-        <w:rPr>
-          <w:lang w:val="fr-CH"/>
-        </w:rPr>
-      </w:r>
-    </w:p>
-    <w:p>
-      <w:pPr>
-        <w:pStyle w:val="Normal"/>
+        <w:spacing w:line="280" w:lineRule="exact"/>
+        <w:rPr>
+          <w:lang w:val="fr-CH"/>
+        </w:rPr>
+      </w:pPr>
+    </w:p>
+    <w:p>
+      <w:pPr>
         <w:tabs>
-          <w:tab w:val="right" w:pos="4820" w:leader="none"/>
-          <w:tab w:val="left" w:pos="4962" w:leader="none"/>
-          <w:tab w:val="left" w:pos="6521" w:leader="none"/>
-          <w:tab w:val="left" w:pos="7939" w:leader="none"/>
-          <w:tab w:val="right" w:pos="9072" w:leader="none"/>
+          <w:tab w:val="right" w:pos="4820"/>
+          <w:tab w:val="left" w:pos="4962"/>
+          <w:tab w:val="left" w:pos="6521"/>
+          <w:tab w:val="left" w:pos="7939"/>
+          <w:tab w:val="right" w:pos="9072"/>
         </w:tabs>
-        <w:spacing w:lineRule="exact" w:line="280"/>
-        <w:rPr>
-          <w:lang w:val="fr-CH"/>
-        </w:rPr>
-      </w:pPr>
-      <w:r>
-        <w:rPr>
-          <w:lang w:val="fr-CH"/>
-        </w:rPr>
-      </w:r>
-    </w:p>
-    <w:p>
-      <w:pPr>
+        <w:spacing w:line="280" w:lineRule="exact"/>
+        <w:rPr>
+          <w:lang w:val="fr-CH"/>
+        </w:rPr>
+      </w:pPr>
+    </w:p>
+    <w:p>
+      <w:pPr>
+        <w:tabs>
+          <w:tab w:val="right" w:pos="9072"/>
+        </w:tabs>
+        <w:spacing w:line="280" w:lineRule="exact"/>
+        <w:rPr>
+          <w:lang w:val="fr-CH"/>
+        </w:rPr>
         <w:sectPr>
-          <w:footerReference w:type="default" r:id="rId2"/>
-          <w:type w:val="nextPage"/>
+          <w:footerReference w:type="default" r:id="rId11"/>
           <w:pgSz w:w="11906" w:h="16838"/>
-          <w:pgMar w:left="1418" w:right="1418" w:header="0" w:top="511" w:footer="851" w:bottom="1474" w:gutter="0"/>
-          <w:pgNumType w:fmt="decimal"/>
-          <w:formProt w:val="false"/>
-          <w:textDirection w:val="lrTb"/>
-          <w:docGrid w:type="default" w:linePitch="328" w:charSpace="9830"/>
+          <w:pgMar w:top="511" w:right="1418" w:bottom="1474" w:left="1418" w:header="0" w:footer="851" w:gutter="0"/>
+          <w:cols w:space="720"/>
+          <w:formProt w:val="0"/>
+          <w:docGrid w:linePitch="328" w:charSpace="9830"/>
         </w:sectPr>
-        <w:pStyle w:val="Normal"/>
+      </w:pPr>
+      <w:r>
+        <w:rPr>
+          <w:b/>
+          <w:lang w:val="fr-CH"/>
+        </w:rPr>
+        <w:t>Réserve</w:t>
+      </w:r>
+    </w:p>
+    <w:p>
+      <w:pPr>
+        <w:spacing w:line="280" w:lineRule="exact"/>
+        <w:jc w:val="both"/>
+        <w:rPr>
+          <w:highlight w:val="red"/>
+          <w:lang w:val="fr-CH"/>
+        </w:rPr>
+      </w:pPr>
+      <w:r>
+        <w:rPr>
+          <w:lang w:val="fr-CH"/>
+        </w:rPr>
+        <w:lastRenderedPageBreak/>
+        <w:t>Le programme relatif à la procédure se fonde sur une première évaluation sommaire des documents reçus. La modification de ce programme en cours de procédure, suite à l’acquisition de nouvelles connaissances, est réservée. D’autres mesures peuvent être ordonnées pour les besoins de la preuve, dès lors que cela s’avère nécessaire.</w:t>
+      </w:r>
+    </w:p>
+    <w:p>
+      <w:pPr>
+        <w:spacing w:line="280" w:lineRule="exact"/>
+        <w:jc w:val="both"/>
+        <w:rPr>
+          <w:lang w:val="fr-CH"/>
+        </w:rPr>
+      </w:pPr>
+    </w:p>
+    <w:p>
+      <w:pPr>
         <w:tabs>
-          <w:tab w:val="right" w:pos="9072" w:leader="none"/>
+          <w:tab w:val="left" w:pos="284"/>
         </w:tabs>
-        <w:spacing w:lineRule="exact" w:line="280"/>
-        <w:rPr>
-          <w:lang w:val="fr-CH"/>
-        </w:rPr>
-      </w:pPr>
-      <w:r>
-        <w:rPr>
-          <w:b/>
-          <w:lang w:val="fr-CH"/>
-        </w:rPr>
-        <w:t>Réserve</w:t>
-      </w:r>
-    </w:p>
-    <w:p>
-      <w:pPr>
-        <w:pStyle w:val="Normal"/>
-        <w:spacing w:lineRule="exact" w:line="280"/>
+        <w:spacing w:line="280" w:lineRule="exact"/>
         <w:jc w:val="both"/>
         <w:rPr>
           <w:highlight w:val="red"/>
@@ -1219,56 +1111,20 @@
         <w:rPr>
           <w:lang w:val="fr-CH"/>
         </w:rPr>
-        <w:t>Le programme relatif à la procédure se fonde sur une première évaluation sommaire des documents reçus. La modification de ce programme en cours de procédure, suite à l’acquisition de nouvelles connaissances, est réservée. D’autres mesures peuvent être ordonnées pour les besoins de la preuve, dès lors que cela s’avère nécessaire.</w:t>
-      </w:r>
-    </w:p>
-    <w:p>
-      <w:pPr>
-        <w:pStyle w:val="Normal"/>
-        <w:spacing w:lineRule="exact" w:line="280"/>
-        <w:jc w:val="both"/>
-        <w:rPr>
-          <w:lang w:val="fr-CH"/>
-        </w:rPr>
-      </w:pPr>
-      <w:r>
-        <w:rPr>
-          <w:lang w:val="fr-CH"/>
-        </w:rPr>
-      </w:r>
-    </w:p>
-    <w:p>
-      <w:pPr>
-        <w:pStyle w:val="Normal"/>
-        <w:tabs>
-          <w:tab w:val="left" w:pos="284" w:leader="none"/>
-        </w:tabs>
-        <w:spacing w:lineRule="exact" w:line="280"/>
-        <w:jc w:val="both"/>
-        <w:rPr>
-          <w:highlight w:val="red"/>
-          <w:lang w:val="fr-CH"/>
-        </w:rPr>
-      </w:pPr>
-      <w:r>
-        <w:rPr>
-          <w:lang w:val="fr-CH"/>
-        </w:rPr>
         <w:t>Le respect du calendrier suppose en particulier</w:t>
       </w:r>
     </w:p>
     <w:p>
       <w:pPr>
-        <w:pStyle w:val="Normal"/>
         <w:numPr>
           <w:ilvl w:val="0"/>
           <w:numId w:val="1"/>
         </w:numPr>
         <w:tabs>
-          <w:tab w:val="left" w:pos="426" w:leader="none"/>
+          <w:tab w:val="left" w:pos="426"/>
         </w:tabs>
-        <w:spacing w:lineRule="exact" w:line="280"/>
-        <w:ind w:left="720" w:hanging="720"/>
+        <w:spacing w:line="280" w:lineRule="exact"/>
+        <w:ind w:hanging="720"/>
         <w:jc w:val="both"/>
         <w:rPr>
           <w:lang w:val="fr-CH"/>
@@ -1283,17 +1139,16 @@
     </w:p>
     <w:p>
       <w:pPr>
-        <w:pStyle w:val="Normal"/>
         <w:numPr>
           <w:ilvl w:val="0"/>
           <w:numId w:val="1"/>
         </w:numPr>
         <w:tabs>
-          <w:tab w:val="left" w:pos="426" w:leader="none"/>
-          <w:tab w:val="left" w:pos="567" w:leader="none"/>
+          <w:tab w:val="left" w:pos="426"/>
+          <w:tab w:val="left" w:pos="567"/>
         </w:tabs>
-        <w:spacing w:lineRule="exact" w:line="280"/>
-        <w:ind w:left="720" w:hanging="720"/>
+        <w:spacing w:line="280" w:lineRule="exact"/>
+        <w:ind w:hanging="720"/>
         <w:jc w:val="both"/>
         <w:rPr>
           <w:lang w:val="fr-CH"/>
@@ -1308,16 +1163,15 @@
     </w:p>
     <w:p>
       <w:pPr>
-        <w:pStyle w:val="Normal"/>
         <w:numPr>
           <w:ilvl w:val="0"/>
           <w:numId w:val="1"/>
         </w:numPr>
         <w:tabs>
-          <w:tab w:val="left" w:pos="426" w:leader="none"/>
+          <w:tab w:val="left" w:pos="426"/>
         </w:tabs>
-        <w:spacing w:lineRule="exact" w:line="280"/>
-        <w:ind w:left="720" w:hanging="720"/>
+        <w:spacing w:line="280" w:lineRule="exact"/>
+        <w:ind w:hanging="720"/>
         <w:jc w:val="both"/>
         <w:rPr>
           <w:lang w:val="fr-CH"/>
@@ -1332,15 +1186,14 @@
     </w:p>
     <w:p>
       <w:pPr>
-        <w:pStyle w:val="Normal"/>
         <w:numPr>
           <w:ilvl w:val="0"/>
           <w:numId w:val="1"/>
         </w:numPr>
         <w:tabs>
-          <w:tab w:val="left" w:pos="426" w:leader="none"/>
+          <w:tab w:val="left" w:pos="426"/>
         </w:tabs>
-        <w:spacing w:lineRule="exact" w:line="280"/>
+        <w:spacing w:line="280" w:lineRule="exact"/>
         <w:ind w:left="426" w:hanging="426"/>
         <w:jc w:val="both"/>
         <w:rPr>
@@ -1356,41 +1209,27 @@
     </w:p>
     <w:p>
       <w:pPr>
-        <w:pStyle w:val="Normal"/>
-        <w:spacing w:lineRule="exact" w:line="280"/>
+        <w:spacing w:line="280" w:lineRule="exact"/>
         <w:jc w:val="both"/>
         <w:rPr>
           <w:lang w:val="fr-CH"/>
         </w:rPr>
       </w:pPr>
-      <w:r>
-        <w:rPr>
-          <w:lang w:val="fr-CH"/>
-        </w:rPr>
-      </w:r>
-    </w:p>
-    <w:p>
-      <w:pPr>
-        <w:pStyle w:val="Normal"/>
-        <w:spacing w:lineRule="exact" w:line="280"/>
+    </w:p>
+    <w:p>
+      <w:pPr>
+        <w:spacing w:line="280" w:lineRule="exact"/>
         <w:jc w:val="both"/>
         <w:rPr>
           <w:lang w:val="fr-CH"/>
         </w:rPr>
       </w:pPr>
-      <w:r>
-        <w:rPr>
-          <w:lang w:val="fr-CH"/>
-        </w:rPr>
-      </w:r>
-      <w:bookmarkStart w:id="3" w:name="_GoBack1"/>
-      <w:bookmarkStart w:id="4" w:name="_GoBack1"/>
-      <w:bookmarkEnd w:id="4"/>
-    </w:p>
-    <w:p>
-      <w:pPr>
-        <w:pStyle w:val="Normal"/>
-        <w:spacing w:lineRule="exact" w:line="280"/>
+      <w:bookmarkStart w:id="2" w:name="_GoBack1"/>
+      <w:bookmarkEnd w:id="2"/>
+    </w:p>
+    <w:p>
+      <w:pPr>
+        <w:spacing w:line="280" w:lineRule="exact"/>
         <w:jc w:val="both"/>
         <w:rPr>
           <w:lang w:val="fr-CH"/>
@@ -1406,8 +1245,7 @@
     </w:p>
     <w:p>
       <w:pPr>
-        <w:pStyle w:val="Normal"/>
-        <w:spacing w:lineRule="exact" w:line="280"/>
+        <w:spacing w:line="280" w:lineRule="exact"/>
         <w:jc w:val="both"/>
         <w:rPr>
           <w:lang w:val="fr-CH"/>
@@ -1435,23 +1273,16 @@
     </w:p>
     <w:p>
       <w:pPr>
-        <w:pStyle w:val="Normal"/>
-        <w:spacing w:lineRule="exact" w:line="280"/>
+        <w:spacing w:line="280" w:lineRule="exact"/>
         <w:jc w:val="both"/>
         <w:rPr>
           <w:lang w:val="fr-CH"/>
         </w:rPr>
       </w:pPr>
-      <w:r>
-        <w:rPr>
-          <w:lang w:val="fr-CH"/>
-        </w:rPr>
-      </w:r>
-    </w:p>
-    <w:p>
-      <w:pPr>
-        <w:pStyle w:val="Normal"/>
-        <w:spacing w:lineRule="exact" w:line="280"/>
+    </w:p>
+    <w:p>
+      <w:pPr>
+        <w:spacing w:line="280" w:lineRule="exact"/>
         <w:jc w:val="both"/>
         <w:rPr>
           <w:lang w:val="fr-CH"/>
@@ -1467,8 +1298,7 @@
     </w:p>
     <w:p>
       <w:pPr>
-        <w:pStyle w:val="Normal"/>
-        <w:spacing w:lineRule="exact" w:line="280"/>
+        <w:spacing w:line="280" w:lineRule="exact"/>
         <w:jc w:val="both"/>
         <w:rPr>
           <w:lang w:val="fr-CH"/>
@@ -1483,8 +1313,7 @@
     </w:p>
     <w:p>
       <w:pPr>
-        <w:pStyle w:val="Normal"/>
-        <w:spacing w:lineRule="exact" w:line="280"/>
+        <w:spacing w:line="280" w:lineRule="exact"/>
         <w:jc w:val="both"/>
         <w:rPr>
           <w:lang w:val="fr-CH"/>
@@ -1512,22 +1341,15 @@
     </w:p>
     <w:p>
       <w:pPr>
-        <w:pStyle w:val="Normal"/>
-        <w:spacing w:lineRule="exact" w:line="280"/>
-        <w:rPr>
-          <w:lang w:val="fr-CH"/>
-        </w:rPr>
-      </w:pPr>
-      <w:r>
-        <w:rPr>
-          <w:lang w:val="fr-CH"/>
-        </w:rPr>
-      </w:r>
-    </w:p>
-    <w:p>
-      <w:pPr>
-        <w:pStyle w:val="Normal"/>
-        <w:spacing w:lineRule="exact" w:line="280"/>
+        <w:spacing w:line="280" w:lineRule="exact"/>
+        <w:rPr>
+          <w:lang w:val="fr-CH"/>
+        </w:rPr>
+      </w:pPr>
+    </w:p>
+    <w:p>
+      <w:pPr>
+        <w:spacing w:line="280" w:lineRule="exact"/>
         <w:rPr>
           <w:lang w:val="fr-CH"/>
         </w:rPr>
@@ -1541,8 +1363,7 @@
     </w:p>
     <w:p>
       <w:pPr>
-        <w:pStyle w:val="Normal"/>
-        <w:spacing w:lineRule="exact" w:line="280"/>
+        <w:spacing w:line="280" w:lineRule="exact"/>
         <w:rPr>
           <w:lang w:val="fr-CH"/>
         </w:rPr>
@@ -1569,8 +1390,7 @@
     </w:p>
     <w:p>
       <w:pPr>
-        <w:pStyle w:val="Normal"/>
-        <w:spacing w:lineRule="exact" w:line="280"/>
+        <w:spacing w:line="280" w:lineRule="exact"/>
         <w:rPr>
           <w:lang w:val="fr-CH"/>
         </w:rPr>
@@ -1584,60 +1404,79 @@
     </w:p>
     <w:p>
       <w:pPr>
-        <w:pStyle w:val="Normal"/>
-        <w:spacing w:lineRule="exact" w:line="280"/>
-        <w:rPr/>
-      </w:pPr>
-      <w:r>
-        <w:rPr/>
-      </w:r>
+        <w:spacing w:line="280" w:lineRule="exact"/>
+        <w:rPr>
+          <w:lang w:val="fr-FR"/>
+        </w:rPr>
+      </w:pPr>
     </w:p>
     <w:sectPr>
-      <w:headerReference w:type="default" r:id="rId3"/>
-      <w:footerReference w:type="default" r:id="rId4"/>
-      <w:type w:val="nextPage"/>
+      <w:headerReference w:type="default" r:id="rId12"/>
+      <w:footerReference w:type="default" r:id="rId13"/>
       <w:pgSz w:w="11906" w:h="16838"/>
-      <w:pgMar w:left="1418" w:right="1418" w:header="454" w:top="511" w:footer="1474" w:bottom="1757" w:gutter="0"/>
-      <w:pgNumType w:fmt="decimal"/>
-      <w:formProt w:val="false"/>
-      <w:textDirection w:val="lrTb"/>
-      <w:docGrid w:type="default" w:linePitch="328" w:charSpace="9830"/>
+      <w:pgMar w:top="511" w:right="1418" w:bottom="1757" w:left="1418" w:header="454" w:footer="1474" w:gutter="0"/>
+      <w:cols w:space="720"/>
+      <w:formProt w:val="0"/>
+      <w:docGrid w:linePitch="328" w:charSpace="9830"/>
     </w:sectPr>
   </w:body>
 </w:document>
 </file>
 
+<file path=word/endnotes.xml><?xml version="1.0" encoding="utf-8"?>
+<w:endnotes xmlns:wpc="http://schemas.microsoft.com/office/word/2010/wordprocessingCanvas" xmlns:cx="http://schemas.microsoft.com/office/drawing/2014/chartex" xmlns:cx1="http://schemas.microsoft.com/office/drawing/2015/9/8/chartex" xmlns:cx2="http://schemas.microsoft.com/office/drawing/2015/10/21/chartex" xmlns:cx3="http://schemas.microsoft.com/office/drawing/2016/5/9/chartex" xmlns:cx4="http://schemas.microsoft.com/office/drawing/2016/5/10/chartex" xmlns:cx5="http://schemas.microsoft.com/office/drawing/2016/5/11/chartex" xmlns:cx6="http://schemas.microsoft.com/office/drawing/2016/5/12/chartex" xmlns:cx7="http://schemas.microsoft.com/office/drawing/2016/5/13/chartex" xmlns:cx8="http://schemas.microsoft.com/office/drawing/2016/5/14/chartex" xmlns:mc="http://schemas.openxmlformats.org/markup-compatibility/2006" xmlns:aink="http://schemas.microsoft.com/office/drawing/2016/ink" xmlns:am3d="http://schemas.microsoft.com/office/drawing/2017/model3d" xmlns:o="urn:schemas-microsoft-com:office:office" xmlns:oel="http://schemas.microsoft.com/office/2019/extlst" xmlns:r="http://schemas.openxmlformats.org/officeDocument/2006/relationships" xmlns:m="http://schemas.openxmlformats.org/officeDocument/2006/math" xmlns:v="urn:schemas-microsoft-com:vml" xmlns:wp14="http://schemas.microsoft.com/office/word/2010/wordprocessingDrawing" xmlns:wp="http://schemas.openxmlformats.org/drawingml/2006/wordprocessingDrawing" xmlns:w10="urn:schemas-microsoft-com:office:word" xmlns:w="http://schemas.openxmlformats.org/wordprocessingml/2006/main" xmlns:w14="http://schemas.microsoft.com/office/word/2010/wordml" xmlns:w15="http://schemas.microsoft.com/office/word/2012/wordml" xmlns:w16cex="http://schemas.microsoft.com/office/word/2018/wordml/cex" xmlns:w16cid="http://schemas.microsoft.com/office/word/2016/wordml/cid" xmlns:w16="http://schemas.microsoft.com/office/word/2018/wordml" xmlns:w16sdtdh="http://schemas.microsoft.com/office/word/2020/wordml/sdtdatahash" xmlns:w16se="http://schemas.microsoft.com/office/word/2015/wordml/symex" xmlns:wpg="http://schemas.microsoft.com/office/word/2010/wordprocessingGroup" xmlns:wpi="http://schemas.microsoft.com/office/word/2010/wordprocessingInk" xmlns:wne="http://schemas.microsoft.com/office/word/2006/wordml" xmlns:wps="http://schemas.microsoft.com/office/word/2010/wordprocessingShape" mc:Ignorable="w14 w15 w16se w16cid w16 w16cex w16sdtdh wp14">
+  <w:endnote w:type="separator" w:id="-1">
+    <w:p>
+      <w:r>
+        <w:separator/>
+      </w:r>
+    </w:p>
+  </w:endnote>
+  <w:endnote w:type="continuationSeparator" w:id="0">
+    <w:p>
+      <w:r>
+        <w:continuationSeparator/>
+      </w:r>
+    </w:p>
+  </w:endnote>
+</w:endnotes>
+</file>
+
 <file path=word/footer1.xml><?xml version="1.0" encoding="utf-8"?>
-<w:ftr xmlns:o="urn:schemas-microsoft-com:office:office" xmlns:r="http://schemas.openxmlformats.org/officeDocument/2006/relationships" xmlns:v="urn:schemas-microsoft-com:vml" xmlns:w="http://schemas.openxmlformats.org/wordprocessingml/2006/main" xmlns:w10="urn:schemas-microsoft-com:office:word" xmlns:wp="http://schemas.openxmlformats.org/drawingml/2006/wordprocessingDrawing" xmlns:wps="http://schemas.microsoft.com/office/word/2010/wordprocessingShape" xmlns:wpg="http://schemas.microsoft.com/office/word/2010/wordprocessingGroup" xmlns:mc="http://schemas.openxmlformats.org/markup-compatibility/2006" xmlns:wp14="http://schemas.microsoft.com/office/word/2010/wordprocessingDrawing" xmlns:w14="http://schemas.microsoft.com/office/word/2010/wordml" mc:Ignorable="w14 wp14">
+<w:ftr xmlns:wpc="http://schemas.microsoft.com/office/word/2010/wordprocessingCanvas" xmlns:cx="http://schemas.microsoft.com/office/drawing/2014/chartex" xmlns:cx1="http://schemas.microsoft.com/office/drawing/2015/9/8/chartex" xmlns:cx2="http://schemas.microsoft.com/office/drawing/2015/10/21/chartex" xmlns:cx3="http://schemas.microsoft.com/office/drawing/2016/5/9/chartex" xmlns:cx4="http://schemas.microsoft.com/office/drawing/2016/5/10/chartex" xmlns:cx5="http://schemas.microsoft.com/office/drawing/2016/5/11/chartex" xmlns:cx6="http://schemas.microsoft.com/office/drawing/2016/5/12/chartex" xmlns:cx7="http://schemas.microsoft.com/office/drawing/2016/5/13/chartex" xmlns:cx8="http://schemas.microsoft.com/office/drawing/2016/5/14/chartex" xmlns:mc="http://schemas.openxmlformats.org/markup-compatibility/2006" xmlns:aink="http://schemas.microsoft.com/office/drawing/2016/ink" xmlns:am3d="http://schemas.microsoft.com/office/drawing/2017/model3d" xmlns:o="urn:schemas-microsoft-com:office:office" xmlns:oel="http://schemas.microsoft.com/office/2019/extlst" xmlns:r="http://schemas.openxmlformats.org/officeDocument/2006/relationships" xmlns:m="http://schemas.openxmlformats.org/officeDocument/2006/math" xmlns:v="urn:schemas-microsoft-com:vml" xmlns:wp14="http://schemas.microsoft.com/office/word/2010/wordprocessingDrawing" xmlns:wp="http://schemas.openxmlformats.org/drawingml/2006/wordprocessingDrawing" xmlns:w10="urn:schemas-microsoft-com:office:word" xmlns:w="http://schemas.openxmlformats.org/wordprocessingml/2006/main" xmlns:w14="http://schemas.microsoft.com/office/word/2010/wordml" xmlns:w15="http://schemas.microsoft.com/office/word/2012/wordml" xmlns:w16cex="http://schemas.microsoft.com/office/word/2018/wordml/cex" xmlns:w16cid="http://schemas.microsoft.com/office/word/2016/wordml/cid" xmlns:w16="http://schemas.microsoft.com/office/word/2018/wordml" xmlns:w16sdtdh="http://schemas.microsoft.com/office/word/2020/wordml/sdtdatahash" xmlns:w16se="http://schemas.microsoft.com/office/word/2015/wordml/symex" xmlns:wpg="http://schemas.microsoft.com/office/word/2010/wordprocessingGroup" xmlns:wpi="http://schemas.microsoft.com/office/word/2010/wordprocessingInk" xmlns:wne="http://schemas.microsoft.com/office/word/2006/wordml" xmlns:wps="http://schemas.microsoft.com/office/word/2010/wordprocessingShape" mc:Ignorable="w14 w15 w16se w16cid w16 w16cex w16sdtdh wp14">
   <w:p>
     <w:pPr>
       <w:pStyle w:val="Fuzeile1"/>
-      <w:rPr/>
+      <w:rPr>
+        <w:lang w:val="fr-FR"/>
+      </w:rPr>
     </w:pPr>
     <w:r>
-      <w:rPr/>
       <w:fldChar w:fldCharType="begin"/>
     </w:r>
     <w:r>
-      <w:rPr/>
-      <w:instrText> FILENAME </w:instrText>
+      <w:rPr>
+        <w:lang w:val="fr-FR"/>
+      </w:rPr>
+      <w:instrText>FILENAME</w:instrText>
     </w:r>
     <w:r>
-      <w:rPr/>
       <w:fldChar w:fldCharType="separate"/>
     </w:r>
     <w:r>
-      <w:rPr/>
+      <w:rPr>
+        <w:lang w:val="fr-FR"/>
+      </w:rPr>
       <w:t>FR_programme de procedure-normal.docx</w:t>
     </w:r>
     <w:r>
-      <w:rPr/>
       <w:fldChar w:fldCharType="end"/>
     </w:r>
     <w:r>
       <w:rPr>
         <w:sz w:val="16"/>
         <w:szCs w:val="16"/>
+        <w:lang w:val="fr-FR"/>
       </w:rPr>
       <w:t xml:space="preserve"> </w:t>
     </w:r>
@@ -1646,81 +1485,78 @@
 </file>
 
 <file path=word/footer2.xml><?xml version="1.0" encoding="utf-8"?>
-<w:ftr xmlns:o="urn:schemas-microsoft-com:office:office" xmlns:r="http://schemas.openxmlformats.org/officeDocument/2006/relationships" xmlns:v="urn:schemas-microsoft-com:vml" xmlns:w="http://schemas.openxmlformats.org/wordprocessingml/2006/main" xmlns:w10="urn:schemas-microsoft-com:office:word" xmlns:wp="http://schemas.openxmlformats.org/drawingml/2006/wordprocessingDrawing" xmlns:wps="http://schemas.microsoft.com/office/word/2010/wordprocessingShape" xmlns:wpg="http://schemas.microsoft.com/office/word/2010/wordprocessingGroup" xmlns:mc="http://schemas.openxmlformats.org/markup-compatibility/2006" xmlns:wp14="http://schemas.microsoft.com/office/word/2010/wordprocessingDrawing" xmlns:w14="http://schemas.microsoft.com/office/word/2010/wordml" mc:Ignorable="w14 wp14">
+<w:ftr xmlns:wpc="http://schemas.microsoft.com/office/word/2010/wordprocessingCanvas" xmlns:cx="http://schemas.microsoft.com/office/drawing/2014/chartex" xmlns:cx1="http://schemas.microsoft.com/office/drawing/2015/9/8/chartex" xmlns:cx2="http://schemas.microsoft.com/office/drawing/2015/10/21/chartex" xmlns:cx3="http://schemas.microsoft.com/office/drawing/2016/5/9/chartex" xmlns:cx4="http://schemas.microsoft.com/office/drawing/2016/5/10/chartex" xmlns:cx5="http://schemas.microsoft.com/office/drawing/2016/5/11/chartex" xmlns:cx6="http://schemas.microsoft.com/office/drawing/2016/5/12/chartex" xmlns:cx7="http://schemas.microsoft.com/office/drawing/2016/5/13/chartex" xmlns:cx8="http://schemas.microsoft.com/office/drawing/2016/5/14/chartex" xmlns:mc="http://schemas.openxmlformats.org/markup-compatibility/2006" xmlns:aink="http://schemas.microsoft.com/office/drawing/2016/ink" xmlns:am3d="http://schemas.microsoft.com/office/drawing/2017/model3d" xmlns:o="urn:schemas-microsoft-com:office:office" xmlns:oel="http://schemas.microsoft.com/office/2019/extlst" xmlns:r="http://schemas.openxmlformats.org/officeDocument/2006/relationships" xmlns:m="http://schemas.openxmlformats.org/officeDocument/2006/math" xmlns:v="urn:schemas-microsoft-com:vml" xmlns:wp14="http://schemas.microsoft.com/office/word/2010/wordprocessingDrawing" xmlns:wp="http://schemas.openxmlformats.org/drawingml/2006/wordprocessingDrawing" xmlns:w10="urn:schemas-microsoft-com:office:word" xmlns:w="http://schemas.openxmlformats.org/wordprocessingml/2006/main" xmlns:w14="http://schemas.microsoft.com/office/word/2010/wordml" xmlns:w15="http://schemas.microsoft.com/office/word/2012/wordml" xmlns:w16cex="http://schemas.microsoft.com/office/word/2018/wordml/cex" xmlns:w16cid="http://schemas.microsoft.com/office/word/2016/wordml/cid" xmlns:w16="http://schemas.microsoft.com/office/word/2018/wordml" xmlns:w16sdtdh="http://schemas.microsoft.com/office/word/2020/wordml/sdtdatahash" xmlns:w16se="http://schemas.microsoft.com/office/word/2015/wordml/symex" xmlns:wpg="http://schemas.microsoft.com/office/word/2010/wordprocessingGroup" xmlns:wpi="http://schemas.microsoft.com/office/word/2010/wordprocessingInk" xmlns:wne="http://schemas.microsoft.com/office/word/2006/wordml" xmlns:wps="http://schemas.microsoft.com/office/word/2010/wordprocessingShape" mc:Ignorable="w14 w15 w16se w16cid w16 w16cex w16sdtdh wp14">
   <w:p>
     <w:pPr>
-      <w:pStyle w:val="Footer"/>
-      <w:rPr/>
+      <w:pStyle w:val="Fuzeile"/>
     </w:pPr>
-    <w:r>
-      <w:rPr/>
-    </w:r>
   </w:p>
 </w:ftr>
 </file>
 
+<file path=word/footnotes.xml><?xml version="1.0" encoding="utf-8"?>
+<w:footnotes xmlns:wpc="http://schemas.microsoft.com/office/word/2010/wordprocessingCanvas" xmlns:cx="http://schemas.microsoft.com/office/drawing/2014/chartex" xmlns:cx1="http://schemas.microsoft.com/office/drawing/2015/9/8/chartex" xmlns:cx2="http://schemas.microsoft.com/office/drawing/2015/10/21/chartex" xmlns:cx3="http://schemas.microsoft.com/office/drawing/2016/5/9/chartex" xmlns:cx4="http://schemas.microsoft.com/office/drawing/2016/5/10/chartex" xmlns:cx5="http://schemas.microsoft.com/office/drawing/2016/5/11/chartex" xmlns:cx6="http://schemas.microsoft.com/office/drawing/2016/5/12/chartex" xmlns:cx7="http://schemas.microsoft.com/office/drawing/2016/5/13/chartex" xmlns:cx8="http://schemas.microsoft.com/office/drawing/2016/5/14/chartex" xmlns:mc="http://schemas.openxmlformats.org/markup-compatibility/2006" xmlns:aink="http://schemas.microsoft.com/office/drawing/2016/ink" xmlns:am3d="http://schemas.microsoft.com/office/drawing/2017/model3d" xmlns:o="urn:schemas-microsoft-com:office:office" xmlns:oel="http://schemas.microsoft.com/office/2019/extlst" xmlns:r="http://schemas.openxmlformats.org/officeDocument/2006/relationships" xmlns:m="http://schemas.openxmlformats.org/officeDocument/2006/math" xmlns:v="urn:schemas-microsoft-com:vml" xmlns:wp14="http://schemas.microsoft.com/office/word/2010/wordprocessingDrawing" xmlns:wp="http://schemas.openxmlformats.org/drawingml/2006/wordprocessingDrawing" xmlns:w10="urn:schemas-microsoft-com:office:word" xmlns:w="http://schemas.openxmlformats.org/wordprocessingml/2006/main" xmlns:w14="http://schemas.microsoft.com/office/word/2010/wordml" xmlns:w15="http://schemas.microsoft.com/office/word/2012/wordml" xmlns:w16cex="http://schemas.microsoft.com/office/word/2018/wordml/cex" xmlns:w16cid="http://schemas.microsoft.com/office/word/2016/wordml/cid" xmlns:w16="http://schemas.microsoft.com/office/word/2018/wordml" xmlns:w16sdtdh="http://schemas.microsoft.com/office/word/2020/wordml/sdtdatahash" xmlns:w16se="http://schemas.microsoft.com/office/word/2015/wordml/symex" xmlns:wpg="http://schemas.microsoft.com/office/word/2010/wordprocessingGroup" xmlns:wpi="http://schemas.microsoft.com/office/word/2010/wordprocessingInk" xmlns:wne="http://schemas.microsoft.com/office/word/2006/wordml" xmlns:wps="http://schemas.microsoft.com/office/word/2010/wordprocessingShape" mc:Ignorable="w14 w15 w16se w16cid w16 w16cex w16sdtdh wp14">
+  <w:footnote w:type="separator" w:id="-1">
+    <w:p>
+      <w:r>
+        <w:separator/>
+      </w:r>
+    </w:p>
+  </w:footnote>
+  <w:footnote w:type="continuationSeparator" w:id="0">
+    <w:p>
+      <w:r>
+        <w:continuationSeparator/>
+      </w:r>
+    </w:p>
+  </w:footnote>
+</w:footnotes>
+</file>
+
 <file path=word/header1.xml><?xml version="1.0" encoding="utf-8"?>
-<w:hdr xmlns:o="urn:schemas-microsoft-com:office:office" xmlns:r="http://schemas.openxmlformats.org/officeDocument/2006/relationships" xmlns:v="urn:schemas-microsoft-com:vml" xmlns:w="http://schemas.openxmlformats.org/wordprocessingml/2006/main" xmlns:w10="urn:schemas-microsoft-com:office:word" xmlns:wp="http://schemas.openxmlformats.org/drawingml/2006/wordprocessingDrawing" xmlns:wps="http://schemas.microsoft.com/office/word/2010/wordprocessingShape" xmlns:wpg="http://schemas.microsoft.com/office/word/2010/wordprocessingGroup" xmlns:mc="http://schemas.openxmlformats.org/markup-compatibility/2006" xmlns:wp14="http://schemas.microsoft.com/office/word/2010/wordprocessingDrawing" xmlns:w14="http://schemas.microsoft.com/office/word/2010/wordml" mc:Ignorable="w14 wp14">
+<w:hdr xmlns:wpc="http://schemas.microsoft.com/office/word/2010/wordprocessingCanvas" xmlns:cx="http://schemas.microsoft.com/office/drawing/2014/chartex" xmlns:cx1="http://schemas.microsoft.com/office/drawing/2015/9/8/chartex" xmlns:cx2="http://schemas.microsoft.com/office/drawing/2015/10/21/chartex" xmlns:cx3="http://schemas.microsoft.com/office/drawing/2016/5/9/chartex" xmlns:cx4="http://schemas.microsoft.com/office/drawing/2016/5/10/chartex" xmlns:cx5="http://schemas.microsoft.com/office/drawing/2016/5/11/chartex" xmlns:cx6="http://schemas.microsoft.com/office/drawing/2016/5/12/chartex" xmlns:cx7="http://schemas.microsoft.com/office/drawing/2016/5/13/chartex" xmlns:cx8="http://schemas.microsoft.com/office/drawing/2016/5/14/chartex" xmlns:mc="http://schemas.openxmlformats.org/markup-compatibility/2006" xmlns:aink="http://schemas.microsoft.com/office/drawing/2016/ink" xmlns:am3d="http://schemas.microsoft.com/office/drawing/2017/model3d" xmlns:o="urn:schemas-microsoft-com:office:office" xmlns:oel="http://schemas.microsoft.com/office/2019/extlst" xmlns:r="http://schemas.openxmlformats.org/officeDocument/2006/relationships" xmlns:m="http://schemas.openxmlformats.org/officeDocument/2006/math" xmlns:v="urn:schemas-microsoft-com:vml" xmlns:wp14="http://schemas.microsoft.com/office/word/2010/wordprocessingDrawing" xmlns:wp="http://schemas.openxmlformats.org/drawingml/2006/wordprocessingDrawing" xmlns:w10="urn:schemas-microsoft-com:office:word" xmlns:w="http://schemas.openxmlformats.org/wordprocessingml/2006/main" xmlns:w14="http://schemas.microsoft.com/office/word/2010/wordml" xmlns:w15="http://schemas.microsoft.com/office/word/2012/wordml" xmlns:w16cex="http://schemas.microsoft.com/office/word/2018/wordml/cex" xmlns:w16cid="http://schemas.microsoft.com/office/word/2016/wordml/cid" xmlns:w16="http://schemas.microsoft.com/office/word/2018/wordml" xmlns:w16sdtdh="http://schemas.microsoft.com/office/word/2020/wordml/sdtdatahash" xmlns:w16se="http://schemas.microsoft.com/office/word/2015/wordml/symex" xmlns:wpg="http://schemas.microsoft.com/office/word/2010/wordprocessingGroup" xmlns:wpi="http://schemas.microsoft.com/office/word/2010/wordprocessingInk" xmlns:wne="http://schemas.microsoft.com/office/word/2006/wordml" xmlns:wps="http://schemas.microsoft.com/office/word/2010/wordprocessingShape" mc:Ignorable="w14 w15 w16se w16cid w16 w16cex w16sdtdh wp14">
   <w:p>
     <w:pPr>
       <w:pStyle w:val="Fuzeile1"/>
       <w:tabs>
-        <w:tab w:val="center" w:pos="4536" w:leader="none"/>
-        <w:tab w:val="right" w:pos="8505" w:leader="none"/>
-        <w:tab w:val="right" w:pos="9072" w:leader="none"/>
+        <w:tab w:val="right" w:pos="8505"/>
       </w:tabs>
       <w:rPr>
         <w:lang w:eastAsia="de-DE"/>
       </w:rPr>
     </w:pPr>
-    <w:r>
-      <w:rPr>
-        <w:lang w:eastAsia="de-DE"/>
-      </w:rPr>
-    </w:r>
   </w:p>
   <w:p>
     <w:pPr>
       <w:pStyle w:val="Fuzeile1"/>
       <w:tabs>
-        <w:tab w:val="center" w:pos="4536" w:leader="none"/>
-        <w:tab w:val="right" w:pos="8505" w:leader="none"/>
-        <w:tab w:val="right" w:pos="9072" w:leader="none"/>
+        <w:tab w:val="right" w:pos="8505"/>
       </w:tabs>
       <w:rPr>
         <w:lang w:eastAsia="de-DE"/>
       </w:rPr>
     </w:pPr>
-    <w:r>
-      <w:rPr>
-        <w:lang w:eastAsia="de-DE"/>
-      </w:rPr>
-    </w:r>
   </w:p>
   <w:p>
     <w:pPr>
       <w:pStyle w:val="Fuzeile1"/>
       <w:tabs>
-        <w:tab w:val="center" w:pos="4536" w:leader="none"/>
-        <w:tab w:val="right" w:pos="8505" w:leader="none"/>
-        <w:tab w:val="right" w:pos="9072" w:leader="none"/>
+        <w:tab w:val="right" w:pos="8505"/>
       </w:tabs>
       <w:rPr>
         <w:lang w:eastAsia="de-DE"/>
       </w:rPr>
     </w:pPr>
-    <w:r>
-      <w:rPr>
-        <w:lang w:eastAsia="de-DE"/>
-      </w:rPr>
-    </w:r>
   </w:p>
 </w:hdr>
 </file>
 
 <file path=word/numbering.xml><?xml version="1.0" encoding="utf-8"?>
-<w:numbering xmlns:w="http://schemas.openxmlformats.org/wordprocessingml/2006/main" xmlns:o="urn:schemas-microsoft-com:office:office" xmlns:r="http://schemas.openxmlformats.org/officeDocument/2006/relationships" xmlns:v="urn:schemas-microsoft-com:vml">
-  <w:abstractNum w:abstractNumId="1">
+<w:numbering xmlns:wpc="http://schemas.microsoft.com/office/word/2010/wordprocessingCanvas" xmlns:cx="http://schemas.microsoft.com/office/drawing/2014/chartex" xmlns:cx1="http://schemas.microsoft.com/office/drawing/2015/9/8/chartex" xmlns:cx2="http://schemas.microsoft.com/office/drawing/2015/10/21/chartex" xmlns:cx3="http://schemas.microsoft.com/office/drawing/2016/5/9/chartex" xmlns:cx4="http://schemas.microsoft.com/office/drawing/2016/5/10/chartex" xmlns:cx5="http://schemas.microsoft.com/office/drawing/2016/5/11/chartex" xmlns:cx6="http://schemas.microsoft.com/office/drawing/2016/5/12/chartex" xmlns:cx7="http://schemas.microsoft.com/office/drawing/2016/5/13/chartex" xmlns:cx8="http://schemas.microsoft.com/office/drawing/2016/5/14/chartex" xmlns:mc="http://schemas.openxmlformats.org/markup-compatibility/2006" xmlns:aink="http://schemas.microsoft.com/office/drawing/2016/ink" xmlns:am3d="http://schemas.microsoft.com/office/drawing/2017/model3d" xmlns:o="urn:schemas-microsoft-com:office:office" xmlns:oel="http://schemas.microsoft.com/office/2019/extlst" xmlns:r="http://schemas.openxmlformats.org/officeDocument/2006/relationships" xmlns:m="http://schemas.openxmlformats.org/officeDocument/2006/math" xmlns:v="urn:schemas-microsoft-com:vml" xmlns:wp14="http://schemas.microsoft.com/office/word/2010/wordprocessingDrawing" xmlns:wp="http://schemas.openxmlformats.org/drawingml/2006/wordprocessingDrawing" xmlns:w10="urn:schemas-microsoft-com:office:word" xmlns:w="http://schemas.openxmlformats.org/wordprocessingml/2006/main" xmlns:w14="http://schemas.microsoft.com/office/word/2010/wordml" xmlns:w15="http://schemas.microsoft.com/office/word/2012/wordml" xmlns:w16cex="http://schemas.microsoft.com/office/word/2018/wordml/cex" xmlns:w16cid="http://schemas.microsoft.com/office/word/2016/wordml/cid" xmlns:w16="http://schemas.microsoft.com/office/word/2018/wordml" xmlns:w16sdtdh="http://schemas.microsoft.com/office/word/2020/wordml/sdtdatahash" xmlns:w16se="http://schemas.microsoft.com/office/word/2015/wordml/symex" xmlns:wpg="http://schemas.microsoft.com/office/word/2010/wordprocessingGroup" xmlns:wpi="http://schemas.microsoft.com/office/word/2010/wordprocessingInk" xmlns:wne="http://schemas.microsoft.com/office/word/2006/wordml" xmlns:wps="http://schemas.microsoft.com/office/word/2010/wordprocessingShape" mc:Ignorable="w14 w15 w16se w16cid w16 w16cex w16sdtdh wp14">
+  <w:abstractNum w:abstractNumId="0" w15:restartNumberingAfterBreak="0">
+    <w:nsid w:val="27C325EE"/>
+    <w:multiLevelType w:val="multilevel"/>
+    <w:tmpl w:val="BB06759A"/>
     <w:lvl w:ilvl="0">
       <w:start w:val="1"/>
       <w:numFmt w:val="bullet"/>
@@ -1734,8 +1570,7 @@
       </w:pPr>
       <w:rPr>
         <w:rFonts w:ascii="Arial" w:hAnsi="Arial" w:cs="Arial" w:hint="default"/>
-        <w:i w:val="false"/>
-        <w:rFonts w:cs="Arial"/>
+        <w:i w:val="0"/>
       </w:rPr>
     </w:lvl>
     <w:lvl w:ilvl="1">
@@ -1751,7 +1586,6 @@
       </w:pPr>
       <w:rPr>
         <w:rFonts w:ascii="Courier New" w:hAnsi="Courier New" w:cs="Courier New" w:hint="default"/>
-        <w:rFonts w:cs="Courier New"/>
       </w:rPr>
     </w:lvl>
     <w:lvl w:ilvl="2">
@@ -1767,7 +1601,6 @@
       </w:pPr>
       <w:rPr>
         <w:rFonts w:ascii="Wingdings" w:hAnsi="Wingdings" w:cs="Wingdings" w:hint="default"/>
-        <w:rFonts w:cs="Wingdings"/>
       </w:rPr>
     </w:lvl>
     <w:lvl w:ilvl="3">
@@ -1783,7 +1616,6 @@
       </w:pPr>
       <w:rPr>
         <w:rFonts w:ascii="Symbol" w:hAnsi="Symbol" w:cs="Symbol" w:hint="default"/>
-        <w:rFonts w:cs="Symbol"/>
       </w:rPr>
     </w:lvl>
     <w:lvl w:ilvl="4">
@@ -1799,7 +1631,6 @@
       </w:pPr>
       <w:rPr>
         <w:rFonts w:ascii="Courier New" w:hAnsi="Courier New" w:cs="Courier New" w:hint="default"/>
-        <w:rFonts w:cs="Courier New"/>
       </w:rPr>
     </w:lvl>
     <w:lvl w:ilvl="5">
@@ -1815,7 +1646,6 @@
       </w:pPr>
       <w:rPr>
         <w:rFonts w:ascii="Wingdings" w:hAnsi="Wingdings" w:cs="Wingdings" w:hint="default"/>
-        <w:rFonts w:cs="Wingdings"/>
       </w:rPr>
     </w:lvl>
     <w:lvl w:ilvl="6">
@@ -1831,7 +1661,6 @@
       </w:pPr>
       <w:rPr>
         <w:rFonts w:ascii="Symbol" w:hAnsi="Symbol" w:cs="Symbol" w:hint="default"/>
-        <w:rFonts w:cs="Symbol"/>
       </w:rPr>
     </w:lvl>
     <w:lvl w:ilvl="7">
@@ -1847,7 +1676,6 @@
       </w:pPr>
       <w:rPr>
         <w:rFonts w:ascii="Courier New" w:hAnsi="Courier New" w:cs="Courier New" w:hint="default"/>
-        <w:rFonts w:cs="Courier New"/>
       </w:rPr>
     </w:lvl>
     <w:lvl w:ilvl="8">
@@ -1863,11 +1691,13 @@
       </w:pPr>
       <w:rPr>
         <w:rFonts w:ascii="Wingdings" w:hAnsi="Wingdings" w:cs="Wingdings" w:hint="default"/>
-        <w:rFonts w:cs="Wingdings"/>
       </w:rPr>
     </w:lvl>
   </w:abstractNum>
-  <w:abstractNum w:abstractNumId="2">
+  <w:abstractNum w:abstractNumId="1" w15:restartNumberingAfterBreak="0">
+    <w:nsid w:val="5D3A3F3F"/>
+    <w:multiLevelType w:val="multilevel"/>
+    <w:tmpl w:val="3F365A20"/>
     <w:lvl w:ilvl="0">
       <w:start w:val="1"/>
       <w:numFmt w:val="none"/>
@@ -1875,7 +1705,7 @@
       <w:lvlText w:val=""/>
       <w:lvlJc w:val="left"/>
       <w:pPr>
-        <w:ind w:left="0" w:hanging="0"/>
+        <w:ind w:left="0" w:firstLine="0"/>
       </w:pPr>
     </w:lvl>
     <w:lvl w:ilvl="1">
@@ -1885,7 +1715,7 @@
       <w:lvlText w:val=""/>
       <w:lvlJc w:val="left"/>
       <w:pPr>
-        <w:ind w:left="0" w:hanging="0"/>
+        <w:ind w:left="0" w:firstLine="0"/>
       </w:pPr>
     </w:lvl>
     <w:lvl w:ilvl="2">
@@ -1895,7 +1725,7 @@
       <w:lvlText w:val=""/>
       <w:lvlJc w:val="left"/>
       <w:pPr>
-        <w:ind w:left="0" w:hanging="0"/>
+        <w:ind w:left="0" w:firstLine="0"/>
       </w:pPr>
     </w:lvl>
     <w:lvl w:ilvl="3">
@@ -1905,7 +1735,7 @@
       <w:lvlText w:val=""/>
       <w:lvlJc w:val="left"/>
       <w:pPr>
-        <w:ind w:left="0" w:hanging="0"/>
+        <w:ind w:left="0" w:firstLine="0"/>
       </w:pPr>
     </w:lvl>
     <w:lvl w:ilvl="4">
@@ -1915,7 +1745,7 @@
       <w:lvlText w:val=""/>
       <w:lvlJc w:val="left"/>
       <w:pPr>
-        <w:ind w:left="0" w:hanging="0"/>
+        <w:ind w:left="0" w:firstLine="0"/>
       </w:pPr>
     </w:lvl>
     <w:lvl w:ilvl="5">
@@ -1925,7 +1755,7 @@
       <w:lvlText w:val=""/>
       <w:lvlJc w:val="left"/>
       <w:pPr>
-        <w:ind w:left="0" w:hanging="0"/>
+        <w:ind w:left="0" w:firstLine="0"/>
       </w:pPr>
     </w:lvl>
     <w:lvl w:ilvl="6">
@@ -1935,7 +1765,7 @@
       <w:lvlText w:val=""/>
       <w:lvlJc w:val="left"/>
       <w:pPr>
-        <w:ind w:left="0" w:hanging="0"/>
+        <w:ind w:left="0" w:firstLine="0"/>
       </w:pPr>
     </w:lvl>
     <w:lvl w:ilvl="7">
@@ -1945,7 +1775,7 @@
       <w:lvlText w:val=""/>
       <w:lvlJc w:val="left"/>
       <w:pPr>
-        <w:ind w:left="0" w:hanging="0"/>
+        <w:ind w:left="0" w:firstLine="0"/>
       </w:pPr>
     </w:lvl>
     <w:lvl w:ilvl="8">
@@ -1955,44 +1785,42 @@
       <w:lvlText w:val=""/>
       <w:lvlJc w:val="left"/>
       <w:pPr>
-        <w:ind w:left="0" w:hanging="0"/>
+        <w:ind w:left="0" w:firstLine="0"/>
       </w:pPr>
     </w:lvl>
   </w:abstractNum>
-  <w:num w:numId="1">
+  <w:num w:numId="1" w16cid:durableId="1033001984">
+    <w:abstractNumId w:val="0"/>
+  </w:num>
+  <w:num w:numId="2" w16cid:durableId="1430470577">
     <w:abstractNumId w:val="1"/>
-  </w:num>
-  <w:num w:numId="2">
-    <w:abstractNumId w:val="2"/>
   </w:num>
 </w:numbering>
 </file>
 
 <file path=word/styles.xml><?xml version="1.0" encoding="utf-8"?>
-<w:styles xmlns:w="http://schemas.openxmlformats.org/wordprocessingml/2006/main" xmlns:w14="http://schemas.microsoft.com/office/word/2010/wordml" xmlns:mc="http://schemas.openxmlformats.org/markup-compatibility/2006" mc:Ignorable="w14">
+<w:styles xmlns:mc="http://schemas.openxmlformats.org/markup-compatibility/2006" xmlns:r="http://schemas.openxmlformats.org/officeDocument/2006/relationships" xmlns:w="http://schemas.openxmlformats.org/wordprocessingml/2006/main" xmlns:w14="http://schemas.microsoft.com/office/word/2010/wordml" xmlns:w15="http://schemas.microsoft.com/office/word/2012/wordml" xmlns:w16cex="http://schemas.microsoft.com/office/word/2018/wordml/cex" xmlns:w16cid="http://schemas.microsoft.com/office/word/2016/wordml/cid" xmlns:w16="http://schemas.microsoft.com/office/word/2018/wordml" xmlns:w16sdtdh="http://schemas.microsoft.com/office/word/2020/wordml/sdtdatahash" xmlns:w16se="http://schemas.microsoft.com/office/word/2015/wordml/symex" mc:Ignorable="w14 w15 w16se w16cid w16 w16cex w16sdtdh">
   <w:docDefaults>
     <w:rPrDefault>
       <w:rPr>
-        <w:rFonts w:ascii="Calibri" w:hAnsi="Calibri" w:eastAsia="Calibri" w:cs="" w:asciiTheme="minorHAnsi" w:cstheme="minorBidi" w:eastAsiaTheme="minorHAnsi" w:hAnsiTheme="minorHAnsi"/>
+        <w:rFonts w:asciiTheme="minorHAnsi" w:eastAsiaTheme="minorHAnsi" w:hAnsiTheme="minorHAnsi" w:cstheme="minorBidi"/>
         <w:szCs w:val="22"/>
         <w:lang w:val="de-CH" w:eastAsia="en-US" w:bidi="ar-SA"/>
       </w:rPr>
     </w:rPrDefault>
-    <w:pPrDefault>
-      <w:pPr/>
-    </w:pPrDefault>
+    <w:pPrDefault/>
   </w:docDefaults>
-  <w:latentStyles w:defLockedState="0" w:defUIPriority="99" w:defSemiHidden="0" w:defUnhideWhenUsed="0" w:defQFormat="0" w:count="371">
+  <w:latentStyles w:defLockedState="0" w:defUIPriority="99" w:defSemiHidden="0" w:defUnhideWhenUsed="0" w:defQFormat="0" w:count="376">
     <w:lsdException w:name="Normal" w:uiPriority="0" w:qFormat="1"/>
     <w:lsdException w:name="heading 1" w:uiPriority="9" w:qFormat="1"/>
-    <w:lsdException w:name="heading 2" w:uiPriority="9" w:semiHidden="1" w:unhideWhenUsed="1" w:qFormat="1"/>
-    <w:lsdException w:name="heading 3" w:uiPriority="9" w:semiHidden="1" w:unhideWhenUsed="1" w:qFormat="1"/>
-    <w:lsdException w:name="heading 4" w:uiPriority="9" w:semiHidden="1" w:unhideWhenUsed="1" w:qFormat="1"/>
-    <w:lsdException w:name="heading 5" w:uiPriority="9" w:semiHidden="1" w:unhideWhenUsed="1" w:qFormat="1"/>
-    <w:lsdException w:name="heading 6" w:uiPriority="9" w:semiHidden="1" w:unhideWhenUsed="1" w:qFormat="1"/>
-    <w:lsdException w:name="heading 7" w:uiPriority="9" w:semiHidden="1" w:unhideWhenUsed="1" w:qFormat="1"/>
-    <w:lsdException w:name="heading 8" w:uiPriority="9" w:semiHidden="1" w:unhideWhenUsed="1" w:qFormat="1"/>
-    <w:lsdException w:name="heading 9" w:uiPriority="9" w:semiHidden="1" w:unhideWhenUsed="1" w:qFormat="1"/>
+    <w:lsdException w:name="heading 2" w:semiHidden="1" w:uiPriority="9" w:unhideWhenUsed="1" w:qFormat="1"/>
+    <w:lsdException w:name="heading 3" w:semiHidden="1" w:uiPriority="9" w:unhideWhenUsed="1" w:qFormat="1"/>
+    <w:lsdException w:name="heading 4" w:semiHidden="1" w:uiPriority="9" w:unhideWhenUsed="1" w:qFormat="1"/>
+    <w:lsdException w:name="heading 5" w:semiHidden="1" w:uiPriority="9" w:unhideWhenUsed="1" w:qFormat="1"/>
+    <w:lsdException w:name="heading 6" w:semiHidden="1" w:uiPriority="9" w:unhideWhenUsed="1" w:qFormat="1"/>
+    <w:lsdException w:name="heading 7" w:semiHidden="1" w:uiPriority="9" w:unhideWhenUsed="1" w:qFormat="1"/>
+    <w:lsdException w:name="heading 8" w:semiHidden="1" w:uiPriority="9" w:unhideWhenUsed="1" w:qFormat="1"/>
+    <w:lsdException w:name="heading 9" w:semiHidden="1" w:uiPriority="9" w:unhideWhenUsed="1" w:qFormat="1"/>
     <w:lsdException w:name="index 1" w:semiHidden="1" w:unhideWhenUsed="1"/>
     <w:lsdException w:name="index 2" w:semiHidden="1" w:unhideWhenUsed="1"/>
     <w:lsdException w:name="index 3" w:semiHidden="1" w:unhideWhenUsed="1"/>
@@ -2002,22 +1830,22 @@
     <w:lsdException w:name="index 7" w:semiHidden="1" w:unhideWhenUsed="1"/>
     <w:lsdException w:name="index 8" w:semiHidden="1" w:unhideWhenUsed="1"/>
     <w:lsdException w:name="index 9" w:semiHidden="1" w:unhideWhenUsed="1"/>
-    <w:lsdException w:name="toc 1" w:uiPriority="39" w:semiHidden="1" w:unhideWhenUsed="1"/>
-    <w:lsdException w:name="toc 2" w:uiPriority="39" w:semiHidden="1" w:unhideWhenUsed="1"/>
-    <w:lsdException w:name="toc 3" w:uiPriority="39" w:semiHidden="1" w:unhideWhenUsed="1"/>
-    <w:lsdException w:name="toc 4" w:uiPriority="39" w:semiHidden="1" w:unhideWhenUsed="1"/>
-    <w:lsdException w:name="toc 5" w:uiPriority="39" w:semiHidden="1" w:unhideWhenUsed="1"/>
-    <w:lsdException w:name="toc 6" w:uiPriority="39" w:semiHidden="1" w:unhideWhenUsed="1"/>
-    <w:lsdException w:name="toc 7" w:uiPriority="39" w:semiHidden="1" w:unhideWhenUsed="1"/>
-    <w:lsdException w:name="toc 8" w:uiPriority="39" w:semiHidden="1" w:unhideWhenUsed="1"/>
-    <w:lsdException w:name="toc 9" w:uiPriority="39" w:semiHidden="1" w:unhideWhenUsed="1"/>
+    <w:lsdException w:name="toc 1" w:semiHidden="1" w:uiPriority="39" w:unhideWhenUsed="1"/>
+    <w:lsdException w:name="toc 2" w:semiHidden="1" w:uiPriority="39" w:unhideWhenUsed="1"/>
+    <w:lsdException w:name="toc 3" w:semiHidden="1" w:uiPriority="39" w:unhideWhenUsed="1"/>
+    <w:lsdException w:name="toc 4" w:semiHidden="1" w:uiPriority="39" w:unhideWhenUsed="1"/>
+    <w:lsdException w:name="toc 5" w:semiHidden="1" w:uiPriority="39" w:unhideWhenUsed="1"/>
+    <w:lsdException w:name="toc 6" w:semiHidden="1" w:uiPriority="39" w:unhideWhenUsed="1"/>
+    <w:lsdException w:name="toc 7" w:semiHidden="1" w:uiPriority="39" w:unhideWhenUsed="1"/>
+    <w:lsdException w:name="toc 8" w:semiHidden="1" w:uiPriority="39" w:unhideWhenUsed="1"/>
+    <w:lsdException w:name="toc 9" w:semiHidden="1" w:uiPriority="39" w:unhideWhenUsed="1"/>
     <w:lsdException w:name="Normal Indent" w:semiHidden="1" w:unhideWhenUsed="1"/>
     <w:lsdException w:name="footnote text" w:semiHidden="1" w:unhideWhenUsed="1"/>
     <w:lsdException w:name="annotation text" w:semiHidden="1" w:unhideWhenUsed="1"/>
-    <w:lsdException w:name="header" w:uiPriority="0" w:semiHidden="1" w:unhideWhenUsed="1"/>
-    <w:lsdException w:name="footer" w:uiPriority="0" w:semiHidden="1" w:unhideWhenUsed="1"/>
+    <w:lsdException w:name="header" w:semiHidden="1" w:uiPriority="0" w:unhideWhenUsed="1"/>
+    <w:lsdException w:name="footer" w:semiHidden="1" w:uiPriority="0" w:unhideWhenUsed="1"/>
     <w:lsdException w:name="index heading" w:semiHidden="1" w:unhideWhenUsed="1"/>
-    <w:lsdException w:name="caption" w:uiPriority="35" w:semiHidden="1" w:unhideWhenUsed="1" w:qFormat="1"/>
+    <w:lsdException w:name="caption" w:semiHidden="1" w:uiPriority="35" w:unhideWhenUsed="1" w:qFormat="1"/>
     <w:lsdException w:name="table of figures" w:semiHidden="1" w:unhideWhenUsed="1"/>
     <w:lsdException w:name="envelope address" w:semiHidden="1" w:unhideWhenUsed="1"/>
     <w:lsdException w:name="envelope return" w:semiHidden="1" w:unhideWhenUsed="1"/>
@@ -2048,7 +1876,7 @@
     <w:lsdException w:name="Title" w:uiPriority="10" w:qFormat="1"/>
     <w:lsdException w:name="Closing" w:semiHidden="1" w:unhideWhenUsed="1"/>
     <w:lsdException w:name="Signature" w:semiHidden="1" w:unhideWhenUsed="1"/>
-    <w:lsdException w:name="Default Paragraph Font" w:uiPriority="1" w:semiHidden="1" w:unhideWhenUsed="1"/>
+    <w:lsdException w:name="Default Paragraph Font" w:semiHidden="1" w:uiPriority="1" w:unhideWhenUsed="1"/>
     <w:lsdException w:name="Body Text" w:semiHidden="1" w:unhideWhenUsed="1"/>
     <w:lsdException w:name="Body Text Indent" w:semiHidden="1" w:unhideWhenUsed="1"/>
     <w:lsdException w:name="List Continue" w:semiHidden="1" w:unhideWhenUsed="1"/>
@@ -2248,8 +2076,8 @@
     <w:lsdException w:name="Subtle Reference" w:uiPriority="31" w:qFormat="1"/>
     <w:lsdException w:name="Intense Reference" w:uiPriority="32" w:qFormat="1"/>
     <w:lsdException w:name="Book Title" w:uiPriority="33" w:qFormat="1"/>
-    <w:lsdException w:name="Bibliography" w:uiPriority="37" w:semiHidden="1" w:unhideWhenUsed="1"/>
-    <w:lsdException w:name="TOC Heading" w:uiPriority="39" w:semiHidden="1" w:unhideWhenUsed="1" w:qFormat="1"/>
+    <w:lsdException w:name="Bibliography" w:semiHidden="1" w:uiPriority="37" w:unhideWhenUsed="1"/>
+    <w:lsdException w:name="TOC Heading" w:semiHidden="1" w:uiPriority="39" w:unhideWhenUsed="1" w:qFormat="1"/>
     <w:lsdException w:name="Grid Table 4" w:uiPriority="49"/>
     <w:lsdException w:name="Grid Table 5 Dark" w:uiPriority="50"/>
     <w:lsdException w:name="Grid Table 6 Colorful" w:uiPriority="51"/>
@@ -2345,1147 +2173,29 @@
     <w:lsdException w:name="List Table 5 Dark Accent 6" w:uiPriority="50"/>
     <w:lsdException w:name="List Table 6 Colorful Accent 6" w:uiPriority="51"/>
     <w:lsdException w:name="List Table 7 Colorful Accent 6" w:uiPriority="52"/>
+    <w:lsdException w:name="Mention" w:semiHidden="1" w:unhideWhenUsed="1"/>
+    <w:lsdException w:name="Smart Hyperlink" w:semiHidden="1" w:unhideWhenUsed="1"/>
+    <w:lsdException w:name="Hashtag" w:semiHidden="1" w:unhideWhenUsed="1"/>
+    <w:lsdException w:name="Unresolved Mention" w:semiHidden="1" w:unhideWhenUsed="1"/>
+    <w:lsdException w:name="Smart Link" w:semiHidden="1" w:unhideWhenUsed="1"/>
   </w:latentStyles>
-  <w:style w:type="paragraph" w:styleId="Normal" w:default="1">
+  <w:style w:type="paragraph" w:default="1" w:styleId="Standard">
     <w:name w:val="Normal"/>
     <w:qFormat/>
-    <w:rsid w:val="008a6681"/>
-    <w:pPr>
-      <w:widowControl/>
-      <w:bidi w:val="0"/>
-      <w:jc w:val="left"/>
-    </w:pPr>
-    <w:rPr>
-      <w:rFonts w:ascii="Arial" w:hAnsi="Arial" w:eastAsia="Times New Roman" w:cs="Times New Roman"/>
+    <w:rsid w:val="008A6681"/>
+    <w:rPr>
+      <w:rFonts w:ascii="Arial" w:eastAsia="Times New Roman" w:hAnsi="Arial" w:cs="Times New Roman"/>
       <w:color w:val="00000A"/>
       <w:spacing w:val="8"/>
-      <w:kern w:val="0"/>
-      <w:sz w:val="20"/>
       <w:szCs w:val="20"/>
-      <w:lang w:eastAsia="de-CH" w:val="de-CH" w:bidi="ar-SA"/>
-    </w:rPr>
-  </w:style>
-  <w:style w:type="character" w:styleId="DefaultParagraphFont" w:default="1">
+      <w:lang w:eastAsia="de-CH"/>
+    </w:rPr>
+  </w:style>
+  <w:style w:type="character" w:default="1" w:styleId="Absatz-Standardschriftart">
     <w:name w:val="Default Paragraph Font"/>
     <w:uiPriority w:val="1"/>
     <w:semiHidden/>
     <w:unhideWhenUsed/>
-    <w:qFormat/>
-    <w:rPr/>
-  </w:style>
-  <w:style w:type="character" w:styleId="KopfzeileZchn" w:customStyle="1">
-    <w:name w:val="Kopfzeile Zchn"/>
-    <w:basedOn w:val="DefaultParagraphFont"/>
-    <w:link w:val="Kopfzeile1"/>
-    <w:qFormat/>
-    <w:rsid w:val="008a6681"/>
-    <w:rPr>
-      <w:rFonts w:ascii="Arial" w:hAnsi="Arial" w:eastAsia="Times New Roman" w:cs="Times New Roman"/>
-      <w:spacing w:val="8"/>
-      <w:sz w:val="20"/>
-      <w:szCs w:val="20"/>
-      <w:lang w:eastAsia="de-CH"/>
-    </w:rPr>
-  </w:style>
-  <w:style w:type="character" w:styleId="FuzeileZchn" w:customStyle="1">
-    <w:name w:val="Fußzeile Zchn"/>
-    <w:basedOn w:val="DefaultParagraphFont"/>
-    <w:link w:val="Fuzeile1"/>
-    <w:qFormat/>
-    <w:rsid w:val="008a6681"/>
-    <w:rPr>
-      <w:rFonts w:ascii="Arial" w:hAnsi="Arial" w:eastAsia="Times New Roman" w:cs="Times New Roman"/>
-      <w:spacing w:val="6"/>
-      <w:sz w:val="18"/>
-      <w:szCs w:val="20"/>
-      <w:lang w:eastAsia="de-CH"/>
-    </w:rPr>
-  </w:style>
-  <w:style w:type="character" w:styleId="Berschrift1Zchn" w:customStyle="1">
-    <w:name w:val="Überschrift 1 Zchn"/>
-    <w:basedOn w:val="DefaultParagraphFont"/>
-    <w:uiPriority w:val="9"/>
-    <w:qFormat/>
-    <w:rsid w:val="008a6681"/>
-    <w:rPr>
-      <w:rFonts w:ascii="Cambria" w:hAnsi="Cambria" w:eastAsia="ＭＳ ゴシック" w:cs="" w:asciiTheme="majorHAnsi" w:cstheme="majorBidi" w:eastAsiaTheme="majorEastAsia" w:hAnsiTheme="majorHAnsi"/>
-      <w:color w:val="365F91" w:themeColor="accent1" w:themeShade="bf"/>
-      <w:spacing w:val="8"/>
-      <w:sz w:val="32"/>
-      <w:szCs w:val="32"/>
-      <w:lang w:eastAsia="de-CH"/>
-    </w:rPr>
-  </w:style>
-  <w:style w:type="character" w:styleId="ListLabel1" w:customStyle="1">
-    <w:name w:val="ListLabel 1"/>
-    <w:qFormat/>
-    <w:rPr>
-      <w:rFonts w:eastAsia="Times New Roman" w:cs="Arial"/>
-      <w:i w:val="false"/>
-    </w:rPr>
-  </w:style>
-  <w:style w:type="character" w:styleId="ListLabel2" w:customStyle="1">
-    <w:name w:val="ListLabel 2"/>
-    <w:qFormat/>
-    <w:rPr>
-      <w:rFonts w:cs="Courier New"/>
-    </w:rPr>
-  </w:style>
-  <w:style w:type="character" w:styleId="ListLabel3" w:customStyle="1">
-    <w:name w:val="ListLabel 3"/>
-    <w:qFormat/>
-    <w:rPr>
-      <w:rFonts w:cs="Courier New"/>
-    </w:rPr>
-  </w:style>
-  <w:style w:type="character" w:styleId="ListLabel4" w:customStyle="1">
-    <w:name w:val="ListLabel 4"/>
-    <w:qFormat/>
-    <w:rPr>
-      <w:rFonts w:cs="Courier New"/>
-    </w:rPr>
-  </w:style>
-  <w:style w:type="character" w:styleId="ListLabel5" w:customStyle="1">
-    <w:name w:val="ListLabel 5"/>
-    <w:qFormat/>
-    <w:rPr>
-      <w:rFonts w:cs="Arial"/>
-      <w:i w:val="false"/>
-    </w:rPr>
-  </w:style>
-  <w:style w:type="character" w:styleId="ListLabel6" w:customStyle="1">
-    <w:name w:val="ListLabel 6"/>
-    <w:qFormat/>
-    <w:rPr>
-      <w:rFonts w:cs="Courier New"/>
-    </w:rPr>
-  </w:style>
-  <w:style w:type="character" w:styleId="ListLabel7" w:customStyle="1">
-    <w:name w:val="ListLabel 7"/>
-    <w:qFormat/>
-    <w:rPr>
-      <w:rFonts w:cs="Wingdings"/>
-    </w:rPr>
-  </w:style>
-  <w:style w:type="character" w:styleId="ListLabel8" w:customStyle="1">
-    <w:name w:val="ListLabel 8"/>
-    <w:qFormat/>
-    <w:rPr>
-      <w:rFonts w:cs="Symbol"/>
-    </w:rPr>
-  </w:style>
-  <w:style w:type="character" w:styleId="ListLabel9" w:customStyle="1">
-    <w:name w:val="ListLabel 9"/>
-    <w:qFormat/>
-    <w:rPr>
-      <w:rFonts w:cs="Courier New"/>
-    </w:rPr>
-  </w:style>
-  <w:style w:type="character" w:styleId="ListLabel10" w:customStyle="1">
-    <w:name w:val="ListLabel 10"/>
-    <w:qFormat/>
-    <w:rPr>
-      <w:rFonts w:cs="Wingdings"/>
-    </w:rPr>
-  </w:style>
-  <w:style w:type="character" w:styleId="ListLabel11" w:customStyle="1">
-    <w:name w:val="ListLabel 11"/>
-    <w:qFormat/>
-    <w:rPr>
-      <w:rFonts w:cs="Symbol"/>
-    </w:rPr>
-  </w:style>
-  <w:style w:type="character" w:styleId="ListLabel12" w:customStyle="1">
-    <w:name w:val="ListLabel 12"/>
-    <w:qFormat/>
-    <w:rPr>
-      <w:rFonts w:cs="Courier New"/>
-    </w:rPr>
-  </w:style>
-  <w:style w:type="character" w:styleId="ListLabel13" w:customStyle="1">
-    <w:name w:val="ListLabel 13"/>
-    <w:qFormat/>
-    <w:rPr>
-      <w:rFonts w:cs="Wingdings"/>
-    </w:rPr>
-  </w:style>
-  <w:style w:type="character" w:styleId="ListLabel14" w:customStyle="1">
-    <w:name w:val="ListLabel 14"/>
-    <w:qFormat/>
-    <w:rPr>
-      <w:rFonts w:cs="Arial"/>
-      <w:i w:val="false"/>
-    </w:rPr>
-  </w:style>
-  <w:style w:type="character" w:styleId="ListLabel15" w:customStyle="1">
-    <w:name w:val="ListLabel 15"/>
-    <w:qFormat/>
-    <w:rPr>
-      <w:rFonts w:cs="Courier New"/>
-    </w:rPr>
-  </w:style>
-  <w:style w:type="character" w:styleId="ListLabel16" w:customStyle="1">
-    <w:name w:val="ListLabel 16"/>
-    <w:qFormat/>
-    <w:rPr>
-      <w:rFonts w:cs="Wingdings"/>
-    </w:rPr>
-  </w:style>
-  <w:style w:type="character" w:styleId="ListLabel17" w:customStyle="1">
-    <w:name w:val="ListLabel 17"/>
-    <w:qFormat/>
-    <w:rPr>
-      <w:rFonts w:cs="Symbol"/>
-    </w:rPr>
-  </w:style>
-  <w:style w:type="character" w:styleId="ListLabel18" w:customStyle="1">
-    <w:name w:val="ListLabel 18"/>
-    <w:qFormat/>
-    <w:rPr>
-      <w:rFonts w:cs="Courier New"/>
-    </w:rPr>
-  </w:style>
-  <w:style w:type="character" w:styleId="ListLabel19" w:customStyle="1">
-    <w:name w:val="ListLabel 19"/>
-    <w:qFormat/>
-    <w:rPr>
-      <w:rFonts w:cs="Wingdings"/>
-    </w:rPr>
-  </w:style>
-  <w:style w:type="character" w:styleId="ListLabel20" w:customStyle="1">
-    <w:name w:val="ListLabel 20"/>
-    <w:qFormat/>
-    <w:rPr>
-      <w:rFonts w:cs="Symbol"/>
-    </w:rPr>
-  </w:style>
-  <w:style w:type="character" w:styleId="ListLabel21" w:customStyle="1">
-    <w:name w:val="ListLabel 21"/>
-    <w:qFormat/>
-    <w:rPr>
-      <w:rFonts w:cs="Courier New"/>
-    </w:rPr>
-  </w:style>
-  <w:style w:type="character" w:styleId="ListLabel22" w:customStyle="1">
-    <w:name w:val="ListLabel 22"/>
-    <w:qFormat/>
-    <w:rPr>
-      <w:rFonts w:cs="Wingdings"/>
-    </w:rPr>
-  </w:style>
-  <w:style w:type="character" w:styleId="ListLabel23" w:customStyle="1">
-    <w:name w:val="ListLabel 23"/>
-    <w:qFormat/>
-    <w:rPr>
-      <w:rFonts w:cs="Arial"/>
-      <w:i w:val="false"/>
-    </w:rPr>
-  </w:style>
-  <w:style w:type="character" w:styleId="ListLabel24" w:customStyle="1">
-    <w:name w:val="ListLabel 24"/>
-    <w:qFormat/>
-    <w:rPr>
-      <w:rFonts w:cs="Courier New"/>
-    </w:rPr>
-  </w:style>
-  <w:style w:type="character" w:styleId="ListLabel25" w:customStyle="1">
-    <w:name w:val="ListLabel 25"/>
-    <w:qFormat/>
-    <w:rPr>
-      <w:rFonts w:cs="Wingdings"/>
-    </w:rPr>
-  </w:style>
-  <w:style w:type="character" w:styleId="ListLabel26" w:customStyle="1">
-    <w:name w:val="ListLabel 26"/>
-    <w:qFormat/>
-    <w:rPr>
-      <w:rFonts w:cs="Symbol"/>
-    </w:rPr>
-  </w:style>
-  <w:style w:type="character" w:styleId="ListLabel27" w:customStyle="1">
-    <w:name w:val="ListLabel 27"/>
-    <w:qFormat/>
-    <w:rPr>
-      <w:rFonts w:cs="Courier New"/>
-    </w:rPr>
-  </w:style>
-  <w:style w:type="character" w:styleId="ListLabel28" w:customStyle="1">
-    <w:name w:val="ListLabel 28"/>
-    <w:qFormat/>
-    <w:rPr>
-      <w:rFonts w:cs="Wingdings"/>
-    </w:rPr>
-  </w:style>
-  <w:style w:type="character" w:styleId="ListLabel29" w:customStyle="1">
-    <w:name w:val="ListLabel 29"/>
-    <w:qFormat/>
-    <w:rPr>
-      <w:rFonts w:cs="Symbol"/>
-    </w:rPr>
-  </w:style>
-  <w:style w:type="character" w:styleId="ListLabel30" w:customStyle="1">
-    <w:name w:val="ListLabel 30"/>
-    <w:qFormat/>
-    <w:rPr>
-      <w:rFonts w:cs="Courier New"/>
-    </w:rPr>
-  </w:style>
-  <w:style w:type="character" w:styleId="ListLabel31" w:customStyle="1">
-    <w:name w:val="ListLabel 31"/>
-    <w:qFormat/>
-    <w:rPr>
-      <w:rFonts w:cs="Wingdings"/>
-    </w:rPr>
-  </w:style>
-  <w:style w:type="character" w:styleId="ListLabel32" w:customStyle="1">
-    <w:name w:val="ListLabel 32"/>
-    <w:qFormat/>
-    <w:rPr>
-      <w:rFonts w:cs="Arial"/>
-      <w:i w:val="false"/>
-    </w:rPr>
-  </w:style>
-  <w:style w:type="character" w:styleId="ListLabel33" w:customStyle="1">
-    <w:name w:val="ListLabel 33"/>
-    <w:qFormat/>
-    <w:rPr>
-      <w:rFonts w:cs="Courier New"/>
-    </w:rPr>
-  </w:style>
-  <w:style w:type="character" w:styleId="ListLabel34" w:customStyle="1">
-    <w:name w:val="ListLabel 34"/>
-    <w:qFormat/>
-    <w:rPr>
-      <w:rFonts w:cs="Wingdings"/>
-    </w:rPr>
-  </w:style>
-  <w:style w:type="character" w:styleId="ListLabel35" w:customStyle="1">
-    <w:name w:val="ListLabel 35"/>
-    <w:qFormat/>
-    <w:rPr>
-      <w:rFonts w:cs="Symbol"/>
-    </w:rPr>
-  </w:style>
-  <w:style w:type="character" w:styleId="ListLabel36" w:customStyle="1">
-    <w:name w:val="ListLabel 36"/>
-    <w:qFormat/>
-    <w:rPr>
-      <w:rFonts w:cs="Courier New"/>
-    </w:rPr>
-  </w:style>
-  <w:style w:type="character" w:styleId="ListLabel37" w:customStyle="1">
-    <w:name w:val="ListLabel 37"/>
-    <w:qFormat/>
-    <w:rPr>
-      <w:rFonts w:cs="Wingdings"/>
-    </w:rPr>
-  </w:style>
-  <w:style w:type="character" w:styleId="ListLabel38" w:customStyle="1">
-    <w:name w:val="ListLabel 38"/>
-    <w:qFormat/>
-    <w:rPr>
-      <w:rFonts w:cs="Symbol"/>
-    </w:rPr>
-  </w:style>
-  <w:style w:type="character" w:styleId="ListLabel39" w:customStyle="1">
-    <w:name w:val="ListLabel 39"/>
-    <w:qFormat/>
-    <w:rPr>
-      <w:rFonts w:cs="Courier New"/>
-    </w:rPr>
-  </w:style>
-  <w:style w:type="character" w:styleId="ListLabel40" w:customStyle="1">
-    <w:name w:val="ListLabel 40"/>
-    <w:qFormat/>
-    <w:rPr>
-      <w:rFonts w:cs="Wingdings"/>
-    </w:rPr>
-  </w:style>
-  <w:style w:type="character" w:styleId="ListLabel41" w:customStyle="1">
-    <w:name w:val="ListLabel 41"/>
-    <w:qFormat/>
-    <w:rPr>
-      <w:rFonts w:cs="Arial"/>
-      <w:i w:val="false"/>
-    </w:rPr>
-  </w:style>
-  <w:style w:type="character" w:styleId="ListLabel42" w:customStyle="1">
-    <w:name w:val="ListLabel 42"/>
-    <w:qFormat/>
-    <w:rPr>
-      <w:rFonts w:cs="Courier New"/>
-    </w:rPr>
-  </w:style>
-  <w:style w:type="character" w:styleId="ListLabel43" w:customStyle="1">
-    <w:name w:val="ListLabel 43"/>
-    <w:qFormat/>
-    <w:rPr>
-      <w:rFonts w:cs="Wingdings"/>
-    </w:rPr>
-  </w:style>
-  <w:style w:type="character" w:styleId="ListLabel44" w:customStyle="1">
-    <w:name w:val="ListLabel 44"/>
-    <w:qFormat/>
-    <w:rPr>
-      <w:rFonts w:cs="Symbol"/>
-    </w:rPr>
-  </w:style>
-  <w:style w:type="character" w:styleId="ListLabel45" w:customStyle="1">
-    <w:name w:val="ListLabel 45"/>
-    <w:qFormat/>
-    <w:rPr>
-      <w:rFonts w:cs="Courier New"/>
-    </w:rPr>
-  </w:style>
-  <w:style w:type="character" w:styleId="ListLabel46" w:customStyle="1">
-    <w:name w:val="ListLabel 46"/>
-    <w:qFormat/>
-    <w:rPr>
-      <w:rFonts w:cs="Wingdings"/>
-    </w:rPr>
-  </w:style>
-  <w:style w:type="character" w:styleId="ListLabel47" w:customStyle="1">
-    <w:name w:val="ListLabel 47"/>
-    <w:qFormat/>
-    <w:rPr>
-      <w:rFonts w:cs="Symbol"/>
-    </w:rPr>
-  </w:style>
-  <w:style w:type="character" w:styleId="ListLabel48" w:customStyle="1">
-    <w:name w:val="ListLabel 48"/>
-    <w:qFormat/>
-    <w:rPr>
-      <w:rFonts w:cs="Courier New"/>
-    </w:rPr>
-  </w:style>
-  <w:style w:type="character" w:styleId="ListLabel49" w:customStyle="1">
-    <w:name w:val="ListLabel 49"/>
-    <w:qFormat/>
-    <w:rPr>
-      <w:rFonts w:cs="Wingdings"/>
-    </w:rPr>
-  </w:style>
-  <w:style w:type="character" w:styleId="ListLabel50" w:customStyle="1">
-    <w:name w:val="ListLabel 50"/>
-    <w:qFormat/>
-    <w:rPr>
-      <w:rFonts w:cs="Arial"/>
-      <w:i w:val="false"/>
-    </w:rPr>
-  </w:style>
-  <w:style w:type="character" w:styleId="ListLabel51" w:customStyle="1">
-    <w:name w:val="ListLabel 51"/>
-    <w:qFormat/>
-    <w:rPr>
-      <w:rFonts w:cs="Courier New"/>
-    </w:rPr>
-  </w:style>
-  <w:style w:type="character" w:styleId="ListLabel52" w:customStyle="1">
-    <w:name w:val="ListLabel 52"/>
-    <w:qFormat/>
-    <w:rPr>
-      <w:rFonts w:cs="Wingdings"/>
-    </w:rPr>
-  </w:style>
-  <w:style w:type="character" w:styleId="ListLabel53" w:customStyle="1">
-    <w:name w:val="ListLabel 53"/>
-    <w:qFormat/>
-    <w:rPr>
-      <w:rFonts w:cs="Symbol"/>
-    </w:rPr>
-  </w:style>
-  <w:style w:type="character" w:styleId="ListLabel54" w:customStyle="1">
-    <w:name w:val="ListLabel 54"/>
-    <w:qFormat/>
-    <w:rPr>
-      <w:rFonts w:cs="Courier New"/>
-    </w:rPr>
-  </w:style>
-  <w:style w:type="character" w:styleId="ListLabel55" w:customStyle="1">
-    <w:name w:val="ListLabel 55"/>
-    <w:qFormat/>
-    <w:rPr>
-      <w:rFonts w:cs="Wingdings"/>
-    </w:rPr>
-  </w:style>
-  <w:style w:type="character" w:styleId="ListLabel56" w:customStyle="1">
-    <w:name w:val="ListLabel 56"/>
-    <w:qFormat/>
-    <w:rPr>
-      <w:rFonts w:cs="Symbol"/>
-    </w:rPr>
-  </w:style>
-  <w:style w:type="character" w:styleId="ListLabel57" w:customStyle="1">
-    <w:name w:val="ListLabel 57"/>
-    <w:qFormat/>
-    <w:rPr>
-      <w:rFonts w:cs="Courier New"/>
-    </w:rPr>
-  </w:style>
-  <w:style w:type="character" w:styleId="ListLabel58" w:customStyle="1">
-    <w:name w:val="ListLabel 58"/>
-    <w:qFormat/>
-    <w:rPr>
-      <w:rFonts w:cs="Wingdings"/>
-    </w:rPr>
-  </w:style>
-  <w:style w:type="character" w:styleId="ListLabel59" w:customStyle="1">
-    <w:name w:val="ListLabel 59"/>
-    <w:qFormat/>
-    <w:rPr>
-      <w:rFonts w:cs="Arial"/>
-      <w:i w:val="false"/>
-    </w:rPr>
-  </w:style>
-  <w:style w:type="character" w:styleId="ListLabel60" w:customStyle="1">
-    <w:name w:val="ListLabel 60"/>
-    <w:qFormat/>
-    <w:rPr>
-      <w:rFonts w:cs="Courier New"/>
-    </w:rPr>
-  </w:style>
-  <w:style w:type="character" w:styleId="ListLabel61" w:customStyle="1">
-    <w:name w:val="ListLabel 61"/>
-    <w:qFormat/>
-    <w:rPr>
-      <w:rFonts w:cs="Wingdings"/>
-    </w:rPr>
-  </w:style>
-  <w:style w:type="character" w:styleId="ListLabel62" w:customStyle="1">
-    <w:name w:val="ListLabel 62"/>
-    <w:qFormat/>
-    <w:rPr>
-      <w:rFonts w:cs="Symbol"/>
-    </w:rPr>
-  </w:style>
-  <w:style w:type="character" w:styleId="ListLabel63" w:customStyle="1">
-    <w:name w:val="ListLabel 63"/>
-    <w:qFormat/>
-    <w:rPr>
-      <w:rFonts w:cs="Courier New"/>
-    </w:rPr>
-  </w:style>
-  <w:style w:type="character" w:styleId="ListLabel64" w:customStyle="1">
-    <w:name w:val="ListLabel 64"/>
-    <w:qFormat/>
-    <w:rPr>
-      <w:rFonts w:cs="Wingdings"/>
-    </w:rPr>
-  </w:style>
-  <w:style w:type="character" w:styleId="ListLabel65" w:customStyle="1">
-    <w:name w:val="ListLabel 65"/>
-    <w:qFormat/>
-    <w:rPr>
-      <w:rFonts w:cs="Symbol"/>
-    </w:rPr>
-  </w:style>
-  <w:style w:type="character" w:styleId="ListLabel66" w:customStyle="1">
-    <w:name w:val="ListLabel 66"/>
-    <w:qFormat/>
-    <w:rPr>
-      <w:rFonts w:cs="Courier New"/>
-    </w:rPr>
-  </w:style>
-  <w:style w:type="character" w:styleId="ListLabel67" w:customStyle="1">
-    <w:name w:val="ListLabel 67"/>
-    <w:qFormat/>
-    <w:rPr>
-      <w:rFonts w:cs="Wingdings"/>
-    </w:rPr>
-  </w:style>
-  <w:style w:type="character" w:styleId="ListLabel68" w:customStyle="1">
-    <w:name w:val="ListLabel 68"/>
-    <w:qFormat/>
-    <w:rPr>
-      <w:rFonts w:cs="Arial"/>
-      <w:i w:val="false"/>
-    </w:rPr>
-  </w:style>
-  <w:style w:type="character" w:styleId="ListLabel69" w:customStyle="1">
-    <w:name w:val="ListLabel 69"/>
-    <w:qFormat/>
-    <w:rPr>
-      <w:rFonts w:cs="Courier New"/>
-    </w:rPr>
-  </w:style>
-  <w:style w:type="character" w:styleId="ListLabel70" w:customStyle="1">
-    <w:name w:val="ListLabel 70"/>
-    <w:qFormat/>
-    <w:rPr>
-      <w:rFonts w:cs="Wingdings"/>
-    </w:rPr>
-  </w:style>
-  <w:style w:type="character" w:styleId="ListLabel71" w:customStyle="1">
-    <w:name w:val="ListLabel 71"/>
-    <w:qFormat/>
-    <w:rPr>
-      <w:rFonts w:cs="Symbol"/>
-    </w:rPr>
-  </w:style>
-  <w:style w:type="character" w:styleId="ListLabel72" w:customStyle="1">
-    <w:name w:val="ListLabel 72"/>
-    <w:qFormat/>
-    <w:rPr>
-      <w:rFonts w:cs="Courier New"/>
-    </w:rPr>
-  </w:style>
-  <w:style w:type="character" w:styleId="ListLabel73" w:customStyle="1">
-    <w:name w:val="ListLabel 73"/>
-    <w:qFormat/>
-    <w:rPr>
-      <w:rFonts w:cs="Wingdings"/>
-    </w:rPr>
-  </w:style>
-  <w:style w:type="character" w:styleId="ListLabel74" w:customStyle="1">
-    <w:name w:val="ListLabel 74"/>
-    <w:qFormat/>
-    <w:rPr>
-      <w:rFonts w:cs="Symbol"/>
-    </w:rPr>
-  </w:style>
-  <w:style w:type="character" w:styleId="ListLabel75" w:customStyle="1">
-    <w:name w:val="ListLabel 75"/>
-    <w:qFormat/>
-    <w:rPr>
-      <w:rFonts w:cs="Courier New"/>
-    </w:rPr>
-  </w:style>
-  <w:style w:type="character" w:styleId="ListLabel76" w:customStyle="1">
-    <w:name w:val="ListLabel 76"/>
-    <w:qFormat/>
-    <w:rPr>
-      <w:rFonts w:cs="Wingdings"/>
-    </w:rPr>
-  </w:style>
-  <w:style w:type="character" w:styleId="ListLabel77" w:customStyle="1">
-    <w:name w:val="ListLabel 77"/>
-    <w:qFormat/>
-    <w:rPr>
-      <w:rFonts w:cs="Arial"/>
-      <w:i w:val="false"/>
-    </w:rPr>
-  </w:style>
-  <w:style w:type="character" w:styleId="ListLabel78" w:customStyle="1">
-    <w:name w:val="ListLabel 78"/>
-    <w:qFormat/>
-    <w:rPr>
-      <w:rFonts w:cs="Courier New"/>
-    </w:rPr>
-  </w:style>
-  <w:style w:type="character" w:styleId="ListLabel79" w:customStyle="1">
-    <w:name w:val="ListLabel 79"/>
-    <w:qFormat/>
-    <w:rPr>
-      <w:rFonts w:cs="Wingdings"/>
-    </w:rPr>
-  </w:style>
-  <w:style w:type="character" w:styleId="ListLabel80" w:customStyle="1">
-    <w:name w:val="ListLabel 80"/>
-    <w:qFormat/>
-    <w:rPr>
-      <w:rFonts w:cs="Symbol"/>
-    </w:rPr>
-  </w:style>
-  <w:style w:type="character" w:styleId="ListLabel81" w:customStyle="1">
-    <w:name w:val="ListLabel 81"/>
-    <w:qFormat/>
-    <w:rPr>
-      <w:rFonts w:cs="Courier New"/>
-    </w:rPr>
-  </w:style>
-  <w:style w:type="character" w:styleId="ListLabel82" w:customStyle="1">
-    <w:name w:val="ListLabel 82"/>
-    <w:qFormat/>
-    <w:rPr>
-      <w:rFonts w:cs="Wingdings"/>
-    </w:rPr>
-  </w:style>
-  <w:style w:type="character" w:styleId="ListLabel83" w:customStyle="1">
-    <w:name w:val="ListLabel 83"/>
-    <w:qFormat/>
-    <w:rPr>
-      <w:rFonts w:cs="Symbol"/>
-    </w:rPr>
-  </w:style>
-  <w:style w:type="character" w:styleId="ListLabel84" w:customStyle="1">
-    <w:name w:val="ListLabel 84"/>
-    <w:qFormat/>
-    <w:rPr>
-      <w:rFonts w:cs="Courier New"/>
-    </w:rPr>
-  </w:style>
-  <w:style w:type="character" w:styleId="ListLabel85" w:customStyle="1">
-    <w:name w:val="ListLabel 85"/>
-    <w:qFormat/>
-    <w:rPr>
-      <w:rFonts w:cs="Wingdings"/>
-    </w:rPr>
-  </w:style>
-  <w:style w:type="character" w:styleId="ListLabel86" w:customStyle="1">
-    <w:name w:val="ListLabel 86"/>
-    <w:qFormat/>
-    <w:rPr>
-      <w:rFonts w:cs="Arial"/>
-      <w:i w:val="false"/>
-    </w:rPr>
-  </w:style>
-  <w:style w:type="character" w:styleId="ListLabel87" w:customStyle="1">
-    <w:name w:val="ListLabel 87"/>
-    <w:qFormat/>
-    <w:rPr>
-      <w:rFonts w:cs="Courier New"/>
-    </w:rPr>
-  </w:style>
-  <w:style w:type="character" w:styleId="ListLabel88" w:customStyle="1">
-    <w:name w:val="ListLabel 88"/>
-    <w:qFormat/>
-    <w:rPr>
-      <w:rFonts w:cs="Wingdings"/>
-    </w:rPr>
-  </w:style>
-  <w:style w:type="character" w:styleId="ListLabel89" w:customStyle="1">
-    <w:name w:val="ListLabel 89"/>
-    <w:qFormat/>
-    <w:rPr>
-      <w:rFonts w:cs="Symbol"/>
-    </w:rPr>
-  </w:style>
-  <w:style w:type="character" w:styleId="ListLabel90" w:customStyle="1">
-    <w:name w:val="ListLabel 90"/>
-    <w:qFormat/>
-    <w:rPr>
-      <w:rFonts w:cs="Courier New"/>
-    </w:rPr>
-  </w:style>
-  <w:style w:type="character" w:styleId="ListLabel91" w:customStyle="1">
-    <w:name w:val="ListLabel 91"/>
-    <w:qFormat/>
-    <w:rPr>
-      <w:rFonts w:cs="Wingdings"/>
-    </w:rPr>
-  </w:style>
-  <w:style w:type="character" w:styleId="ListLabel92" w:customStyle="1">
-    <w:name w:val="ListLabel 92"/>
-    <w:qFormat/>
-    <w:rPr>
-      <w:rFonts w:cs="Symbol"/>
-    </w:rPr>
-  </w:style>
-  <w:style w:type="character" w:styleId="ListLabel93" w:customStyle="1">
-    <w:name w:val="ListLabel 93"/>
-    <w:qFormat/>
-    <w:rPr>
-      <w:rFonts w:cs="Courier New"/>
-    </w:rPr>
-  </w:style>
-  <w:style w:type="character" w:styleId="ListLabel94" w:customStyle="1">
-    <w:name w:val="ListLabel 94"/>
-    <w:qFormat/>
-    <w:rPr>
-      <w:rFonts w:cs="Wingdings"/>
-    </w:rPr>
-  </w:style>
-  <w:style w:type="character" w:styleId="ListLabel95" w:customStyle="1">
-    <w:name w:val="ListLabel 95"/>
-    <w:qFormat/>
-    <w:rPr>
-      <w:rFonts w:cs="Arial"/>
-      <w:i w:val="false"/>
-    </w:rPr>
-  </w:style>
-  <w:style w:type="character" w:styleId="ListLabel96" w:customStyle="1">
-    <w:name w:val="ListLabel 96"/>
-    <w:qFormat/>
-    <w:rPr>
-      <w:rFonts w:cs="Courier New"/>
-    </w:rPr>
-  </w:style>
-  <w:style w:type="character" w:styleId="ListLabel97" w:customStyle="1">
-    <w:name w:val="ListLabel 97"/>
-    <w:qFormat/>
-    <w:rPr>
-      <w:rFonts w:cs="Wingdings"/>
-    </w:rPr>
-  </w:style>
-  <w:style w:type="character" w:styleId="ListLabel98" w:customStyle="1">
-    <w:name w:val="ListLabel 98"/>
-    <w:qFormat/>
-    <w:rPr>
-      <w:rFonts w:cs="Symbol"/>
-    </w:rPr>
-  </w:style>
-  <w:style w:type="character" w:styleId="ListLabel99" w:customStyle="1">
-    <w:name w:val="ListLabel 99"/>
-    <w:qFormat/>
-    <w:rPr>
-      <w:rFonts w:cs="Courier New"/>
-    </w:rPr>
-  </w:style>
-  <w:style w:type="character" w:styleId="ListLabel100" w:customStyle="1">
-    <w:name w:val="ListLabel 100"/>
-    <w:qFormat/>
-    <w:rPr>
-      <w:rFonts w:cs="Wingdings"/>
-    </w:rPr>
-  </w:style>
-  <w:style w:type="character" w:styleId="ListLabel101" w:customStyle="1">
-    <w:name w:val="ListLabel 101"/>
-    <w:qFormat/>
-    <w:rPr>
-      <w:rFonts w:cs="Symbol"/>
-    </w:rPr>
-  </w:style>
-  <w:style w:type="character" w:styleId="ListLabel102" w:customStyle="1">
-    <w:name w:val="ListLabel 102"/>
-    <w:qFormat/>
-    <w:rPr>
-      <w:rFonts w:cs="Courier New"/>
-    </w:rPr>
-  </w:style>
-  <w:style w:type="character" w:styleId="ListLabel103" w:customStyle="1">
-    <w:name w:val="ListLabel 103"/>
-    <w:qFormat/>
-    <w:rPr>
-      <w:rFonts w:cs="Wingdings"/>
-    </w:rPr>
-  </w:style>
-  <w:style w:type="character" w:styleId="KopfzeileZchn1" w:customStyle="1">
-    <w:name w:val="Kopfzeile Zchn1"/>
-    <w:basedOn w:val="DefaultParagraphFont"/>
-    <w:link w:val="Kopfzeile"/>
-    <w:qFormat/>
-    <w:rsid w:val="002766df"/>
-    <w:rPr>
-      <w:rFonts w:ascii="Arial" w:hAnsi="Arial" w:eastAsia="Times New Roman" w:cs="Times New Roman"/>
-      <w:color w:val="00000A"/>
-      <w:spacing w:val="8"/>
-      <w:szCs w:val="20"/>
-      <w:lang w:eastAsia="de-CH"/>
-    </w:rPr>
-  </w:style>
-  <w:style w:type="character" w:styleId="FuzeileZchn1" w:customStyle="1">
-    <w:name w:val="Fußzeile Zchn1"/>
-    <w:basedOn w:val="DefaultParagraphFont"/>
-    <w:link w:val="Fuzeile"/>
-    <w:qFormat/>
-    <w:rsid w:val="002766df"/>
-    <w:rPr>
-      <w:rFonts w:ascii="Arial" w:hAnsi="Arial" w:eastAsia="Times New Roman" w:cs="Times New Roman"/>
-      <w:color w:val="00000A"/>
-      <w:spacing w:val="8"/>
-      <w:szCs w:val="20"/>
-      <w:lang w:eastAsia="de-CH"/>
-    </w:rPr>
-  </w:style>
-  <w:style w:type="character" w:styleId="ListLabel104">
-    <w:name w:val="ListLabel 104"/>
-    <w:qFormat/>
-    <w:rPr>
-      <w:rFonts w:cs="Arial"/>
-      <w:i w:val="false"/>
-    </w:rPr>
-  </w:style>
-  <w:style w:type="character" w:styleId="ListLabel105">
-    <w:name w:val="ListLabel 105"/>
-    <w:qFormat/>
-    <w:rPr>
-      <w:rFonts w:cs="Courier New"/>
-    </w:rPr>
-  </w:style>
-  <w:style w:type="character" w:styleId="ListLabel106">
-    <w:name w:val="ListLabel 106"/>
-    <w:qFormat/>
-    <w:rPr>
-      <w:rFonts w:cs="Wingdings"/>
-    </w:rPr>
-  </w:style>
-  <w:style w:type="character" w:styleId="ListLabel107">
-    <w:name w:val="ListLabel 107"/>
-    <w:qFormat/>
-    <w:rPr>
-      <w:rFonts w:cs="Symbol"/>
-    </w:rPr>
-  </w:style>
-  <w:style w:type="character" w:styleId="ListLabel108">
-    <w:name w:val="ListLabel 108"/>
-    <w:qFormat/>
-    <w:rPr>
-      <w:rFonts w:cs="Courier New"/>
-    </w:rPr>
-  </w:style>
-  <w:style w:type="character" w:styleId="ListLabel109">
-    <w:name w:val="ListLabel 109"/>
-    <w:qFormat/>
-    <w:rPr>
-      <w:rFonts w:cs="Wingdings"/>
-    </w:rPr>
-  </w:style>
-  <w:style w:type="character" w:styleId="ListLabel110">
-    <w:name w:val="ListLabel 110"/>
-    <w:qFormat/>
-    <w:rPr>
-      <w:rFonts w:cs="Symbol"/>
-    </w:rPr>
-  </w:style>
-  <w:style w:type="character" w:styleId="ListLabel111">
-    <w:name w:val="ListLabel 111"/>
-    <w:qFormat/>
-    <w:rPr>
-      <w:rFonts w:cs="Courier New"/>
-    </w:rPr>
-  </w:style>
-  <w:style w:type="character" w:styleId="ListLabel112">
-    <w:name w:val="ListLabel 112"/>
-    <w:qFormat/>
-    <w:rPr>
-      <w:rFonts w:cs="Wingdings"/>
-    </w:rPr>
-  </w:style>
-  <w:style w:type="paragraph" w:styleId="Heading" w:customStyle="1">
-    <w:name w:val="Heading"/>
-    <w:basedOn w:val="Normal"/>
-    <w:next w:val="TextBody"/>
-    <w:qFormat/>
-    <w:pPr>
-      <w:keepNext w:val="true"/>
-      <w:spacing w:before="240" w:after="120"/>
-    </w:pPr>
-    <w:rPr>
-      <w:rFonts w:ascii="Liberation Sans" w:hAnsi="Liberation Sans" w:eastAsia="Noto Sans CJK SC Regular" w:cs="FreeSans"/>
-      <w:sz w:val="28"/>
-      <w:szCs w:val="28"/>
-    </w:rPr>
-  </w:style>
-  <w:style w:type="paragraph" w:styleId="TextBody">
-    <w:name w:val="Body Text"/>
-    <w:basedOn w:val="Normal"/>
-    <w:pPr>
-      <w:spacing w:lineRule="auto" w:line="288" w:before="0" w:after="140"/>
-    </w:pPr>
-    <w:rPr/>
-  </w:style>
-  <w:style w:type="paragraph" w:styleId="List">
-    <w:name w:val="List"/>
-    <w:basedOn w:val="TextBody"/>
-    <w:pPr/>
-    <w:rPr>
-      <w:rFonts w:cs="FreeSans"/>
-    </w:rPr>
-  </w:style>
-  <w:style w:type="paragraph" w:styleId="Caption">
-    <w:name w:val="Caption"/>
-    <w:basedOn w:val="Normal"/>
-    <w:qFormat/>
-    <w:pPr>
-      <w:suppressLineNumbers/>
-      <w:spacing w:before="120" w:after="120"/>
-    </w:pPr>
-    <w:rPr>
-      <w:rFonts w:cs="Lohit Devanagari"/>
-      <w:i/>
-      <w:iCs/>
-      <w:sz w:val="24"/>
-      <w:szCs w:val="24"/>
-    </w:rPr>
-  </w:style>
-  <w:style w:type="paragraph" w:styleId="Index" w:customStyle="1">
-    <w:name w:val="Index"/>
-    <w:basedOn w:val="Normal"/>
-    <w:qFormat/>
-    <w:pPr>
-      <w:suppressLineNumbers/>
-    </w:pPr>
-    <w:rPr>
-      <w:rFonts w:cs="FreeSans"/>
-    </w:rPr>
-  </w:style>
-  <w:style w:type="paragraph" w:styleId="Berschrift11" w:customStyle="1">
-    <w:name w:val="Überschrift 11"/>
-    <w:basedOn w:val="Normal"/>
-    <w:uiPriority w:val="9"/>
-    <w:qFormat/>
-    <w:rsid w:val="008a6681"/>
-    <w:pPr>
-      <w:keepNext w:val="true"/>
-      <w:keepLines/>
-      <w:spacing w:before="240" w:after="0"/>
-      <w:outlineLvl w:val="0"/>
-    </w:pPr>
-    <w:rPr>
-      <w:rFonts w:ascii="Cambria" w:hAnsi="Cambria" w:eastAsia="ＭＳ ゴシック" w:cs="" w:asciiTheme="majorHAnsi" w:cstheme="majorBidi" w:eastAsiaTheme="majorEastAsia" w:hAnsiTheme="majorHAnsi"/>
-      <w:color w:val="365F91" w:themeColor="accent1" w:themeShade="bf"/>
-      <w:sz w:val="32"/>
-      <w:szCs w:val="32"/>
-    </w:rPr>
-  </w:style>
-  <w:style w:type="paragraph" w:styleId="Beschriftung1" w:customStyle="1">
-    <w:name w:val="Beschriftung1"/>
-    <w:basedOn w:val="Normal"/>
-    <w:qFormat/>
-    <w:pPr>
-      <w:suppressLineNumbers/>
-      <w:spacing w:before="120" w:after="120"/>
-    </w:pPr>
-    <w:rPr>
-      <w:rFonts w:cs="FreeSans"/>
-      <w:i/>
-      <w:iCs/>
-      <w:sz w:val="24"/>
-      <w:szCs w:val="24"/>
-    </w:rPr>
-  </w:style>
-  <w:style w:type="paragraph" w:styleId="Kopfzeile1" w:customStyle="1">
-    <w:name w:val="Kopfzeile1"/>
-    <w:basedOn w:val="Normal"/>
-    <w:link w:val="KopfzeileZchn"/>
-    <w:qFormat/>
-    <w:rsid w:val="008a6681"/>
-    <w:pPr>
-      <w:tabs>
-        <w:tab w:val="center" w:pos="4536" w:leader="none"/>
-        <w:tab w:val="right" w:pos="9072" w:leader="none"/>
-      </w:tabs>
-    </w:pPr>
-    <w:rPr/>
-  </w:style>
-  <w:style w:type="paragraph" w:styleId="Fuzeile1" w:customStyle="1">
-    <w:name w:val="Fußzeile1"/>
-    <w:basedOn w:val="Normal"/>
-    <w:link w:val="FuzeileZchn"/>
-    <w:qFormat/>
-    <w:rsid w:val="008a6681"/>
-    <w:pPr>
-      <w:tabs>
-        <w:tab w:val="center" w:pos="4536" w:leader="none"/>
-        <w:tab w:val="right" w:pos="9072" w:leader="none"/>
-      </w:tabs>
-      <w:spacing w:lineRule="atLeast" w:line="240"/>
-    </w:pPr>
-    <w:rPr>
-      <w:spacing w:val="6"/>
-      <w:sz w:val="18"/>
-    </w:rPr>
-  </w:style>
-  <w:style w:type="paragraph" w:styleId="Absender" w:customStyle="1">
-    <w:name w:val="Absender"/>
-    <w:basedOn w:val="Normal"/>
-    <w:qFormat/>
-    <w:rsid w:val="008a6681"/>
-    <w:pPr>
-      <w:spacing w:lineRule="atLeast" w:line="240"/>
-    </w:pPr>
-    <w:rPr>
-      <w:spacing w:val="6"/>
-      <w:sz w:val="18"/>
-    </w:rPr>
-  </w:style>
-  <w:style w:type="paragraph" w:styleId="Text" w:customStyle="1">
-    <w:name w:val="Text"/>
-    <w:basedOn w:val="Normal"/>
-    <w:qFormat/>
-    <w:rsid w:val="008a6681"/>
-    <w:pPr>
-      <w:spacing w:lineRule="atLeast" w:line="280"/>
-    </w:pPr>
-    <w:rPr/>
-  </w:style>
-  <w:style w:type="paragraph" w:styleId="Direktion" w:customStyle="1">
-    <w:name w:val="Direktion"/>
-    <w:basedOn w:val="Normal"/>
-    <w:qFormat/>
-    <w:rsid w:val="008a6681"/>
-    <w:pPr>
-      <w:spacing w:lineRule="atLeast" w:line="240"/>
-    </w:pPr>
-    <w:rPr>
-      <w:spacing w:val="6"/>
-      <w:sz w:val="18"/>
-    </w:rPr>
-  </w:style>
-  <w:style w:type="paragraph" w:styleId="StadtBern" w:customStyle="1">
-    <w:name w:val="Stadt Bern"/>
-    <w:basedOn w:val="Berschrift11"/>
-    <w:qFormat/>
-    <w:rsid w:val="008a6681"/>
-    <w:pPr>
-      <w:keepLines w:val="false"/>
-      <w:spacing w:lineRule="exact" w:line="240" w:before="360" w:after="0"/>
-    </w:pPr>
-    <w:rPr>
-      <w:rFonts w:ascii="Arial" w:hAnsi="Arial" w:eastAsia="Times New Roman" w:cs="Times New Roman"/>
-      <w:b/>
-      <w:color w:val="00000A"/>
-      <w:spacing w:val="6"/>
-      <w:sz w:val="18"/>
-      <w:szCs w:val="20"/>
-    </w:rPr>
-  </w:style>
-  <w:style w:type="paragraph" w:styleId="TableContents" w:customStyle="1">
-    <w:name w:val="Table Contents"/>
-    <w:basedOn w:val="Normal"/>
-    <w:qFormat/>
-    <w:pPr/>
-    <w:rPr/>
-  </w:style>
-  <w:style w:type="paragraph" w:styleId="TableHeading" w:customStyle="1">
-    <w:name w:val="Table Heading"/>
-    <w:basedOn w:val="TableContents"/>
-    <w:qFormat/>
-    <w:pPr/>
-    <w:rPr/>
-  </w:style>
-  <w:style w:type="paragraph" w:styleId="Header">
-    <w:name w:val="Header"/>
-    <w:basedOn w:val="Normal"/>
-    <w:link w:val="KopfzeileZchn1"/>
-    <w:unhideWhenUsed/>
-    <w:rsid w:val="002766df"/>
-    <w:pPr>
-      <w:tabs>
-        <w:tab w:val="center" w:pos="4536" w:leader="none"/>
-        <w:tab w:val="right" w:pos="9072" w:leader="none"/>
-      </w:tabs>
-    </w:pPr>
-    <w:rPr/>
-  </w:style>
-  <w:style w:type="paragraph" w:styleId="Footer">
-    <w:name w:val="Footer"/>
-    <w:basedOn w:val="Normal"/>
-    <w:link w:val="FuzeileZchn1"/>
-    <w:unhideWhenUsed/>
-    <w:rsid w:val="002766df"/>
-    <w:pPr>
-      <w:tabs>
-        <w:tab w:val="center" w:pos="4536" w:leader="none"/>
-        <w:tab w:val="right" w:pos="9072" w:leader="none"/>
-      </w:tabs>
-    </w:pPr>
-    <w:rPr/>
-  </w:style>
-  <w:style w:type="paragraph" w:styleId="Default" w:customStyle="1">
-    <w:name w:val="Default"/>
-    <w:qFormat/>
-    <w:rsid w:val="00647ac2"/>
-    <w:pPr>
-      <w:widowControl/>
-      <w:bidi w:val="0"/>
-      <w:jc w:val="left"/>
-    </w:pPr>
-    <w:rPr>
-      <w:rFonts w:ascii="Arial" w:hAnsi="Arial" w:cs="Arial" w:eastAsia="Calibri"/>
-      <w:color w:val="000000"/>
-      <w:kern w:val="0"/>
-      <w:sz w:val="24"/>
-      <w:szCs w:val="24"/>
-      <w:lang w:val="de-CH" w:eastAsia="en-US" w:bidi="ar-SA"/>
-    </w:rPr>
-  </w:style>
-  <w:style w:type="numbering" w:styleId="NoList" w:default="1">
-    <w:name w:val="No List"/>
-    <w:uiPriority w:val="99"/>
-    <w:semiHidden/>
-    <w:unhideWhenUsed/>
-    <w:qFormat/>
   </w:style>
   <w:style w:type="table" w:default="1" w:styleId="NormaleTabelle">
     <w:name w:val="Normal Table"/>
@@ -3501,6 +2211,1102 @@
         <w:right w:w="108" w:type="dxa"/>
       </w:tblCellMar>
     </w:tblPr>
+  </w:style>
+  <w:style w:type="numbering" w:default="1" w:styleId="KeineListe">
+    <w:name w:val="No List"/>
+    <w:uiPriority w:val="99"/>
+    <w:semiHidden/>
+    <w:unhideWhenUsed/>
+  </w:style>
+  <w:style w:type="character" w:customStyle="1" w:styleId="KopfzeileZchn">
+    <w:name w:val="Kopfzeile Zchn"/>
+    <w:basedOn w:val="Absatz-Standardschriftart"/>
+    <w:link w:val="Kopfzeile1"/>
+    <w:qFormat/>
+    <w:rsid w:val="008A6681"/>
+    <w:rPr>
+      <w:rFonts w:ascii="Arial" w:eastAsia="Times New Roman" w:hAnsi="Arial" w:cs="Times New Roman"/>
+      <w:spacing w:val="8"/>
+      <w:sz w:val="20"/>
+      <w:szCs w:val="20"/>
+      <w:lang w:eastAsia="de-CH"/>
+    </w:rPr>
+  </w:style>
+  <w:style w:type="character" w:customStyle="1" w:styleId="FuzeileZchn">
+    <w:name w:val="Fußzeile Zchn"/>
+    <w:basedOn w:val="Absatz-Standardschriftart"/>
+    <w:link w:val="Fuzeile1"/>
+    <w:qFormat/>
+    <w:rsid w:val="008A6681"/>
+    <w:rPr>
+      <w:rFonts w:ascii="Arial" w:eastAsia="Times New Roman" w:hAnsi="Arial" w:cs="Times New Roman"/>
+      <w:spacing w:val="6"/>
+      <w:sz w:val="18"/>
+      <w:szCs w:val="20"/>
+      <w:lang w:eastAsia="de-CH"/>
+    </w:rPr>
+  </w:style>
+  <w:style w:type="character" w:customStyle="1" w:styleId="berschrift1Zchn">
+    <w:name w:val="Überschrift 1 Zchn"/>
+    <w:basedOn w:val="Absatz-Standardschriftart"/>
+    <w:uiPriority w:val="9"/>
+    <w:qFormat/>
+    <w:rsid w:val="008A6681"/>
+    <w:rPr>
+      <w:rFonts w:asciiTheme="majorHAnsi" w:eastAsiaTheme="majorEastAsia" w:hAnsiTheme="majorHAnsi" w:cstheme="majorBidi"/>
+      <w:color w:val="365F91" w:themeColor="accent1" w:themeShade="BF"/>
+      <w:spacing w:val="8"/>
+      <w:sz w:val="32"/>
+      <w:szCs w:val="32"/>
+      <w:lang w:eastAsia="de-CH"/>
+    </w:rPr>
+  </w:style>
+  <w:style w:type="character" w:customStyle="1" w:styleId="ListLabel1">
+    <w:name w:val="ListLabel 1"/>
+    <w:qFormat/>
+    <w:rPr>
+      <w:rFonts w:eastAsia="Times New Roman" w:cs="Arial"/>
+      <w:i w:val="0"/>
+    </w:rPr>
+  </w:style>
+  <w:style w:type="character" w:customStyle="1" w:styleId="ListLabel2">
+    <w:name w:val="ListLabel 2"/>
+    <w:qFormat/>
+    <w:rPr>
+      <w:rFonts w:cs="Courier New"/>
+    </w:rPr>
+  </w:style>
+  <w:style w:type="character" w:customStyle="1" w:styleId="ListLabel3">
+    <w:name w:val="ListLabel 3"/>
+    <w:qFormat/>
+    <w:rPr>
+      <w:rFonts w:cs="Courier New"/>
+    </w:rPr>
+  </w:style>
+  <w:style w:type="character" w:customStyle="1" w:styleId="ListLabel4">
+    <w:name w:val="ListLabel 4"/>
+    <w:qFormat/>
+    <w:rPr>
+      <w:rFonts w:cs="Courier New"/>
+    </w:rPr>
+  </w:style>
+  <w:style w:type="character" w:customStyle="1" w:styleId="ListLabel5">
+    <w:name w:val="ListLabel 5"/>
+    <w:qFormat/>
+    <w:rPr>
+      <w:rFonts w:cs="Arial"/>
+      <w:i w:val="0"/>
+    </w:rPr>
+  </w:style>
+  <w:style w:type="character" w:customStyle="1" w:styleId="ListLabel6">
+    <w:name w:val="ListLabel 6"/>
+    <w:qFormat/>
+    <w:rPr>
+      <w:rFonts w:cs="Courier New"/>
+    </w:rPr>
+  </w:style>
+  <w:style w:type="character" w:customStyle="1" w:styleId="ListLabel7">
+    <w:name w:val="ListLabel 7"/>
+    <w:qFormat/>
+    <w:rPr>
+      <w:rFonts w:cs="Wingdings"/>
+    </w:rPr>
+  </w:style>
+  <w:style w:type="character" w:customStyle="1" w:styleId="ListLabel8">
+    <w:name w:val="ListLabel 8"/>
+    <w:qFormat/>
+    <w:rPr>
+      <w:rFonts w:cs="Symbol"/>
+    </w:rPr>
+  </w:style>
+  <w:style w:type="character" w:customStyle="1" w:styleId="ListLabel9">
+    <w:name w:val="ListLabel 9"/>
+    <w:qFormat/>
+    <w:rPr>
+      <w:rFonts w:cs="Courier New"/>
+    </w:rPr>
+  </w:style>
+  <w:style w:type="character" w:customStyle="1" w:styleId="ListLabel10">
+    <w:name w:val="ListLabel 10"/>
+    <w:qFormat/>
+    <w:rPr>
+      <w:rFonts w:cs="Wingdings"/>
+    </w:rPr>
+  </w:style>
+  <w:style w:type="character" w:customStyle="1" w:styleId="ListLabel11">
+    <w:name w:val="ListLabel 11"/>
+    <w:qFormat/>
+    <w:rPr>
+      <w:rFonts w:cs="Symbol"/>
+    </w:rPr>
+  </w:style>
+  <w:style w:type="character" w:customStyle="1" w:styleId="ListLabel12">
+    <w:name w:val="ListLabel 12"/>
+    <w:qFormat/>
+    <w:rPr>
+      <w:rFonts w:cs="Courier New"/>
+    </w:rPr>
+  </w:style>
+  <w:style w:type="character" w:customStyle="1" w:styleId="ListLabel13">
+    <w:name w:val="ListLabel 13"/>
+    <w:qFormat/>
+    <w:rPr>
+      <w:rFonts w:cs="Wingdings"/>
+    </w:rPr>
+  </w:style>
+  <w:style w:type="character" w:customStyle="1" w:styleId="ListLabel14">
+    <w:name w:val="ListLabel 14"/>
+    <w:qFormat/>
+    <w:rPr>
+      <w:rFonts w:cs="Arial"/>
+      <w:i w:val="0"/>
+    </w:rPr>
+  </w:style>
+  <w:style w:type="character" w:customStyle="1" w:styleId="ListLabel15">
+    <w:name w:val="ListLabel 15"/>
+    <w:qFormat/>
+    <w:rPr>
+      <w:rFonts w:cs="Courier New"/>
+    </w:rPr>
+  </w:style>
+  <w:style w:type="character" w:customStyle="1" w:styleId="ListLabel16">
+    <w:name w:val="ListLabel 16"/>
+    <w:qFormat/>
+    <w:rPr>
+      <w:rFonts w:cs="Wingdings"/>
+    </w:rPr>
+  </w:style>
+  <w:style w:type="character" w:customStyle="1" w:styleId="ListLabel17">
+    <w:name w:val="ListLabel 17"/>
+    <w:qFormat/>
+    <w:rPr>
+      <w:rFonts w:cs="Symbol"/>
+    </w:rPr>
+  </w:style>
+  <w:style w:type="character" w:customStyle="1" w:styleId="ListLabel18">
+    <w:name w:val="ListLabel 18"/>
+    <w:qFormat/>
+    <w:rPr>
+      <w:rFonts w:cs="Courier New"/>
+    </w:rPr>
+  </w:style>
+  <w:style w:type="character" w:customStyle="1" w:styleId="ListLabel19">
+    <w:name w:val="ListLabel 19"/>
+    <w:qFormat/>
+    <w:rPr>
+      <w:rFonts w:cs="Wingdings"/>
+    </w:rPr>
+  </w:style>
+  <w:style w:type="character" w:customStyle="1" w:styleId="ListLabel20">
+    <w:name w:val="ListLabel 20"/>
+    <w:qFormat/>
+    <w:rPr>
+      <w:rFonts w:cs="Symbol"/>
+    </w:rPr>
+  </w:style>
+  <w:style w:type="character" w:customStyle="1" w:styleId="ListLabel21">
+    <w:name w:val="ListLabel 21"/>
+    <w:qFormat/>
+    <w:rPr>
+      <w:rFonts w:cs="Courier New"/>
+    </w:rPr>
+  </w:style>
+  <w:style w:type="character" w:customStyle="1" w:styleId="ListLabel22">
+    <w:name w:val="ListLabel 22"/>
+    <w:qFormat/>
+    <w:rPr>
+      <w:rFonts w:cs="Wingdings"/>
+    </w:rPr>
+  </w:style>
+  <w:style w:type="character" w:customStyle="1" w:styleId="ListLabel23">
+    <w:name w:val="ListLabel 23"/>
+    <w:qFormat/>
+    <w:rPr>
+      <w:rFonts w:cs="Arial"/>
+      <w:i w:val="0"/>
+    </w:rPr>
+  </w:style>
+  <w:style w:type="character" w:customStyle="1" w:styleId="ListLabel24">
+    <w:name w:val="ListLabel 24"/>
+    <w:qFormat/>
+    <w:rPr>
+      <w:rFonts w:cs="Courier New"/>
+    </w:rPr>
+  </w:style>
+  <w:style w:type="character" w:customStyle="1" w:styleId="ListLabel25">
+    <w:name w:val="ListLabel 25"/>
+    <w:qFormat/>
+    <w:rPr>
+      <w:rFonts w:cs="Wingdings"/>
+    </w:rPr>
+  </w:style>
+  <w:style w:type="character" w:customStyle="1" w:styleId="ListLabel26">
+    <w:name w:val="ListLabel 26"/>
+    <w:qFormat/>
+    <w:rPr>
+      <w:rFonts w:cs="Symbol"/>
+    </w:rPr>
+  </w:style>
+  <w:style w:type="character" w:customStyle="1" w:styleId="ListLabel27">
+    <w:name w:val="ListLabel 27"/>
+    <w:qFormat/>
+    <w:rPr>
+      <w:rFonts w:cs="Courier New"/>
+    </w:rPr>
+  </w:style>
+  <w:style w:type="character" w:customStyle="1" w:styleId="ListLabel28">
+    <w:name w:val="ListLabel 28"/>
+    <w:qFormat/>
+    <w:rPr>
+      <w:rFonts w:cs="Wingdings"/>
+    </w:rPr>
+  </w:style>
+  <w:style w:type="character" w:customStyle="1" w:styleId="ListLabel29">
+    <w:name w:val="ListLabel 29"/>
+    <w:qFormat/>
+    <w:rPr>
+      <w:rFonts w:cs="Symbol"/>
+    </w:rPr>
+  </w:style>
+  <w:style w:type="character" w:customStyle="1" w:styleId="ListLabel30">
+    <w:name w:val="ListLabel 30"/>
+    <w:qFormat/>
+    <w:rPr>
+      <w:rFonts w:cs="Courier New"/>
+    </w:rPr>
+  </w:style>
+  <w:style w:type="character" w:customStyle="1" w:styleId="ListLabel31">
+    <w:name w:val="ListLabel 31"/>
+    <w:qFormat/>
+    <w:rPr>
+      <w:rFonts w:cs="Wingdings"/>
+    </w:rPr>
+  </w:style>
+  <w:style w:type="character" w:customStyle="1" w:styleId="ListLabel32">
+    <w:name w:val="ListLabel 32"/>
+    <w:qFormat/>
+    <w:rPr>
+      <w:rFonts w:cs="Arial"/>
+      <w:i w:val="0"/>
+    </w:rPr>
+  </w:style>
+  <w:style w:type="character" w:customStyle="1" w:styleId="ListLabel33">
+    <w:name w:val="ListLabel 33"/>
+    <w:qFormat/>
+    <w:rPr>
+      <w:rFonts w:cs="Courier New"/>
+    </w:rPr>
+  </w:style>
+  <w:style w:type="character" w:customStyle="1" w:styleId="ListLabel34">
+    <w:name w:val="ListLabel 34"/>
+    <w:qFormat/>
+    <w:rPr>
+      <w:rFonts w:cs="Wingdings"/>
+    </w:rPr>
+  </w:style>
+  <w:style w:type="character" w:customStyle="1" w:styleId="ListLabel35">
+    <w:name w:val="ListLabel 35"/>
+    <w:qFormat/>
+    <w:rPr>
+      <w:rFonts w:cs="Symbol"/>
+    </w:rPr>
+  </w:style>
+  <w:style w:type="character" w:customStyle="1" w:styleId="ListLabel36">
+    <w:name w:val="ListLabel 36"/>
+    <w:qFormat/>
+    <w:rPr>
+      <w:rFonts w:cs="Courier New"/>
+    </w:rPr>
+  </w:style>
+  <w:style w:type="character" w:customStyle="1" w:styleId="ListLabel37">
+    <w:name w:val="ListLabel 37"/>
+    <w:qFormat/>
+    <w:rPr>
+      <w:rFonts w:cs="Wingdings"/>
+    </w:rPr>
+  </w:style>
+  <w:style w:type="character" w:customStyle="1" w:styleId="ListLabel38">
+    <w:name w:val="ListLabel 38"/>
+    <w:qFormat/>
+    <w:rPr>
+      <w:rFonts w:cs="Symbol"/>
+    </w:rPr>
+  </w:style>
+  <w:style w:type="character" w:customStyle="1" w:styleId="ListLabel39">
+    <w:name w:val="ListLabel 39"/>
+    <w:qFormat/>
+    <w:rPr>
+      <w:rFonts w:cs="Courier New"/>
+    </w:rPr>
+  </w:style>
+  <w:style w:type="character" w:customStyle="1" w:styleId="ListLabel40">
+    <w:name w:val="ListLabel 40"/>
+    <w:qFormat/>
+    <w:rPr>
+      <w:rFonts w:cs="Wingdings"/>
+    </w:rPr>
+  </w:style>
+  <w:style w:type="character" w:customStyle="1" w:styleId="ListLabel41">
+    <w:name w:val="ListLabel 41"/>
+    <w:qFormat/>
+    <w:rPr>
+      <w:rFonts w:cs="Arial"/>
+      <w:i w:val="0"/>
+    </w:rPr>
+  </w:style>
+  <w:style w:type="character" w:customStyle="1" w:styleId="ListLabel42">
+    <w:name w:val="ListLabel 42"/>
+    <w:qFormat/>
+    <w:rPr>
+      <w:rFonts w:cs="Courier New"/>
+    </w:rPr>
+  </w:style>
+  <w:style w:type="character" w:customStyle="1" w:styleId="ListLabel43">
+    <w:name w:val="ListLabel 43"/>
+    <w:qFormat/>
+    <w:rPr>
+      <w:rFonts w:cs="Wingdings"/>
+    </w:rPr>
+  </w:style>
+  <w:style w:type="character" w:customStyle="1" w:styleId="ListLabel44">
+    <w:name w:val="ListLabel 44"/>
+    <w:qFormat/>
+    <w:rPr>
+      <w:rFonts w:cs="Symbol"/>
+    </w:rPr>
+  </w:style>
+  <w:style w:type="character" w:customStyle="1" w:styleId="ListLabel45">
+    <w:name w:val="ListLabel 45"/>
+    <w:qFormat/>
+    <w:rPr>
+      <w:rFonts w:cs="Courier New"/>
+    </w:rPr>
+  </w:style>
+  <w:style w:type="character" w:customStyle="1" w:styleId="ListLabel46">
+    <w:name w:val="ListLabel 46"/>
+    <w:qFormat/>
+    <w:rPr>
+      <w:rFonts w:cs="Wingdings"/>
+    </w:rPr>
+  </w:style>
+  <w:style w:type="character" w:customStyle="1" w:styleId="ListLabel47">
+    <w:name w:val="ListLabel 47"/>
+    <w:qFormat/>
+    <w:rPr>
+      <w:rFonts w:cs="Symbol"/>
+    </w:rPr>
+  </w:style>
+  <w:style w:type="character" w:customStyle="1" w:styleId="ListLabel48">
+    <w:name w:val="ListLabel 48"/>
+    <w:qFormat/>
+    <w:rPr>
+      <w:rFonts w:cs="Courier New"/>
+    </w:rPr>
+  </w:style>
+  <w:style w:type="character" w:customStyle="1" w:styleId="ListLabel49">
+    <w:name w:val="ListLabel 49"/>
+    <w:qFormat/>
+    <w:rPr>
+      <w:rFonts w:cs="Wingdings"/>
+    </w:rPr>
+  </w:style>
+  <w:style w:type="character" w:customStyle="1" w:styleId="ListLabel50">
+    <w:name w:val="ListLabel 50"/>
+    <w:qFormat/>
+    <w:rPr>
+      <w:rFonts w:cs="Arial"/>
+      <w:i w:val="0"/>
+    </w:rPr>
+  </w:style>
+  <w:style w:type="character" w:customStyle="1" w:styleId="ListLabel51">
+    <w:name w:val="ListLabel 51"/>
+    <w:qFormat/>
+    <w:rPr>
+      <w:rFonts w:cs="Courier New"/>
+    </w:rPr>
+  </w:style>
+  <w:style w:type="character" w:customStyle="1" w:styleId="ListLabel52">
+    <w:name w:val="ListLabel 52"/>
+    <w:qFormat/>
+    <w:rPr>
+      <w:rFonts w:cs="Wingdings"/>
+    </w:rPr>
+  </w:style>
+  <w:style w:type="character" w:customStyle="1" w:styleId="ListLabel53">
+    <w:name w:val="ListLabel 53"/>
+    <w:qFormat/>
+    <w:rPr>
+      <w:rFonts w:cs="Symbol"/>
+    </w:rPr>
+  </w:style>
+  <w:style w:type="character" w:customStyle="1" w:styleId="ListLabel54">
+    <w:name w:val="ListLabel 54"/>
+    <w:qFormat/>
+    <w:rPr>
+      <w:rFonts w:cs="Courier New"/>
+    </w:rPr>
+  </w:style>
+  <w:style w:type="character" w:customStyle="1" w:styleId="ListLabel55">
+    <w:name w:val="ListLabel 55"/>
+    <w:qFormat/>
+    <w:rPr>
+      <w:rFonts w:cs="Wingdings"/>
+    </w:rPr>
+  </w:style>
+  <w:style w:type="character" w:customStyle="1" w:styleId="ListLabel56">
+    <w:name w:val="ListLabel 56"/>
+    <w:qFormat/>
+    <w:rPr>
+      <w:rFonts w:cs="Symbol"/>
+    </w:rPr>
+  </w:style>
+  <w:style w:type="character" w:customStyle="1" w:styleId="ListLabel57">
+    <w:name w:val="ListLabel 57"/>
+    <w:qFormat/>
+    <w:rPr>
+      <w:rFonts w:cs="Courier New"/>
+    </w:rPr>
+  </w:style>
+  <w:style w:type="character" w:customStyle="1" w:styleId="ListLabel58">
+    <w:name w:val="ListLabel 58"/>
+    <w:qFormat/>
+    <w:rPr>
+      <w:rFonts w:cs="Wingdings"/>
+    </w:rPr>
+  </w:style>
+  <w:style w:type="character" w:customStyle="1" w:styleId="ListLabel59">
+    <w:name w:val="ListLabel 59"/>
+    <w:qFormat/>
+    <w:rPr>
+      <w:rFonts w:cs="Arial"/>
+      <w:i w:val="0"/>
+    </w:rPr>
+  </w:style>
+  <w:style w:type="character" w:customStyle="1" w:styleId="ListLabel60">
+    <w:name w:val="ListLabel 60"/>
+    <w:qFormat/>
+    <w:rPr>
+      <w:rFonts w:cs="Courier New"/>
+    </w:rPr>
+  </w:style>
+  <w:style w:type="character" w:customStyle="1" w:styleId="ListLabel61">
+    <w:name w:val="ListLabel 61"/>
+    <w:qFormat/>
+    <w:rPr>
+      <w:rFonts w:cs="Wingdings"/>
+    </w:rPr>
+  </w:style>
+  <w:style w:type="character" w:customStyle="1" w:styleId="ListLabel62">
+    <w:name w:val="ListLabel 62"/>
+    <w:qFormat/>
+    <w:rPr>
+      <w:rFonts w:cs="Symbol"/>
+    </w:rPr>
+  </w:style>
+  <w:style w:type="character" w:customStyle="1" w:styleId="ListLabel63">
+    <w:name w:val="ListLabel 63"/>
+    <w:qFormat/>
+    <w:rPr>
+      <w:rFonts w:cs="Courier New"/>
+    </w:rPr>
+  </w:style>
+  <w:style w:type="character" w:customStyle="1" w:styleId="ListLabel64">
+    <w:name w:val="ListLabel 64"/>
+    <w:qFormat/>
+    <w:rPr>
+      <w:rFonts w:cs="Wingdings"/>
+    </w:rPr>
+  </w:style>
+  <w:style w:type="character" w:customStyle="1" w:styleId="ListLabel65">
+    <w:name w:val="ListLabel 65"/>
+    <w:qFormat/>
+    <w:rPr>
+      <w:rFonts w:cs="Symbol"/>
+    </w:rPr>
+  </w:style>
+  <w:style w:type="character" w:customStyle="1" w:styleId="ListLabel66">
+    <w:name w:val="ListLabel 66"/>
+    <w:qFormat/>
+    <w:rPr>
+      <w:rFonts w:cs="Courier New"/>
+    </w:rPr>
+  </w:style>
+  <w:style w:type="character" w:customStyle="1" w:styleId="ListLabel67">
+    <w:name w:val="ListLabel 67"/>
+    <w:qFormat/>
+    <w:rPr>
+      <w:rFonts w:cs="Wingdings"/>
+    </w:rPr>
+  </w:style>
+  <w:style w:type="character" w:customStyle="1" w:styleId="ListLabel68">
+    <w:name w:val="ListLabel 68"/>
+    <w:qFormat/>
+    <w:rPr>
+      <w:rFonts w:cs="Arial"/>
+      <w:i w:val="0"/>
+    </w:rPr>
+  </w:style>
+  <w:style w:type="character" w:customStyle="1" w:styleId="ListLabel69">
+    <w:name w:val="ListLabel 69"/>
+    <w:qFormat/>
+    <w:rPr>
+      <w:rFonts w:cs="Courier New"/>
+    </w:rPr>
+  </w:style>
+  <w:style w:type="character" w:customStyle="1" w:styleId="ListLabel70">
+    <w:name w:val="ListLabel 70"/>
+    <w:qFormat/>
+    <w:rPr>
+      <w:rFonts w:cs="Wingdings"/>
+    </w:rPr>
+  </w:style>
+  <w:style w:type="character" w:customStyle="1" w:styleId="ListLabel71">
+    <w:name w:val="ListLabel 71"/>
+    <w:qFormat/>
+    <w:rPr>
+      <w:rFonts w:cs="Symbol"/>
+    </w:rPr>
+  </w:style>
+  <w:style w:type="character" w:customStyle="1" w:styleId="ListLabel72">
+    <w:name w:val="ListLabel 72"/>
+    <w:qFormat/>
+    <w:rPr>
+      <w:rFonts w:cs="Courier New"/>
+    </w:rPr>
+  </w:style>
+  <w:style w:type="character" w:customStyle="1" w:styleId="ListLabel73">
+    <w:name w:val="ListLabel 73"/>
+    <w:qFormat/>
+    <w:rPr>
+      <w:rFonts w:cs="Wingdings"/>
+    </w:rPr>
+  </w:style>
+  <w:style w:type="character" w:customStyle="1" w:styleId="ListLabel74">
+    <w:name w:val="ListLabel 74"/>
+    <w:qFormat/>
+    <w:rPr>
+      <w:rFonts w:cs="Symbol"/>
+    </w:rPr>
+  </w:style>
+  <w:style w:type="character" w:customStyle="1" w:styleId="ListLabel75">
+    <w:name w:val="ListLabel 75"/>
+    <w:qFormat/>
+    <w:rPr>
+      <w:rFonts w:cs="Courier New"/>
+    </w:rPr>
+  </w:style>
+  <w:style w:type="character" w:customStyle="1" w:styleId="ListLabel76">
+    <w:name w:val="ListLabel 76"/>
+    <w:qFormat/>
+    <w:rPr>
+      <w:rFonts w:cs="Wingdings"/>
+    </w:rPr>
+  </w:style>
+  <w:style w:type="character" w:customStyle="1" w:styleId="ListLabel77">
+    <w:name w:val="ListLabel 77"/>
+    <w:qFormat/>
+    <w:rPr>
+      <w:rFonts w:cs="Arial"/>
+      <w:i w:val="0"/>
+    </w:rPr>
+  </w:style>
+  <w:style w:type="character" w:customStyle="1" w:styleId="ListLabel78">
+    <w:name w:val="ListLabel 78"/>
+    <w:qFormat/>
+    <w:rPr>
+      <w:rFonts w:cs="Courier New"/>
+    </w:rPr>
+  </w:style>
+  <w:style w:type="character" w:customStyle="1" w:styleId="ListLabel79">
+    <w:name w:val="ListLabel 79"/>
+    <w:qFormat/>
+    <w:rPr>
+      <w:rFonts w:cs="Wingdings"/>
+    </w:rPr>
+  </w:style>
+  <w:style w:type="character" w:customStyle="1" w:styleId="ListLabel80">
+    <w:name w:val="ListLabel 80"/>
+    <w:qFormat/>
+    <w:rPr>
+      <w:rFonts w:cs="Symbol"/>
+    </w:rPr>
+  </w:style>
+  <w:style w:type="character" w:customStyle="1" w:styleId="ListLabel81">
+    <w:name w:val="ListLabel 81"/>
+    <w:qFormat/>
+    <w:rPr>
+      <w:rFonts w:cs="Courier New"/>
+    </w:rPr>
+  </w:style>
+  <w:style w:type="character" w:customStyle="1" w:styleId="ListLabel82">
+    <w:name w:val="ListLabel 82"/>
+    <w:qFormat/>
+    <w:rPr>
+      <w:rFonts w:cs="Wingdings"/>
+    </w:rPr>
+  </w:style>
+  <w:style w:type="character" w:customStyle="1" w:styleId="ListLabel83">
+    <w:name w:val="ListLabel 83"/>
+    <w:qFormat/>
+    <w:rPr>
+      <w:rFonts w:cs="Symbol"/>
+    </w:rPr>
+  </w:style>
+  <w:style w:type="character" w:customStyle="1" w:styleId="ListLabel84">
+    <w:name w:val="ListLabel 84"/>
+    <w:qFormat/>
+    <w:rPr>
+      <w:rFonts w:cs="Courier New"/>
+    </w:rPr>
+  </w:style>
+  <w:style w:type="character" w:customStyle="1" w:styleId="ListLabel85">
+    <w:name w:val="ListLabel 85"/>
+    <w:qFormat/>
+    <w:rPr>
+      <w:rFonts w:cs="Wingdings"/>
+    </w:rPr>
+  </w:style>
+  <w:style w:type="character" w:customStyle="1" w:styleId="ListLabel86">
+    <w:name w:val="ListLabel 86"/>
+    <w:qFormat/>
+    <w:rPr>
+      <w:rFonts w:cs="Arial"/>
+      <w:i w:val="0"/>
+    </w:rPr>
+  </w:style>
+  <w:style w:type="character" w:customStyle="1" w:styleId="ListLabel87">
+    <w:name w:val="ListLabel 87"/>
+    <w:qFormat/>
+    <w:rPr>
+      <w:rFonts w:cs="Courier New"/>
+    </w:rPr>
+  </w:style>
+  <w:style w:type="character" w:customStyle="1" w:styleId="ListLabel88">
+    <w:name w:val="ListLabel 88"/>
+    <w:qFormat/>
+    <w:rPr>
+      <w:rFonts w:cs="Wingdings"/>
+    </w:rPr>
+  </w:style>
+  <w:style w:type="character" w:customStyle="1" w:styleId="ListLabel89">
+    <w:name w:val="ListLabel 89"/>
+    <w:qFormat/>
+    <w:rPr>
+      <w:rFonts w:cs="Symbol"/>
+    </w:rPr>
+  </w:style>
+  <w:style w:type="character" w:customStyle="1" w:styleId="ListLabel90">
+    <w:name w:val="ListLabel 90"/>
+    <w:qFormat/>
+    <w:rPr>
+      <w:rFonts w:cs="Courier New"/>
+    </w:rPr>
+  </w:style>
+  <w:style w:type="character" w:customStyle="1" w:styleId="ListLabel91">
+    <w:name w:val="ListLabel 91"/>
+    <w:qFormat/>
+    <w:rPr>
+      <w:rFonts w:cs="Wingdings"/>
+    </w:rPr>
+  </w:style>
+  <w:style w:type="character" w:customStyle="1" w:styleId="ListLabel92">
+    <w:name w:val="ListLabel 92"/>
+    <w:qFormat/>
+    <w:rPr>
+      <w:rFonts w:cs="Symbol"/>
+    </w:rPr>
+  </w:style>
+  <w:style w:type="character" w:customStyle="1" w:styleId="ListLabel93">
+    <w:name w:val="ListLabel 93"/>
+    <w:qFormat/>
+    <w:rPr>
+      <w:rFonts w:cs="Courier New"/>
+    </w:rPr>
+  </w:style>
+  <w:style w:type="character" w:customStyle="1" w:styleId="ListLabel94">
+    <w:name w:val="ListLabel 94"/>
+    <w:qFormat/>
+    <w:rPr>
+      <w:rFonts w:cs="Wingdings"/>
+    </w:rPr>
+  </w:style>
+  <w:style w:type="character" w:customStyle="1" w:styleId="ListLabel95">
+    <w:name w:val="ListLabel 95"/>
+    <w:qFormat/>
+    <w:rPr>
+      <w:rFonts w:cs="Arial"/>
+      <w:i w:val="0"/>
+    </w:rPr>
+  </w:style>
+  <w:style w:type="character" w:customStyle="1" w:styleId="ListLabel96">
+    <w:name w:val="ListLabel 96"/>
+    <w:qFormat/>
+    <w:rPr>
+      <w:rFonts w:cs="Courier New"/>
+    </w:rPr>
+  </w:style>
+  <w:style w:type="character" w:customStyle="1" w:styleId="ListLabel97">
+    <w:name w:val="ListLabel 97"/>
+    <w:qFormat/>
+    <w:rPr>
+      <w:rFonts w:cs="Wingdings"/>
+    </w:rPr>
+  </w:style>
+  <w:style w:type="character" w:customStyle="1" w:styleId="ListLabel98">
+    <w:name w:val="ListLabel 98"/>
+    <w:qFormat/>
+    <w:rPr>
+      <w:rFonts w:cs="Symbol"/>
+    </w:rPr>
+  </w:style>
+  <w:style w:type="character" w:customStyle="1" w:styleId="ListLabel99">
+    <w:name w:val="ListLabel 99"/>
+    <w:qFormat/>
+    <w:rPr>
+      <w:rFonts w:cs="Courier New"/>
+    </w:rPr>
+  </w:style>
+  <w:style w:type="character" w:customStyle="1" w:styleId="ListLabel100">
+    <w:name w:val="ListLabel 100"/>
+    <w:qFormat/>
+    <w:rPr>
+      <w:rFonts w:cs="Wingdings"/>
+    </w:rPr>
+  </w:style>
+  <w:style w:type="character" w:customStyle="1" w:styleId="ListLabel101">
+    <w:name w:val="ListLabel 101"/>
+    <w:qFormat/>
+    <w:rPr>
+      <w:rFonts w:cs="Symbol"/>
+    </w:rPr>
+  </w:style>
+  <w:style w:type="character" w:customStyle="1" w:styleId="ListLabel102">
+    <w:name w:val="ListLabel 102"/>
+    <w:qFormat/>
+    <w:rPr>
+      <w:rFonts w:cs="Courier New"/>
+    </w:rPr>
+  </w:style>
+  <w:style w:type="character" w:customStyle="1" w:styleId="ListLabel103">
+    <w:name w:val="ListLabel 103"/>
+    <w:qFormat/>
+    <w:rPr>
+      <w:rFonts w:cs="Wingdings"/>
+    </w:rPr>
+  </w:style>
+  <w:style w:type="character" w:customStyle="1" w:styleId="KopfzeileZchn1">
+    <w:name w:val="Kopfzeile Zchn1"/>
+    <w:basedOn w:val="Absatz-Standardschriftart"/>
+    <w:link w:val="Kopfzeile"/>
+    <w:qFormat/>
+    <w:rsid w:val="002766DF"/>
+    <w:rPr>
+      <w:rFonts w:ascii="Arial" w:eastAsia="Times New Roman" w:hAnsi="Arial" w:cs="Times New Roman"/>
+      <w:color w:val="00000A"/>
+      <w:spacing w:val="8"/>
+      <w:szCs w:val="20"/>
+      <w:lang w:eastAsia="de-CH"/>
+    </w:rPr>
+  </w:style>
+  <w:style w:type="character" w:customStyle="1" w:styleId="FuzeileZchn1">
+    <w:name w:val="Fußzeile Zchn1"/>
+    <w:basedOn w:val="Absatz-Standardschriftart"/>
+    <w:link w:val="Fuzeile"/>
+    <w:qFormat/>
+    <w:rsid w:val="002766DF"/>
+    <w:rPr>
+      <w:rFonts w:ascii="Arial" w:eastAsia="Times New Roman" w:hAnsi="Arial" w:cs="Times New Roman"/>
+      <w:color w:val="00000A"/>
+      <w:spacing w:val="8"/>
+      <w:szCs w:val="20"/>
+      <w:lang w:eastAsia="de-CH"/>
+    </w:rPr>
+  </w:style>
+  <w:style w:type="character" w:customStyle="1" w:styleId="ListLabel104">
+    <w:name w:val="ListLabel 104"/>
+    <w:qFormat/>
+    <w:rPr>
+      <w:rFonts w:cs="Arial"/>
+      <w:i w:val="0"/>
+    </w:rPr>
+  </w:style>
+  <w:style w:type="character" w:customStyle="1" w:styleId="ListLabel105">
+    <w:name w:val="ListLabel 105"/>
+    <w:qFormat/>
+    <w:rPr>
+      <w:rFonts w:cs="Courier New"/>
+    </w:rPr>
+  </w:style>
+  <w:style w:type="character" w:customStyle="1" w:styleId="ListLabel106">
+    <w:name w:val="ListLabel 106"/>
+    <w:qFormat/>
+    <w:rPr>
+      <w:rFonts w:cs="Wingdings"/>
+    </w:rPr>
+  </w:style>
+  <w:style w:type="character" w:customStyle="1" w:styleId="ListLabel107">
+    <w:name w:val="ListLabel 107"/>
+    <w:qFormat/>
+    <w:rPr>
+      <w:rFonts w:cs="Symbol"/>
+    </w:rPr>
+  </w:style>
+  <w:style w:type="character" w:customStyle="1" w:styleId="ListLabel108">
+    <w:name w:val="ListLabel 108"/>
+    <w:qFormat/>
+    <w:rPr>
+      <w:rFonts w:cs="Courier New"/>
+    </w:rPr>
+  </w:style>
+  <w:style w:type="character" w:customStyle="1" w:styleId="ListLabel109">
+    <w:name w:val="ListLabel 109"/>
+    <w:qFormat/>
+    <w:rPr>
+      <w:rFonts w:cs="Wingdings"/>
+    </w:rPr>
+  </w:style>
+  <w:style w:type="character" w:customStyle="1" w:styleId="ListLabel110">
+    <w:name w:val="ListLabel 110"/>
+    <w:qFormat/>
+    <w:rPr>
+      <w:rFonts w:cs="Symbol"/>
+    </w:rPr>
+  </w:style>
+  <w:style w:type="character" w:customStyle="1" w:styleId="ListLabel111">
+    <w:name w:val="ListLabel 111"/>
+    <w:qFormat/>
+    <w:rPr>
+      <w:rFonts w:cs="Courier New"/>
+    </w:rPr>
+  </w:style>
+  <w:style w:type="character" w:customStyle="1" w:styleId="ListLabel112">
+    <w:name w:val="ListLabel 112"/>
+    <w:qFormat/>
+    <w:rPr>
+      <w:rFonts w:cs="Wingdings"/>
+    </w:rPr>
+  </w:style>
+  <w:style w:type="paragraph" w:customStyle="1" w:styleId="Heading">
+    <w:name w:val="Heading"/>
+    <w:basedOn w:val="Standard"/>
+    <w:next w:val="Textkrper"/>
+    <w:qFormat/>
+    <w:pPr>
+      <w:keepNext/>
+      <w:spacing w:before="240" w:after="120"/>
+    </w:pPr>
+    <w:rPr>
+      <w:rFonts w:ascii="Liberation Sans" w:eastAsia="Noto Sans CJK SC Regular" w:hAnsi="Liberation Sans" w:cs="FreeSans"/>
+      <w:sz w:val="28"/>
+      <w:szCs w:val="28"/>
+    </w:rPr>
+  </w:style>
+  <w:style w:type="paragraph" w:styleId="Textkrper">
+    <w:name w:val="Body Text"/>
+    <w:basedOn w:val="Standard"/>
+    <w:pPr>
+      <w:spacing w:after="140" w:line="288" w:lineRule="auto"/>
+    </w:pPr>
+  </w:style>
+  <w:style w:type="paragraph" w:styleId="Liste">
+    <w:name w:val="List"/>
+    <w:basedOn w:val="Textkrper"/>
+    <w:rPr>
+      <w:rFonts w:cs="FreeSans"/>
+    </w:rPr>
+  </w:style>
+  <w:style w:type="paragraph" w:styleId="Beschriftung">
+    <w:name w:val="caption"/>
+    <w:basedOn w:val="Standard"/>
+    <w:qFormat/>
+    <w:pPr>
+      <w:suppressLineNumbers/>
+      <w:spacing w:before="120" w:after="120"/>
+    </w:pPr>
+    <w:rPr>
+      <w:rFonts w:cs="Lohit Devanagari"/>
+      <w:i/>
+      <w:iCs/>
+      <w:sz w:val="24"/>
+      <w:szCs w:val="24"/>
+    </w:rPr>
+  </w:style>
+  <w:style w:type="paragraph" w:customStyle="1" w:styleId="Index">
+    <w:name w:val="Index"/>
+    <w:basedOn w:val="Standard"/>
+    <w:qFormat/>
+    <w:pPr>
+      <w:suppressLineNumbers/>
+    </w:pPr>
+    <w:rPr>
+      <w:rFonts w:cs="FreeSans"/>
+    </w:rPr>
+  </w:style>
+  <w:style w:type="paragraph" w:customStyle="1" w:styleId="berschrift11">
+    <w:name w:val="Überschrift 11"/>
+    <w:basedOn w:val="Standard"/>
+    <w:uiPriority w:val="9"/>
+    <w:qFormat/>
+    <w:rsid w:val="008A6681"/>
+    <w:pPr>
+      <w:keepNext/>
+      <w:keepLines/>
+      <w:spacing w:before="240"/>
+      <w:outlineLvl w:val="0"/>
+    </w:pPr>
+    <w:rPr>
+      <w:rFonts w:asciiTheme="majorHAnsi" w:eastAsiaTheme="majorEastAsia" w:hAnsiTheme="majorHAnsi" w:cstheme="majorBidi"/>
+      <w:color w:val="365F91" w:themeColor="accent1" w:themeShade="BF"/>
+      <w:sz w:val="32"/>
+      <w:szCs w:val="32"/>
+    </w:rPr>
+  </w:style>
+  <w:style w:type="paragraph" w:customStyle="1" w:styleId="Beschriftung1">
+    <w:name w:val="Beschriftung1"/>
+    <w:basedOn w:val="Standard"/>
+    <w:qFormat/>
+    <w:pPr>
+      <w:suppressLineNumbers/>
+      <w:spacing w:before="120" w:after="120"/>
+    </w:pPr>
+    <w:rPr>
+      <w:rFonts w:cs="FreeSans"/>
+      <w:i/>
+      <w:iCs/>
+      <w:sz w:val="24"/>
+      <w:szCs w:val="24"/>
+    </w:rPr>
+  </w:style>
+  <w:style w:type="paragraph" w:customStyle="1" w:styleId="Kopfzeile1">
+    <w:name w:val="Kopfzeile1"/>
+    <w:basedOn w:val="Standard"/>
+    <w:link w:val="KopfzeileZchn"/>
+    <w:qFormat/>
+    <w:rsid w:val="008A6681"/>
+    <w:pPr>
+      <w:tabs>
+        <w:tab w:val="center" w:pos="4536"/>
+        <w:tab w:val="right" w:pos="9072"/>
+      </w:tabs>
+    </w:pPr>
+  </w:style>
+  <w:style w:type="paragraph" w:customStyle="1" w:styleId="Fuzeile1">
+    <w:name w:val="Fußzeile1"/>
+    <w:basedOn w:val="Standard"/>
+    <w:link w:val="FuzeileZchn"/>
+    <w:qFormat/>
+    <w:rsid w:val="008A6681"/>
+    <w:pPr>
+      <w:tabs>
+        <w:tab w:val="center" w:pos="4536"/>
+        <w:tab w:val="right" w:pos="9072"/>
+      </w:tabs>
+      <w:spacing w:line="240" w:lineRule="atLeast"/>
+    </w:pPr>
+    <w:rPr>
+      <w:spacing w:val="6"/>
+      <w:sz w:val="18"/>
+    </w:rPr>
+  </w:style>
+  <w:style w:type="paragraph" w:customStyle="1" w:styleId="Absender">
+    <w:name w:val="Absender"/>
+    <w:basedOn w:val="Standard"/>
+    <w:qFormat/>
+    <w:rsid w:val="008A6681"/>
+    <w:pPr>
+      <w:spacing w:line="240" w:lineRule="atLeast"/>
+    </w:pPr>
+    <w:rPr>
+      <w:spacing w:val="6"/>
+      <w:sz w:val="18"/>
+    </w:rPr>
+  </w:style>
+  <w:style w:type="paragraph" w:customStyle="1" w:styleId="Text">
+    <w:name w:val="Text"/>
+    <w:basedOn w:val="Standard"/>
+    <w:qFormat/>
+    <w:rsid w:val="008A6681"/>
+    <w:pPr>
+      <w:spacing w:line="280" w:lineRule="atLeast"/>
+    </w:pPr>
+  </w:style>
+  <w:style w:type="paragraph" w:customStyle="1" w:styleId="Direktion">
+    <w:name w:val="Direktion"/>
+    <w:basedOn w:val="Standard"/>
+    <w:qFormat/>
+    <w:rsid w:val="008A6681"/>
+    <w:pPr>
+      <w:spacing w:line="240" w:lineRule="atLeast"/>
+    </w:pPr>
+    <w:rPr>
+      <w:spacing w:val="6"/>
+      <w:sz w:val="18"/>
+    </w:rPr>
+  </w:style>
+  <w:style w:type="paragraph" w:customStyle="1" w:styleId="StadtBern">
+    <w:name w:val="Stadt Bern"/>
+    <w:basedOn w:val="berschrift11"/>
+    <w:qFormat/>
+    <w:rsid w:val="008A6681"/>
+    <w:pPr>
+      <w:keepLines w:val="0"/>
+      <w:spacing w:before="360" w:line="240" w:lineRule="exact"/>
+    </w:pPr>
+    <w:rPr>
+      <w:rFonts w:ascii="Arial" w:eastAsia="Times New Roman" w:hAnsi="Arial" w:cs="Times New Roman"/>
+      <w:b/>
+      <w:color w:val="00000A"/>
+      <w:spacing w:val="6"/>
+      <w:sz w:val="18"/>
+      <w:szCs w:val="20"/>
+    </w:rPr>
+  </w:style>
+  <w:style w:type="paragraph" w:customStyle="1" w:styleId="TableContents">
+    <w:name w:val="Table Contents"/>
+    <w:basedOn w:val="Standard"/>
+    <w:qFormat/>
+  </w:style>
+  <w:style w:type="paragraph" w:customStyle="1" w:styleId="TableHeading">
+    <w:name w:val="Table Heading"/>
+    <w:basedOn w:val="TableContents"/>
+    <w:qFormat/>
+  </w:style>
+  <w:style w:type="paragraph" w:styleId="Kopfzeile">
+    <w:name w:val="header"/>
+    <w:basedOn w:val="Standard"/>
+    <w:link w:val="KopfzeileZchn1"/>
+    <w:unhideWhenUsed/>
+    <w:rsid w:val="002766DF"/>
+    <w:pPr>
+      <w:tabs>
+        <w:tab w:val="center" w:pos="4536"/>
+        <w:tab w:val="right" w:pos="9072"/>
+      </w:tabs>
+    </w:pPr>
+  </w:style>
+  <w:style w:type="paragraph" w:styleId="Fuzeile">
+    <w:name w:val="footer"/>
+    <w:basedOn w:val="Standard"/>
+    <w:link w:val="FuzeileZchn1"/>
+    <w:unhideWhenUsed/>
+    <w:rsid w:val="002766DF"/>
+    <w:pPr>
+      <w:tabs>
+        <w:tab w:val="center" w:pos="4536"/>
+        <w:tab w:val="right" w:pos="9072"/>
+      </w:tabs>
+    </w:pPr>
+  </w:style>
+  <w:style w:type="paragraph" w:customStyle="1" w:styleId="Default">
+    <w:name w:val="Default"/>
+    <w:qFormat/>
+    <w:rsid w:val="00647AC2"/>
+    <w:rPr>
+      <w:rFonts w:ascii="Arial" w:eastAsia="Calibri" w:hAnsi="Arial" w:cs="Arial"/>
+      <w:color w:val="000000"/>
+      <w:sz w:val="24"/>
+      <w:szCs w:val="24"/>
+    </w:rPr>
   </w:style>
 </w:styles>
 </file>
@@ -3791,30 +3597,6 @@
 </file>
 
 <file path=customXml/item1.xml><?xml version="1.0" encoding="utf-8"?>
-<?mso-contentType ?>
-<FormTemplates xmlns="http://schemas.microsoft.com/sharepoint/v3/contenttype/forms">
-  <Display>DocumentLibraryForm</Display>
-  <Edit>DocumentLibraryForm</Edit>
-  <New>DocumentLibraryForm</New>
-</FormTemplates>
-</file>
-
-<file path=customXml/item2.xml><?xml version="1.0" encoding="utf-8"?>
-<p:properties xmlns:p="http://schemas.microsoft.com/office/2006/metadata/properties" xmlns:xsi="http://www.w3.org/2001/XMLSchema-instance" xmlns:pc="http://schemas.microsoft.com/office/infopath/2007/PartnerControls">
-  <documentManagement>
-    <Konzept xmlns="9b8c0751-faa8-4231-a5ac-6bf79da18d38">5.3.10 Vorlagen</Konzept>
-    <Detail xmlns="9b8c0751-faa8-4231-a5ac-6bf79da18d38" xsi:nil="true"/>
-    <Kategorie xmlns="9b8c0751-faa8-4231-a5ac-6bf79da18d38">5.3 Phasenabschluss Konzept</Kategorie>
-    <_dlc_DocId xmlns="54ee83ef-352e-45b0-bb8b-979b683ba7bf">ZSZN6JXWY7WE-3092-165</_dlc_DocId>
-    <_dlc_DocIdUrl xmlns="54ee83ef-352e-45b0-bb8b-979b683ba7bf">
-      <Url>https://www.collaboration.apps.be.ch/e-bau/_layouts/DocIdRedir.aspx?ID=ZSZN6JXWY7WE-3092-165</Url>
-      <Description>ZSZN6JXWY7WE-3092-165</Description>
-    </_dlc_DocIdUrl>
-  </documentManagement>
-</p:properties>
-</file>
-
-<file path=customXml/item3.xml><?xml version="1.0" encoding="utf-8"?>
 <ct:contentTypeSchema xmlns:ct="http://schemas.microsoft.com/office/2006/metadata/contentType" xmlns:ma="http://schemas.microsoft.com/office/2006/metadata/properties/metaAttributes" ct:_="" ma:_="" ma:contentTypeName="Dokument" ma:contentTypeID="0x010100A948C06F6CB34F429A856A75A3E2C8AE" ma:contentTypeVersion="3" ma:contentTypeDescription="Ein neues Dokument erstellen." ma:contentTypeScope="" ma:versionID="c3b0b776d272afbb166d486d14104671">
   <xsd:schema xmlns:xsd="http://www.w3.org/2001/XMLSchema" xmlns:xs="http://www.w3.org/2001/XMLSchema" xmlns:p="http://schemas.microsoft.com/office/2006/metadata/properties" xmlns:ns2="54ee83ef-352e-45b0-bb8b-979b683ba7bf" xmlns:ns3="9b8c0751-faa8-4231-a5ac-6bf79da18d38" targetNamespace="http://schemas.microsoft.com/office/2006/metadata/properties" ma:root="true" ma:fieldsID="297e027606a281c5ff07d824ff51305b" ns2:_="" ns3:_="">
     <xsd:import namespace="54ee83ef-352e-45b0-bb8b-979b683ba7bf"/>
@@ -4001,6 +3783,30 @@
 </ct:contentTypeSchema>
 </file>
 
+<file path=customXml/item2.xml><?xml version="1.0" encoding="utf-8"?>
+<p:properties xmlns:p="http://schemas.microsoft.com/office/2006/metadata/properties" xmlns:xsi="http://www.w3.org/2001/XMLSchema-instance" xmlns:pc="http://schemas.microsoft.com/office/infopath/2007/PartnerControls">
+  <documentManagement>
+    <Konzept xmlns="9b8c0751-faa8-4231-a5ac-6bf79da18d38">5.3.10 Vorlagen</Konzept>
+    <Detail xmlns="9b8c0751-faa8-4231-a5ac-6bf79da18d38" xsi:nil="true"/>
+    <Kategorie xmlns="9b8c0751-faa8-4231-a5ac-6bf79da18d38">5.3 Phasenabschluss Konzept</Kategorie>
+    <_dlc_DocId xmlns="54ee83ef-352e-45b0-bb8b-979b683ba7bf">ZSZN6JXWY7WE-3092-165</_dlc_DocId>
+    <_dlc_DocIdUrl xmlns="54ee83ef-352e-45b0-bb8b-979b683ba7bf">
+      <Url>https://www.collaboration.apps.be.ch/e-bau/_layouts/DocIdRedir.aspx?ID=ZSZN6JXWY7WE-3092-165</Url>
+      <Description>ZSZN6JXWY7WE-3092-165</Description>
+    </_dlc_DocIdUrl>
+  </documentManagement>
+</p:properties>
+</file>
+
+<file path=customXml/item3.xml><?xml version="1.0" encoding="utf-8"?>
+<?mso-contentType ?>
+<FormTemplates xmlns="http://schemas.microsoft.com/sharepoint/v3/contenttype/forms">
+  <Display>DocumentLibraryForm</Display>
+  <Edit>DocumentLibraryForm</Edit>
+  <New>DocumentLibraryForm</New>
+</FormTemplates>
+</file>
+
 <file path=customXml/item4.xml><?xml version="1.0" encoding="utf-8"?>
 <?mso-contentType ?>
 <spe:Receivers xmlns:spe="http://schemas.microsoft.com/sharepoint/events">
@@ -4048,31 +3854,6 @@
 </file>
 
 <file path=customXml/itemProps1.xml><?xml version="1.0" encoding="utf-8"?>
-<ds:datastoreItem xmlns:ds="http://schemas.openxmlformats.org/officeDocument/2006/customXml" ds:itemID="{D91D5E76-D8A6-42B7-ACEC-06722902C7F0}">
-  <ds:schemaRefs>
-    <ds:schemaRef ds:uri="http://schemas.microsoft.com/sharepoint/v3/contenttype/forms"/>
-  </ds:schemaRefs>
-</ds:datastoreItem>
-</file>
-
-<file path=customXml/itemProps2.xml><?xml version="1.0" encoding="utf-8"?>
-<ds:datastoreItem xmlns:ds="http://schemas.openxmlformats.org/officeDocument/2006/customXml" ds:itemID="{C536CBA0-5527-4ADE-BA50-D20B24EF8D53}">
-  <ds:schemaRefs>
-    <ds:schemaRef ds:uri="http://purl.org/dc/elements/1.1/"/>
-    <ds:schemaRef ds:uri="54ee83ef-352e-45b0-bb8b-979b683ba7bf"/>
-    <ds:schemaRef ds:uri="http://schemas.microsoft.com/office/2006/metadata/properties"/>
-    <ds:schemaRef ds:uri="http://schemas.microsoft.com/office/2006/documentManagement/types"/>
-    <ds:schemaRef ds:uri="http://schemas.microsoft.com/office/infopath/2007/PartnerControls"/>
-    <ds:schemaRef ds:uri="http://purl.org/dc/dcmitype/"/>
-    <ds:schemaRef ds:uri="http://schemas.openxmlformats.org/package/2006/metadata/core-properties"/>
-    <ds:schemaRef ds:uri="9b8c0751-faa8-4231-a5ac-6bf79da18d38"/>
-    <ds:schemaRef ds:uri="http://www.w3.org/XML/1998/namespace"/>
-    <ds:schemaRef ds:uri="http://purl.org/dc/terms/"/>
-  </ds:schemaRefs>
-</ds:datastoreItem>
-</file>
-
-<file path=customXml/itemProps3.xml><?xml version="1.0" encoding="utf-8"?>
 <ds:datastoreItem xmlns:ds="http://schemas.openxmlformats.org/officeDocument/2006/customXml" ds:itemID="{2A595E5D-5AFE-4C81-89E9-1522B7CB0B56}">
   <ds:schemaRefs>
     <ds:schemaRef ds:uri="http://schemas.microsoft.com/office/2006/metadata/contentType"/>
@@ -4091,6 +3872,25 @@
 </ds:datastoreItem>
 </file>
 
+<file path=customXml/itemProps2.xml><?xml version="1.0" encoding="utf-8"?>
+<ds:datastoreItem xmlns:ds="http://schemas.openxmlformats.org/officeDocument/2006/customXml" ds:itemID="{C536CBA0-5527-4ADE-BA50-D20B24EF8D53}">
+  <ds:schemaRefs>
+    <ds:schemaRef ds:uri="http://schemas.microsoft.com/office/2006/metadata/properties"/>
+    <ds:schemaRef ds:uri="http://schemas.microsoft.com/office/infopath/2007/PartnerControls"/>
+    <ds:schemaRef ds:uri="9b8c0751-faa8-4231-a5ac-6bf79da18d38"/>
+    <ds:schemaRef ds:uri="54ee83ef-352e-45b0-bb8b-979b683ba7bf"/>
+  </ds:schemaRefs>
+</ds:datastoreItem>
+</file>
+
+<file path=customXml/itemProps3.xml><?xml version="1.0" encoding="utf-8"?>
+<ds:datastoreItem xmlns:ds="http://schemas.openxmlformats.org/officeDocument/2006/customXml" ds:itemID="{D91D5E76-D8A6-42B7-ACEC-06722902C7F0}">
+  <ds:schemaRefs>
+    <ds:schemaRef ds:uri="http://schemas.microsoft.com/sharepoint/v3/contenttype/forms"/>
+  </ds:schemaRefs>
+</ds:datastoreItem>
+</file>
+
 <file path=customXml/itemProps4.xml><?xml version="1.0" encoding="utf-8"?>
 <ds:datastoreItem xmlns:ds="http://schemas.openxmlformats.org/officeDocument/2006/customXml" ds:itemID="{ACB1CF03-321E-4951-84A9-64CE477BB5B7}">
   <ds:schemaRefs>
